--- a/docs/Design_Document.docx
+++ b/docs/Design_Document.docx
@@ -4,6 +4,1497 @@
   <w:body>
     <w:p>
       <w:pPr>
+        <w:spacing w:after="160" w:line="259" w:lineRule="auto"/>
+        <w:jc w:val="center"/>
+        <w:rPr>
+          <w:rFonts w:ascii="Times New Roman" w:eastAsia="Aptos" w:hAnsi="Times New Roman" w:cs="Times New Roman"/>
+          <w:b/>
+          <w:bCs/>
+          <w:kern w:val="2"/>
+          <w:sz w:val="32"/>
+          <w:szCs w:val="32"/>
+          <w:lang w:eastAsia="en-US"/>
+          <w14:ligatures w14:val="standardContextual"/>
+        </w:rPr>
+      </w:pPr>
+      <w:r>
+        <w:rPr>
+          <w:rFonts w:ascii="Times New Roman" w:eastAsia="Aptos" w:hAnsi="Times New Roman" w:cs="Times New Roman"/>
+          <w:b/>
+          <w:bCs/>
+          <w:kern w:val="2"/>
+          <w:sz w:val="32"/>
+          <w:szCs w:val="32"/>
+          <w:lang w:eastAsia="en-US"/>
+          <w14:ligatures w14:val="standardContextual"/>
+        </w:rPr>
+        <w:t>BỘ KHOA HỌC VÀ CÔNG NGHỆ</w:t>
+      </w:r>
+    </w:p>
+    <w:p>
+      <w:pPr>
+        <w:spacing w:after="160" w:line="259" w:lineRule="auto"/>
+        <w:jc w:val="center"/>
+        <w:rPr>
+          <w:rFonts w:ascii="Times New Roman" w:eastAsia="Aptos" w:hAnsi="Times New Roman" w:cs="Times New Roman"/>
+          <w:b/>
+          <w:bCs/>
+          <w:kern w:val="2"/>
+          <w:sz w:val="32"/>
+          <w:szCs w:val="32"/>
+          <w:lang w:eastAsia="en-US"/>
+          <w14:ligatures w14:val="standardContextual"/>
+        </w:rPr>
+      </w:pPr>
+      <w:r>
+        <w:rPr>
+          <w:rFonts w:ascii="Times New Roman" w:eastAsia="Aptos" w:hAnsi="Times New Roman" w:cs="Times New Roman"/>
+          <w:b/>
+          <w:bCs/>
+          <w:kern w:val="2"/>
+          <w:sz w:val="32"/>
+          <w:szCs w:val="32"/>
+          <w:lang w:eastAsia="en-US"/>
+          <w14:ligatures w14:val="standardContextual"/>
+        </w:rPr>
+        <w:t>HỌC VIỆN CÔNG NGHỆ BƯU CHÍNH VIỄN THÔNG</w:t>
+      </w:r>
+    </w:p>
+    <w:p>
+      <w:pPr>
+        <w:spacing w:after="160" w:line="259" w:lineRule="auto"/>
+        <w:jc w:val="center"/>
+        <w:rPr>
+          <w:rFonts w:ascii="Times New Roman" w:eastAsia="Aptos" w:hAnsi="Times New Roman" w:cs="Times New Roman"/>
+          <w:b/>
+          <w:bCs/>
+          <w:kern w:val="2"/>
+          <w:sz w:val="26"/>
+          <w:szCs w:val="26"/>
+          <w:lang w:eastAsia="en-US"/>
+          <w14:ligatures w14:val="standardContextual"/>
+        </w:rPr>
+      </w:pPr>
+      <w:r>
+        <w:rPr>
+          <w:rFonts w:ascii="Times New Roman" w:eastAsia="Aptos" w:hAnsi="Times New Roman" w:cs="Times New Roman"/>
+          <w:b/>
+          <w:bCs/>
+          <w:kern w:val="2"/>
+          <w:sz w:val="26"/>
+          <w:szCs w:val="26"/>
+          <w:lang w:eastAsia="en-US"/>
+          <w14:ligatures w14:val="standardContextual"/>
+        </w:rPr>
+        <w:t>-----------------------------</w:t>
+      </w:r>
+    </w:p>
+    <w:p>
+      <w:pPr>
+        <w:spacing w:after="160" w:line="259" w:lineRule="auto"/>
+        <w:jc w:val="center"/>
+        <w:rPr>
+          <w:rFonts w:ascii="Times New Roman" w:eastAsia="Aptos" w:hAnsi="Times New Roman" w:cs="Times New Roman"/>
+          <w:b/>
+          <w:bCs/>
+          <w:kern w:val="2"/>
+          <w:sz w:val="26"/>
+          <w:szCs w:val="26"/>
+          <w:lang w:eastAsia="en-US"/>
+          <w14:ligatures w14:val="standardContextual"/>
+        </w:rPr>
+      </w:pPr>
+      <w:r>
+        <w:rPr>
+          <w:rFonts w:ascii="Times New Roman" w:eastAsia="Aptos" w:hAnsi="Times New Roman" w:cs="Times New Roman"/>
+          <w:b/>
+          <w:bCs/>
+          <w:kern w:val="2"/>
+          <w:sz w:val="26"/>
+          <w:szCs w:val="26"/>
+          <w:lang w:eastAsia="en-US"/>
+          <w14:ligatures w14:val="standardContextual"/>
+        </w:rPr>
+        <w:drawing>
+          <wp:inline distT="0" distB="0" distL="0" distR="0" wp14:anchorId="34834DE0" wp14:editId="2C4F65F0">
+            <wp:extent cx="1188720" cy="1188720"/>
+            <wp:effectExtent l="0" t="0" r="0" b="0"/>
+            <wp:docPr id="1542116149" name="Picture 2"/>
+            <wp:cNvGraphicFramePr>
+              <a:graphicFrameLocks xmlns:a="http://schemas.openxmlformats.org/drawingml/2006/main" noChangeAspect="1"/>
+            </wp:cNvGraphicFramePr>
+            <a:graphic xmlns:a="http://schemas.openxmlformats.org/drawingml/2006/main">
+              <a:graphicData uri="http://schemas.openxmlformats.org/drawingml/2006/picture">
+                <pic:pic xmlns:pic="http://schemas.openxmlformats.org/drawingml/2006/picture">
+                  <pic:nvPicPr>
+                    <pic:cNvPr id="0" name="Picture 6"/>
+                    <pic:cNvPicPr>
+                      <a:picLocks noChangeAspect="1" noChangeArrowheads="1"/>
+                    </pic:cNvPicPr>
+                  </pic:nvPicPr>
+                  <pic:blipFill>
+                    <a:blip r:embed="rId5">
+                      <a:extLst>
+                        <a:ext uri="{28A0092B-C50C-407E-A947-70E740481C1C}">
+                          <a14:useLocalDpi xmlns:a14="http://schemas.microsoft.com/office/drawing/2010/main" val="0"/>
+                        </a:ext>
+                      </a:extLst>
+                    </a:blip>
+                    <a:srcRect/>
+                    <a:stretch>
+                      <a:fillRect/>
+                    </a:stretch>
+                  </pic:blipFill>
+                  <pic:spPr bwMode="auto">
+                    <a:xfrm>
+                      <a:off x="0" y="0"/>
+                      <a:ext cx="1188720" cy="1188720"/>
+                    </a:xfrm>
+                    <a:prstGeom prst="rect">
+                      <a:avLst/>
+                    </a:prstGeom>
+                    <a:noFill/>
+                    <a:ln>
+                      <a:noFill/>
+                    </a:ln>
+                  </pic:spPr>
+                </pic:pic>
+              </a:graphicData>
+            </a:graphic>
+          </wp:inline>
+        </w:drawing>
+      </w:r>
+    </w:p>
+    <w:p>
+      <w:pPr>
+        <w:spacing w:after="160" w:line="259" w:lineRule="auto"/>
+        <w:jc w:val="center"/>
+        <w:rPr>
+          <w:rFonts w:ascii="Times New Roman" w:eastAsia="Aptos" w:hAnsi="Times New Roman" w:cs="Times New Roman"/>
+          <w:b/>
+          <w:bCs/>
+          <w:kern w:val="2"/>
+          <w:sz w:val="26"/>
+          <w:szCs w:val="26"/>
+          <w:lang w:eastAsia="en-US"/>
+          <w14:ligatures w14:val="standardContextual"/>
+        </w:rPr>
+      </w:pPr>
+    </w:p>
+    <w:p>
+      <w:pPr>
+        <w:spacing w:after="160" w:line="259" w:lineRule="auto"/>
+        <w:jc w:val="center"/>
+        <w:rPr>
+          <w:rFonts w:ascii="Times New Roman" w:eastAsia="Aptos" w:hAnsi="Times New Roman" w:cs="Times New Roman"/>
+          <w:b/>
+          <w:bCs/>
+          <w:kern w:val="2"/>
+          <w:sz w:val="72"/>
+          <w:szCs w:val="72"/>
+          <w:lang w:eastAsia="en-US"/>
+          <w14:ligatures w14:val="standardContextual"/>
+        </w:rPr>
+      </w:pPr>
+      <w:r>
+        <w:rPr>
+          <w:rFonts w:ascii="Times New Roman" w:eastAsia="Aptos" w:hAnsi="Times New Roman" w:cs="Times New Roman"/>
+          <w:b/>
+          <w:bCs/>
+          <w:kern w:val="2"/>
+          <w:sz w:val="72"/>
+          <w:szCs w:val="72"/>
+          <w:lang w:eastAsia="en-US"/>
+          <w14:ligatures w14:val="standardContextual"/>
+        </w:rPr>
+        <w:t xml:space="preserve">BÁO CÁO </w:t>
+      </w:r>
+      <w:r>
+        <w:rPr>
+          <w:rFonts w:ascii="Times New Roman" w:eastAsia="Aptos" w:hAnsi="Times New Roman" w:cs="Times New Roman"/>
+          <w:b/>
+          <w:bCs/>
+          <w:kern w:val="2"/>
+          <w:sz w:val="72"/>
+          <w:szCs w:val="72"/>
+          <w:lang w:eastAsia="en-US"/>
+          <w14:ligatures w14:val="standardContextual"/>
+        </w:rPr>
+        <w:br/>
+        <w:t>ĐỒ ÁN MÔN HỌC</w:t>
+      </w:r>
+    </w:p>
+    <w:p>
+      <w:pPr>
+        <w:spacing w:after="160" w:line="259" w:lineRule="auto"/>
+        <w:jc w:val="center"/>
+        <w:rPr>
+          <w:rFonts w:ascii="Times New Roman" w:eastAsia="Aptos" w:hAnsi="Times New Roman" w:cs="Times New Roman"/>
+          <w:b/>
+          <w:bCs/>
+          <w:kern w:val="2"/>
+          <w:sz w:val="26"/>
+          <w:szCs w:val="26"/>
+          <w:lang w:eastAsia="en-US"/>
+          <w14:ligatures w14:val="standardContextual"/>
+        </w:rPr>
+      </w:pPr>
+      <w:r>
+        <w:rPr>
+          <w:rFonts w:ascii="Times New Roman" w:eastAsia="Aptos" w:hAnsi="Times New Roman" w:cs="Times New Roman"/>
+          <w:b/>
+          <w:bCs/>
+          <w:kern w:val="2"/>
+          <w:sz w:val="26"/>
+          <w:szCs w:val="26"/>
+          <w:lang w:eastAsia="en-US"/>
+          <w14:ligatures w14:val="standardContextual"/>
+        </w:rPr>
+        <w:br/>
+      </w:r>
+    </w:p>
+    <w:p>
+      <w:pPr>
+        <w:spacing w:after="160" w:line="259" w:lineRule="auto"/>
+        <w:jc w:val="center"/>
+        <w:rPr>
+          <w:rFonts w:ascii="Times New Roman" w:eastAsia="Aptos" w:hAnsi="Times New Roman" w:cs="Times New Roman"/>
+          <w:b/>
+          <w:bCs/>
+          <w:kern w:val="2"/>
+          <w:sz w:val="32"/>
+          <w:szCs w:val="32"/>
+          <w:lang w:eastAsia="en-US"/>
+          <w14:ligatures w14:val="standardContextual"/>
+        </w:rPr>
+      </w:pPr>
+      <w:r>
+        <w:rPr>
+          <w:rFonts w:ascii="Times New Roman" w:eastAsia="Aptos" w:hAnsi="Times New Roman" w:cs="Times New Roman"/>
+          <w:b/>
+          <w:bCs/>
+          <w:kern w:val="2"/>
+          <w:sz w:val="32"/>
+          <w:szCs w:val="32"/>
+          <w:lang w:eastAsia="en-US"/>
+          <w14:ligatures w14:val="standardContextual"/>
+        </w:rPr>
+        <w:t>ĐỀ TÀI:</w:t>
+      </w:r>
+    </w:p>
+    <w:p>
+      <w:pPr>
+        <w:spacing w:after="160" w:line="259" w:lineRule="auto"/>
+        <w:jc w:val="center"/>
+        <w:rPr>
+          <w:rFonts w:ascii="Times New Roman" w:eastAsia="Aptos" w:hAnsi="Times New Roman" w:cs="Times New Roman"/>
+          <w:b/>
+          <w:bCs/>
+          <w:kern w:val="2"/>
+          <w:sz w:val="32"/>
+          <w:szCs w:val="32"/>
+          <w:lang w:eastAsia="en-US"/>
+          <w14:ligatures w14:val="standardContextual"/>
+        </w:rPr>
+      </w:pPr>
+      <w:r>
+        <w:rPr>
+          <w:rFonts w:ascii="Times New Roman" w:eastAsia="Aptos" w:hAnsi="Times New Roman" w:cs="Times New Roman"/>
+          <w:b/>
+          <w:bCs/>
+          <w:kern w:val="2"/>
+          <w:sz w:val="32"/>
+          <w:szCs w:val="32"/>
+          <w:lang w:eastAsia="en-US"/>
+          <w14:ligatures w14:val="standardContextual"/>
+        </w:rPr>
+        <w:t xml:space="preserve">PROJECT #103. SHAMIR’S SECRET SHARING FOR DB CREDENTIALS  </w:t>
+      </w:r>
+    </w:p>
+    <w:p>
+      <w:pPr>
+        <w:spacing w:after="160" w:line="259" w:lineRule="auto"/>
+        <w:jc w:val="center"/>
+        <w:rPr>
+          <w:rFonts w:ascii="Times New Roman" w:eastAsia="Aptos" w:hAnsi="Times New Roman" w:cs="Times New Roman"/>
+          <w:b/>
+          <w:bCs/>
+          <w:kern w:val="2"/>
+          <w:sz w:val="32"/>
+          <w:szCs w:val="32"/>
+          <w:lang w:eastAsia="en-US"/>
+          <w14:ligatures w14:val="standardContextual"/>
+        </w:rPr>
+      </w:pPr>
+      <w:r>
+        <w:rPr>
+          <w:rFonts w:ascii="Times New Roman" w:eastAsia="Aptos" w:hAnsi="Times New Roman" w:cs="Times New Roman"/>
+          <w:b/>
+          <w:bCs/>
+          <w:kern w:val="2"/>
+          <w:sz w:val="32"/>
+          <w:szCs w:val="32"/>
+          <w:lang w:eastAsia="en-US"/>
+          <w14:ligatures w14:val="standardContextual"/>
+        </w:rPr>
+        <w:t>DESIGN DOCUMENT</w:t>
+      </w:r>
+    </w:p>
+    <w:p>
+      <w:pPr>
+        <w:spacing w:after="160" w:line="259" w:lineRule="auto"/>
+        <w:jc w:val="center"/>
+        <w:rPr>
+          <w:rFonts w:ascii="Times New Roman" w:eastAsia="Aptos" w:hAnsi="Times New Roman" w:cs="Times New Roman"/>
+          <w:b/>
+          <w:bCs/>
+          <w:kern w:val="2"/>
+          <w:sz w:val="32"/>
+          <w:szCs w:val="32"/>
+          <w:lang w:eastAsia="en-US"/>
+          <w14:ligatures w14:val="standardContextual"/>
+        </w:rPr>
+      </w:pPr>
+    </w:p>
+    <w:p>
+      <w:pPr>
+        <w:spacing w:after="160" w:line="259" w:lineRule="auto"/>
+        <w:jc w:val="center"/>
+        <w:rPr>
+          <w:rFonts w:ascii="Times New Roman" w:eastAsia="Aptos" w:hAnsi="Times New Roman" w:cs="Times New Roman"/>
+          <w:b/>
+          <w:bCs/>
+          <w:kern w:val="2"/>
+          <w:sz w:val="26"/>
+          <w:szCs w:val="26"/>
+          <w:lang w:eastAsia="en-US"/>
+          <w14:ligatures w14:val="standardContextual"/>
+        </w:rPr>
+      </w:pPr>
+    </w:p>
+    <w:p>
+      <w:pPr>
+        <w:spacing w:after="160" w:line="259" w:lineRule="auto"/>
+        <w:jc w:val="center"/>
+        <w:rPr>
+          <w:rFonts w:ascii="Times New Roman" w:eastAsia="Aptos" w:hAnsi="Times New Roman" w:cs="Times New Roman"/>
+          <w:b/>
+          <w:bCs/>
+          <w:kern w:val="2"/>
+          <w:sz w:val="26"/>
+          <w:szCs w:val="26"/>
+          <w:lang w:eastAsia="en-US"/>
+          <w14:ligatures w14:val="standardContextual"/>
+        </w:rPr>
+      </w:pPr>
+    </w:p>
+    <w:p>
+      <w:pPr>
+        <w:spacing w:after="160" w:line="259" w:lineRule="auto"/>
+        <w:jc w:val="center"/>
+        <w:rPr>
+          <w:rFonts w:ascii="Times New Roman" w:eastAsia="Aptos" w:hAnsi="Times New Roman" w:cs="Times New Roman"/>
+          <w:b/>
+          <w:bCs/>
+          <w:kern w:val="2"/>
+          <w:sz w:val="26"/>
+          <w:szCs w:val="26"/>
+          <w:lang w:eastAsia="en-US"/>
+          <w14:ligatures w14:val="standardContextual"/>
+        </w:rPr>
+      </w:pPr>
+    </w:p>
+    <w:p>
+      <w:pPr>
+        <w:spacing w:after="160" w:line="259" w:lineRule="auto"/>
+        <w:jc w:val="center"/>
+        <w:rPr>
+          <w:rFonts w:ascii="Times New Roman" w:eastAsia="Aptos" w:hAnsi="Times New Roman" w:cs="Times New Roman"/>
+          <w:b/>
+          <w:bCs/>
+          <w:kern w:val="2"/>
+          <w:sz w:val="26"/>
+          <w:szCs w:val="26"/>
+          <w:lang w:eastAsia="en-US"/>
+          <w14:ligatures w14:val="standardContextual"/>
+        </w:rPr>
+      </w:pPr>
+    </w:p>
+    <w:p>
+      <w:pPr>
+        <w:spacing w:after="160" w:line="259" w:lineRule="auto"/>
+        <w:rPr>
+          <w:rFonts w:ascii="Times New Roman" w:eastAsia="Aptos" w:hAnsi="Times New Roman" w:cs="Times New Roman"/>
+          <w:b/>
+          <w:bCs/>
+          <w:kern w:val="2"/>
+          <w:sz w:val="26"/>
+          <w:szCs w:val="26"/>
+          <w:lang w:eastAsia="en-US"/>
+          <w14:ligatures w14:val="standardContextual"/>
+        </w:rPr>
+      </w:pPr>
+      <w:r>
+        <w:rPr>
+          <w:rFonts w:ascii="Times New Roman" w:eastAsia="Aptos" w:hAnsi="Times New Roman" w:cs="Times New Roman"/>
+          <w:b/>
+          <w:bCs/>
+          <w:kern w:val="2"/>
+          <w:sz w:val="26"/>
+          <w:szCs w:val="26"/>
+          <w:lang w:eastAsia="en-US"/>
+          <w14:ligatures w14:val="standardContextual"/>
+        </w:rPr>
+        <w:t>Môn học: Cơ Sở Dữ Liệu Phân Tán</w:t>
+      </w:r>
+    </w:p>
+    <w:p>
+      <w:pPr>
+        <w:spacing w:after="160" w:line="259" w:lineRule="auto"/>
+        <w:rPr>
+          <w:rFonts w:ascii="Times New Roman" w:eastAsia="Aptos" w:hAnsi="Times New Roman" w:cs="Times New Roman"/>
+          <w:b/>
+          <w:bCs/>
+          <w:kern w:val="2"/>
+          <w:sz w:val="26"/>
+          <w:szCs w:val="26"/>
+          <w:lang w:eastAsia="en-US"/>
+          <w14:ligatures w14:val="standardContextual"/>
+        </w:rPr>
+      </w:pPr>
+      <w:r>
+        <w:rPr>
+          <w:rFonts w:ascii="Times New Roman" w:eastAsia="Aptos" w:hAnsi="Times New Roman" w:cs="Times New Roman"/>
+          <w:b/>
+          <w:bCs/>
+          <w:kern w:val="2"/>
+          <w:sz w:val="26"/>
+          <w:szCs w:val="26"/>
+          <w:lang w:eastAsia="en-US"/>
+          <w14:ligatures w14:val="standardContextual"/>
+        </w:rPr>
+        <w:t>Giảng viên: Lê Hà Thanh</w:t>
+      </w:r>
+    </w:p>
+    <w:p>
+      <w:pPr>
+        <w:spacing w:after="160" w:line="259" w:lineRule="auto"/>
+        <w:rPr>
+          <w:rFonts w:ascii="Times New Roman" w:eastAsia="Aptos" w:hAnsi="Times New Roman" w:cs="Times New Roman"/>
+          <w:b/>
+          <w:bCs/>
+          <w:kern w:val="2"/>
+          <w:sz w:val="26"/>
+          <w:szCs w:val="26"/>
+          <w:lang w:eastAsia="en-US"/>
+          <w14:ligatures w14:val="standardContextual"/>
+        </w:rPr>
+      </w:pPr>
+      <w:r>
+        <w:rPr>
+          <w:rFonts w:ascii="Times New Roman" w:eastAsia="Aptos" w:hAnsi="Times New Roman" w:cs="Times New Roman"/>
+          <w:b/>
+          <w:bCs/>
+          <w:kern w:val="2"/>
+          <w:sz w:val="26"/>
+          <w:szCs w:val="26"/>
+          <w:lang w:eastAsia="en-US"/>
+          <w14:ligatures w14:val="standardContextual"/>
+        </w:rPr>
+        <w:t>Thực hiện bởi sinh viên: Bùi Kiếm Khoa N23DCCN029 D23CQCN01-N</w:t>
+      </w:r>
+    </w:p>
+    <w:p>
+      <w:pPr>
+        <w:spacing w:after="160" w:line="259" w:lineRule="auto"/>
+        <w:rPr>
+          <w:rFonts w:ascii="Times New Roman" w:eastAsia="Aptos" w:hAnsi="Times New Roman" w:cs="Times New Roman"/>
+          <w:b/>
+          <w:bCs/>
+          <w:kern w:val="2"/>
+          <w:sz w:val="26"/>
+          <w:szCs w:val="26"/>
+          <w:lang w:eastAsia="en-US"/>
+          <w14:ligatures w14:val="standardContextual"/>
+        </w:rPr>
+      </w:pPr>
+    </w:p>
+    <w:p>
+      <w:pPr>
+        <w:spacing w:after="160" w:line="259" w:lineRule="auto"/>
+        <w:jc w:val="center"/>
+        <w:rPr>
+          <w:rFonts w:ascii="Times New Roman" w:eastAsia="Aptos" w:hAnsi="Times New Roman" w:cs="Times New Roman"/>
+          <w:b/>
+          <w:bCs/>
+          <w:kern w:val="2"/>
+          <w:sz w:val="26"/>
+          <w:szCs w:val="26"/>
+          <w:lang w:eastAsia="en-US"/>
+          <w14:ligatures w14:val="standardContextual"/>
+        </w:rPr>
+      </w:pPr>
+      <w:r>
+        <w:rPr>
+          <w:rFonts w:ascii="Times New Roman" w:eastAsia="Aptos" w:hAnsi="Times New Roman" w:cs="Times New Roman"/>
+          <w:b/>
+          <w:bCs/>
+          <w:kern w:val="2"/>
+          <w:sz w:val="26"/>
+          <w:szCs w:val="26"/>
+          <w:lang w:eastAsia="en-US"/>
+          <w14:ligatures w14:val="standardContextual"/>
+        </w:rPr>
+        <w:t>TP.HCM, tháng 05 /2026</w:t>
+      </w:r>
+    </w:p>
+    <w:sdt>
+      <w:sdtPr>
+        <w:rPr>
+          <w:rFonts w:ascii="Times New Roman" w:hAnsi="Times New Roman" w:cs="Times New Roman"/>
+          <w:b/>
+          <w:bCs/>
+          <w:color w:val="000000" w:themeColor="text1"/>
+        </w:rPr>
+        <w:id w:val="1459230603"/>
+        <w:docPartObj>
+          <w:docPartGallery w:val="Table of Contents"/>
+          <w:docPartUnique/>
+        </w:docPartObj>
+      </w:sdtPr>
+      <w:sdtEndPr>
+        <w:rPr>
+          <w:rFonts w:ascii="Arial" w:eastAsia="Arial" w:hAnsi="Arial" w:cs="Arial"/>
+          <w:b w:val="0"/>
+          <w:bCs w:val="0"/>
+          <w:noProof/>
+          <w:color w:val="auto"/>
+          <w:lang w:val="id-ID" w:eastAsia="id-ID"/>
+        </w:rPr>
+      </w:sdtEndPr>
+      <w:sdtContent>
+        <w:p>
+          <w:pPr>
+            <w:pStyle w:val="TOCHeading"/>
+            <w:jc w:val="center"/>
+            <w:rPr>
+              <w:rFonts w:ascii="Times New Roman" w:hAnsi="Times New Roman" w:cs="Times New Roman"/>
+              <w:b/>
+              <w:bCs/>
+              <w:color w:val="000000" w:themeColor="text1"/>
+            </w:rPr>
+          </w:pPr>
+          <w:proofErr w:type="spellStart"/>
+          <w:r>
+            <w:rPr>
+              <w:rFonts w:ascii="Times New Roman" w:hAnsi="Times New Roman" w:cs="Times New Roman"/>
+              <w:b/>
+              <w:bCs/>
+              <w:color w:val="000000" w:themeColor="text1"/>
+            </w:rPr>
+            <w:t>Mục</w:t>
+          </w:r>
+          <w:proofErr w:type="spellEnd"/>
+          <w:r>
+            <w:rPr>
+              <w:rFonts w:ascii="Times New Roman" w:hAnsi="Times New Roman" w:cs="Times New Roman"/>
+              <w:b/>
+              <w:bCs/>
+              <w:color w:val="000000" w:themeColor="text1"/>
+            </w:rPr>
+            <w:t xml:space="preserve"> </w:t>
+          </w:r>
+          <w:proofErr w:type="spellStart"/>
+          <w:r>
+            <w:rPr>
+              <w:rFonts w:ascii="Times New Roman" w:hAnsi="Times New Roman" w:cs="Times New Roman"/>
+              <w:b/>
+              <w:bCs/>
+              <w:color w:val="000000" w:themeColor="text1"/>
+            </w:rPr>
+            <w:t>Lục</w:t>
+          </w:r>
+          <w:proofErr w:type="spellEnd"/>
+        </w:p>
+        <w:p>
+          <w:pPr>
+            <w:pStyle w:val="TOC1"/>
+            <w:tabs>
+              <w:tab w:val="right" w:leader="dot" w:pos="9016"/>
+            </w:tabs>
+            <w:rPr>
+              <w:rFonts w:asciiTheme="minorHAnsi" w:eastAsiaTheme="minorEastAsia" w:hAnsiTheme="minorHAnsi" w:cstheme="minorBidi"/>
+              <w:noProof/>
+              <w:kern w:val="2"/>
+              <w:sz w:val="32"/>
+              <w:szCs w:val="32"/>
+              <w14:ligatures w14:val="standardContextual"/>
+            </w:rPr>
+          </w:pPr>
+          <w:r>
+            <w:rPr>
+              <w:rFonts w:ascii="Times New Roman" w:hAnsi="Times New Roman" w:cs="Times New Roman"/>
+              <w:sz w:val="32"/>
+              <w:szCs w:val="32"/>
+            </w:rPr>
+            <w:fldChar w:fldCharType="begin"/>
+          </w:r>
+          <w:r>
+            <w:rPr>
+              <w:rFonts w:ascii="Times New Roman" w:hAnsi="Times New Roman" w:cs="Times New Roman"/>
+              <w:sz w:val="32"/>
+              <w:szCs w:val="32"/>
+            </w:rPr>
+            <w:instrText xml:space="preserve"> TOC \o "1-3" \h \z \u </w:instrText>
+          </w:r>
+          <w:r>
+            <w:rPr>
+              <w:rFonts w:ascii="Times New Roman" w:hAnsi="Times New Roman" w:cs="Times New Roman"/>
+              <w:sz w:val="32"/>
+              <w:szCs w:val="32"/>
+            </w:rPr>
+            <w:fldChar w:fldCharType="separate"/>
+          </w:r>
+          <w:hyperlink w:anchor="_Toc231306731" w:history="1">
+            <w:r>
+              <w:rPr>
+                <w:rStyle w:val="Hyperlink"/>
+                <w:rFonts w:ascii="Times New Roman" w:hAnsi="Times New Roman" w:cs="Times New Roman"/>
+                <w:noProof/>
+                <w:sz w:val="32"/>
+                <w:szCs w:val="32"/>
+              </w:rPr>
+              <w:t>1. Architecture Overview</w:t>
+            </w:r>
+            <w:r>
+              <w:rPr>
+                <w:noProof/>
+                <w:webHidden/>
+                <w:sz w:val="32"/>
+                <w:szCs w:val="32"/>
+              </w:rPr>
+              <w:tab/>
+            </w:r>
+            <w:r>
+              <w:rPr>
+                <w:noProof/>
+                <w:webHidden/>
+                <w:sz w:val="32"/>
+                <w:szCs w:val="32"/>
+              </w:rPr>
+              <w:fldChar w:fldCharType="begin"/>
+            </w:r>
+            <w:r>
+              <w:rPr>
+                <w:noProof/>
+                <w:webHidden/>
+                <w:sz w:val="32"/>
+                <w:szCs w:val="32"/>
+              </w:rPr>
+              <w:instrText xml:space="preserve"> PAGEREF _Toc231306731 \h </w:instrText>
+            </w:r>
+            <w:r>
+              <w:rPr>
+                <w:noProof/>
+                <w:webHidden/>
+                <w:sz w:val="32"/>
+                <w:szCs w:val="32"/>
+              </w:rPr>
+            </w:r>
+            <w:r>
+              <w:rPr>
+                <w:noProof/>
+                <w:webHidden/>
+                <w:sz w:val="32"/>
+                <w:szCs w:val="32"/>
+              </w:rPr>
+              <w:fldChar w:fldCharType="separate"/>
+            </w:r>
+            <w:r>
+              <w:rPr>
+                <w:noProof/>
+                <w:webHidden/>
+                <w:sz w:val="32"/>
+                <w:szCs w:val="32"/>
+              </w:rPr>
+              <w:t>3</w:t>
+            </w:r>
+            <w:r>
+              <w:rPr>
+                <w:noProof/>
+                <w:webHidden/>
+                <w:sz w:val="32"/>
+                <w:szCs w:val="32"/>
+              </w:rPr>
+              <w:fldChar w:fldCharType="end"/>
+            </w:r>
+          </w:hyperlink>
+        </w:p>
+        <w:p>
+          <w:pPr>
+            <w:pStyle w:val="TOC1"/>
+            <w:tabs>
+              <w:tab w:val="right" w:leader="dot" w:pos="9016"/>
+            </w:tabs>
+            <w:rPr>
+              <w:rFonts w:asciiTheme="minorHAnsi" w:eastAsiaTheme="minorEastAsia" w:hAnsiTheme="minorHAnsi" w:cstheme="minorBidi"/>
+              <w:noProof/>
+              <w:kern w:val="2"/>
+              <w:sz w:val="32"/>
+              <w:szCs w:val="32"/>
+              <w14:ligatures w14:val="standardContextual"/>
+            </w:rPr>
+          </w:pPr>
+          <w:hyperlink w:anchor="_Toc231306732" w:history="1">
+            <w:r>
+              <w:rPr>
+                <w:rStyle w:val="Hyperlink"/>
+                <w:rFonts w:ascii="Times New Roman" w:hAnsi="Times New Roman" w:cs="Times New Roman"/>
+                <w:noProof/>
+                <w:sz w:val="32"/>
+                <w:szCs w:val="32"/>
+              </w:rPr>
+              <w:t>2. Cryptographic Design</w:t>
+            </w:r>
+            <w:r>
+              <w:rPr>
+                <w:noProof/>
+                <w:webHidden/>
+                <w:sz w:val="32"/>
+                <w:szCs w:val="32"/>
+              </w:rPr>
+              <w:tab/>
+            </w:r>
+            <w:r>
+              <w:rPr>
+                <w:noProof/>
+                <w:webHidden/>
+                <w:sz w:val="32"/>
+                <w:szCs w:val="32"/>
+              </w:rPr>
+              <w:fldChar w:fldCharType="begin"/>
+            </w:r>
+            <w:r>
+              <w:rPr>
+                <w:noProof/>
+                <w:webHidden/>
+                <w:sz w:val="32"/>
+                <w:szCs w:val="32"/>
+              </w:rPr>
+              <w:instrText xml:space="preserve"> PAGEREF _Toc231306732 \h </w:instrText>
+            </w:r>
+            <w:r>
+              <w:rPr>
+                <w:noProof/>
+                <w:webHidden/>
+                <w:sz w:val="32"/>
+                <w:szCs w:val="32"/>
+              </w:rPr>
+            </w:r>
+            <w:r>
+              <w:rPr>
+                <w:noProof/>
+                <w:webHidden/>
+                <w:sz w:val="32"/>
+                <w:szCs w:val="32"/>
+              </w:rPr>
+              <w:fldChar w:fldCharType="separate"/>
+            </w:r>
+            <w:r>
+              <w:rPr>
+                <w:noProof/>
+                <w:webHidden/>
+                <w:sz w:val="32"/>
+                <w:szCs w:val="32"/>
+              </w:rPr>
+              <w:t>3</w:t>
+            </w:r>
+            <w:r>
+              <w:rPr>
+                <w:noProof/>
+                <w:webHidden/>
+                <w:sz w:val="32"/>
+                <w:szCs w:val="32"/>
+              </w:rPr>
+              <w:fldChar w:fldCharType="end"/>
+            </w:r>
+          </w:hyperlink>
+        </w:p>
+        <w:p>
+          <w:pPr>
+            <w:pStyle w:val="TOC2"/>
+            <w:tabs>
+              <w:tab w:val="right" w:leader="dot" w:pos="9016"/>
+            </w:tabs>
+            <w:rPr>
+              <w:rFonts w:asciiTheme="minorHAnsi" w:eastAsiaTheme="minorEastAsia" w:hAnsiTheme="minorHAnsi" w:cstheme="minorBidi"/>
+              <w:noProof/>
+              <w:kern w:val="2"/>
+              <w:sz w:val="32"/>
+              <w:szCs w:val="32"/>
+              <w14:ligatures w14:val="standardContextual"/>
+            </w:rPr>
+          </w:pPr>
+          <w:hyperlink w:anchor="_Toc231306733" w:history="1">
+            <w:r>
+              <w:rPr>
+                <w:rStyle w:val="Hyperlink"/>
+                <w:rFonts w:ascii="Times New Roman" w:hAnsi="Times New Roman" w:cs="Times New Roman"/>
+                <w:noProof/>
+                <w:sz w:val="32"/>
+                <w:szCs w:val="32"/>
+              </w:rPr>
+              <w:t>2.1 Secret Generation &amp; Polynomial Construction</w:t>
+            </w:r>
+            <w:r>
+              <w:rPr>
+                <w:noProof/>
+                <w:webHidden/>
+                <w:sz w:val="32"/>
+                <w:szCs w:val="32"/>
+              </w:rPr>
+              <w:tab/>
+            </w:r>
+            <w:r>
+              <w:rPr>
+                <w:noProof/>
+                <w:webHidden/>
+                <w:sz w:val="32"/>
+                <w:szCs w:val="32"/>
+              </w:rPr>
+              <w:fldChar w:fldCharType="begin"/>
+            </w:r>
+            <w:r>
+              <w:rPr>
+                <w:noProof/>
+                <w:webHidden/>
+                <w:sz w:val="32"/>
+                <w:szCs w:val="32"/>
+              </w:rPr>
+              <w:instrText xml:space="preserve"> PAGEREF _Toc231306733 \h </w:instrText>
+            </w:r>
+            <w:r>
+              <w:rPr>
+                <w:noProof/>
+                <w:webHidden/>
+                <w:sz w:val="32"/>
+                <w:szCs w:val="32"/>
+              </w:rPr>
+            </w:r>
+            <w:r>
+              <w:rPr>
+                <w:noProof/>
+                <w:webHidden/>
+                <w:sz w:val="32"/>
+                <w:szCs w:val="32"/>
+              </w:rPr>
+              <w:fldChar w:fldCharType="separate"/>
+            </w:r>
+            <w:r>
+              <w:rPr>
+                <w:noProof/>
+                <w:webHidden/>
+                <w:sz w:val="32"/>
+                <w:szCs w:val="32"/>
+              </w:rPr>
+              <w:t>3</w:t>
+            </w:r>
+            <w:r>
+              <w:rPr>
+                <w:noProof/>
+                <w:webHidden/>
+                <w:sz w:val="32"/>
+                <w:szCs w:val="32"/>
+              </w:rPr>
+              <w:fldChar w:fldCharType="end"/>
+            </w:r>
+          </w:hyperlink>
+        </w:p>
+        <w:p>
+          <w:pPr>
+            <w:pStyle w:val="TOC2"/>
+            <w:tabs>
+              <w:tab w:val="right" w:leader="dot" w:pos="9016"/>
+            </w:tabs>
+            <w:rPr>
+              <w:rFonts w:asciiTheme="minorHAnsi" w:eastAsiaTheme="minorEastAsia" w:hAnsiTheme="minorHAnsi" w:cstheme="minorBidi"/>
+              <w:noProof/>
+              <w:kern w:val="2"/>
+              <w:sz w:val="32"/>
+              <w:szCs w:val="32"/>
+              <w14:ligatures w14:val="standardContextual"/>
+            </w:rPr>
+          </w:pPr>
+          <w:hyperlink w:anchor="_Toc231306734" w:history="1">
+            <w:r>
+              <w:rPr>
+                <w:rStyle w:val="Hyperlink"/>
+                <w:rFonts w:ascii="Times New Roman" w:hAnsi="Times New Roman" w:cs="Times New Roman"/>
+                <w:noProof/>
+                <w:sz w:val="32"/>
+                <w:szCs w:val="32"/>
+              </w:rPr>
+              <w:t>2.1.1 Trường hợp có đủ 3 share trở lên</w:t>
+            </w:r>
+            <w:r>
+              <w:rPr>
+                <w:noProof/>
+                <w:webHidden/>
+                <w:sz w:val="32"/>
+                <w:szCs w:val="32"/>
+              </w:rPr>
+              <w:tab/>
+            </w:r>
+            <w:r>
+              <w:rPr>
+                <w:noProof/>
+                <w:webHidden/>
+                <w:sz w:val="32"/>
+                <w:szCs w:val="32"/>
+              </w:rPr>
+              <w:fldChar w:fldCharType="begin"/>
+            </w:r>
+            <w:r>
+              <w:rPr>
+                <w:noProof/>
+                <w:webHidden/>
+                <w:sz w:val="32"/>
+                <w:szCs w:val="32"/>
+              </w:rPr>
+              <w:instrText xml:space="preserve"> PAGEREF _Toc231306734 \h </w:instrText>
+            </w:r>
+            <w:r>
+              <w:rPr>
+                <w:noProof/>
+                <w:webHidden/>
+                <w:sz w:val="32"/>
+                <w:szCs w:val="32"/>
+              </w:rPr>
+            </w:r>
+            <w:r>
+              <w:rPr>
+                <w:noProof/>
+                <w:webHidden/>
+                <w:sz w:val="32"/>
+                <w:szCs w:val="32"/>
+              </w:rPr>
+              <w:fldChar w:fldCharType="separate"/>
+            </w:r>
+            <w:r>
+              <w:rPr>
+                <w:noProof/>
+                <w:webHidden/>
+                <w:sz w:val="32"/>
+                <w:szCs w:val="32"/>
+              </w:rPr>
+              <w:t>4</w:t>
+            </w:r>
+            <w:r>
+              <w:rPr>
+                <w:noProof/>
+                <w:webHidden/>
+                <w:sz w:val="32"/>
+                <w:szCs w:val="32"/>
+              </w:rPr>
+              <w:fldChar w:fldCharType="end"/>
+            </w:r>
+          </w:hyperlink>
+        </w:p>
+        <w:p>
+          <w:pPr>
+            <w:pStyle w:val="TOC2"/>
+            <w:tabs>
+              <w:tab w:val="right" w:leader="dot" w:pos="9016"/>
+            </w:tabs>
+            <w:rPr>
+              <w:rFonts w:asciiTheme="minorHAnsi" w:eastAsiaTheme="minorEastAsia" w:hAnsiTheme="minorHAnsi" w:cstheme="minorBidi"/>
+              <w:noProof/>
+              <w:kern w:val="2"/>
+              <w:sz w:val="32"/>
+              <w:szCs w:val="32"/>
+              <w14:ligatures w14:val="standardContextual"/>
+            </w:rPr>
+          </w:pPr>
+          <w:hyperlink w:anchor="_Toc231306735" w:history="1">
+            <w:r>
+              <w:rPr>
+                <w:rStyle w:val="Hyperlink"/>
+                <w:rFonts w:ascii="Times New Roman" w:hAnsi="Times New Roman" w:cs="Times New Roman"/>
+                <w:noProof/>
+                <w:sz w:val="32"/>
+                <w:szCs w:val="32"/>
+              </w:rPr>
+              <w:t>2.1.2 Trường hợp chỉ có 1 hoặc 2 share</w:t>
+            </w:r>
+            <w:r>
+              <w:rPr>
+                <w:noProof/>
+                <w:webHidden/>
+                <w:sz w:val="32"/>
+                <w:szCs w:val="32"/>
+              </w:rPr>
+              <w:tab/>
+            </w:r>
+            <w:r>
+              <w:rPr>
+                <w:noProof/>
+                <w:webHidden/>
+                <w:sz w:val="32"/>
+                <w:szCs w:val="32"/>
+              </w:rPr>
+              <w:fldChar w:fldCharType="begin"/>
+            </w:r>
+            <w:r>
+              <w:rPr>
+                <w:noProof/>
+                <w:webHidden/>
+                <w:sz w:val="32"/>
+                <w:szCs w:val="32"/>
+              </w:rPr>
+              <w:instrText xml:space="preserve"> PAGEREF _Toc231306735 \h </w:instrText>
+            </w:r>
+            <w:r>
+              <w:rPr>
+                <w:noProof/>
+                <w:webHidden/>
+                <w:sz w:val="32"/>
+                <w:szCs w:val="32"/>
+              </w:rPr>
+            </w:r>
+            <w:r>
+              <w:rPr>
+                <w:noProof/>
+                <w:webHidden/>
+                <w:sz w:val="32"/>
+                <w:szCs w:val="32"/>
+              </w:rPr>
+              <w:fldChar w:fldCharType="separate"/>
+            </w:r>
+            <w:r>
+              <w:rPr>
+                <w:noProof/>
+                <w:webHidden/>
+                <w:sz w:val="32"/>
+                <w:szCs w:val="32"/>
+              </w:rPr>
+              <w:t>4</w:t>
+            </w:r>
+            <w:r>
+              <w:rPr>
+                <w:noProof/>
+                <w:webHidden/>
+                <w:sz w:val="32"/>
+                <w:szCs w:val="32"/>
+              </w:rPr>
+              <w:fldChar w:fldCharType="end"/>
+            </w:r>
+          </w:hyperlink>
+        </w:p>
+        <w:p>
+          <w:pPr>
+            <w:pStyle w:val="TOC2"/>
+            <w:tabs>
+              <w:tab w:val="right" w:leader="dot" w:pos="9016"/>
+            </w:tabs>
+            <w:rPr>
+              <w:rFonts w:asciiTheme="minorHAnsi" w:eastAsiaTheme="minorEastAsia" w:hAnsiTheme="minorHAnsi" w:cstheme="minorBidi"/>
+              <w:noProof/>
+              <w:kern w:val="2"/>
+              <w:sz w:val="32"/>
+              <w:szCs w:val="32"/>
+              <w14:ligatures w14:val="standardContextual"/>
+            </w:rPr>
+          </w:pPr>
+          <w:hyperlink w:anchor="_Toc231306736" w:history="1">
+            <w:r>
+              <w:rPr>
+                <w:rStyle w:val="Hyperlink"/>
+                <w:rFonts w:ascii="Times New Roman" w:hAnsi="Times New Roman" w:cs="Times New Roman"/>
+                <w:noProof/>
+                <w:sz w:val="32"/>
+                <w:szCs w:val="32"/>
+              </w:rPr>
+              <w:t>2.2. AES256CBC Encryption / Decryption</w:t>
+            </w:r>
+            <w:r>
+              <w:rPr>
+                <w:noProof/>
+                <w:webHidden/>
+                <w:sz w:val="32"/>
+                <w:szCs w:val="32"/>
+              </w:rPr>
+              <w:tab/>
+            </w:r>
+            <w:r>
+              <w:rPr>
+                <w:noProof/>
+                <w:webHidden/>
+                <w:sz w:val="32"/>
+                <w:szCs w:val="32"/>
+              </w:rPr>
+              <w:fldChar w:fldCharType="begin"/>
+            </w:r>
+            <w:r>
+              <w:rPr>
+                <w:noProof/>
+                <w:webHidden/>
+                <w:sz w:val="32"/>
+                <w:szCs w:val="32"/>
+              </w:rPr>
+              <w:instrText xml:space="preserve"> PAGEREF _Toc231306736 \h </w:instrText>
+            </w:r>
+            <w:r>
+              <w:rPr>
+                <w:noProof/>
+                <w:webHidden/>
+                <w:sz w:val="32"/>
+                <w:szCs w:val="32"/>
+              </w:rPr>
+            </w:r>
+            <w:r>
+              <w:rPr>
+                <w:noProof/>
+                <w:webHidden/>
+                <w:sz w:val="32"/>
+                <w:szCs w:val="32"/>
+              </w:rPr>
+              <w:fldChar w:fldCharType="separate"/>
+            </w:r>
+            <w:r>
+              <w:rPr>
+                <w:noProof/>
+                <w:webHidden/>
+                <w:sz w:val="32"/>
+                <w:szCs w:val="32"/>
+              </w:rPr>
+              <w:t>5</w:t>
+            </w:r>
+            <w:r>
+              <w:rPr>
+                <w:noProof/>
+                <w:webHidden/>
+                <w:sz w:val="32"/>
+                <w:szCs w:val="32"/>
+              </w:rPr>
+              <w:fldChar w:fldCharType="end"/>
+            </w:r>
+          </w:hyperlink>
+        </w:p>
+        <w:p>
+          <w:pPr>
+            <w:pStyle w:val="TOC1"/>
+            <w:tabs>
+              <w:tab w:val="right" w:leader="dot" w:pos="9016"/>
+            </w:tabs>
+            <w:rPr>
+              <w:rFonts w:asciiTheme="minorHAnsi" w:eastAsiaTheme="minorEastAsia" w:hAnsiTheme="minorHAnsi" w:cstheme="minorBidi"/>
+              <w:noProof/>
+              <w:kern w:val="2"/>
+              <w:sz w:val="32"/>
+              <w:szCs w:val="32"/>
+              <w14:ligatures w14:val="standardContextual"/>
+            </w:rPr>
+          </w:pPr>
+          <w:hyperlink w:anchor="_Toc231306737" w:history="1">
+            <w:r>
+              <w:rPr>
+                <w:rStyle w:val="Hyperlink"/>
+                <w:rFonts w:ascii="Times New Roman" w:hAnsi="Times New Roman" w:cs="Times New Roman"/>
+                <w:noProof/>
+                <w:sz w:val="32"/>
+                <w:szCs w:val="32"/>
+              </w:rPr>
+              <w:t>3. Design Decisions &amp; Justification</w:t>
+            </w:r>
+            <w:r>
+              <w:rPr>
+                <w:noProof/>
+                <w:webHidden/>
+                <w:sz w:val="32"/>
+                <w:szCs w:val="32"/>
+              </w:rPr>
+              <w:tab/>
+            </w:r>
+            <w:r>
+              <w:rPr>
+                <w:noProof/>
+                <w:webHidden/>
+                <w:sz w:val="32"/>
+                <w:szCs w:val="32"/>
+              </w:rPr>
+              <w:fldChar w:fldCharType="begin"/>
+            </w:r>
+            <w:r>
+              <w:rPr>
+                <w:noProof/>
+                <w:webHidden/>
+                <w:sz w:val="32"/>
+                <w:szCs w:val="32"/>
+              </w:rPr>
+              <w:instrText xml:space="preserve"> PAGEREF _Toc231306737 \h </w:instrText>
+            </w:r>
+            <w:r>
+              <w:rPr>
+                <w:noProof/>
+                <w:webHidden/>
+                <w:sz w:val="32"/>
+                <w:szCs w:val="32"/>
+              </w:rPr>
+            </w:r>
+            <w:r>
+              <w:rPr>
+                <w:noProof/>
+                <w:webHidden/>
+                <w:sz w:val="32"/>
+                <w:szCs w:val="32"/>
+              </w:rPr>
+              <w:fldChar w:fldCharType="separate"/>
+            </w:r>
+            <w:r>
+              <w:rPr>
+                <w:noProof/>
+                <w:webHidden/>
+                <w:sz w:val="32"/>
+                <w:szCs w:val="32"/>
+              </w:rPr>
+              <w:t>5</w:t>
+            </w:r>
+            <w:r>
+              <w:rPr>
+                <w:noProof/>
+                <w:webHidden/>
+                <w:sz w:val="32"/>
+                <w:szCs w:val="32"/>
+              </w:rPr>
+              <w:fldChar w:fldCharType="end"/>
+            </w:r>
+          </w:hyperlink>
+        </w:p>
+        <w:p>
+          <w:pPr>
+            <w:pStyle w:val="TOC1"/>
+            <w:tabs>
+              <w:tab w:val="right" w:leader="dot" w:pos="9016"/>
+            </w:tabs>
+            <w:rPr>
+              <w:rFonts w:asciiTheme="minorHAnsi" w:eastAsiaTheme="minorEastAsia" w:hAnsiTheme="minorHAnsi" w:cstheme="minorBidi"/>
+              <w:noProof/>
+              <w:kern w:val="2"/>
+              <w:sz w:val="32"/>
+              <w:szCs w:val="32"/>
+              <w14:ligatures w14:val="standardContextual"/>
+            </w:rPr>
+          </w:pPr>
+          <w:hyperlink w:anchor="_Toc231306738" w:history="1">
+            <w:r>
+              <w:rPr>
+                <w:rStyle w:val="Hyperlink"/>
+                <w:rFonts w:ascii="Times New Roman" w:hAnsi="Times New Roman" w:cs="Times New Roman"/>
+                <w:noProof/>
+                <w:sz w:val="32"/>
+                <w:szCs w:val="32"/>
+              </w:rPr>
+              <w:t>4. Failure Scenario Map</w:t>
+            </w:r>
+            <w:r>
+              <w:rPr>
+                <w:noProof/>
+                <w:webHidden/>
+                <w:sz w:val="32"/>
+                <w:szCs w:val="32"/>
+              </w:rPr>
+              <w:tab/>
+            </w:r>
+            <w:r>
+              <w:rPr>
+                <w:noProof/>
+                <w:webHidden/>
+                <w:sz w:val="32"/>
+                <w:szCs w:val="32"/>
+              </w:rPr>
+              <w:fldChar w:fldCharType="begin"/>
+            </w:r>
+            <w:r>
+              <w:rPr>
+                <w:noProof/>
+                <w:webHidden/>
+                <w:sz w:val="32"/>
+                <w:szCs w:val="32"/>
+              </w:rPr>
+              <w:instrText xml:space="preserve"> PAGEREF _Toc231306738 \h </w:instrText>
+            </w:r>
+            <w:r>
+              <w:rPr>
+                <w:noProof/>
+                <w:webHidden/>
+                <w:sz w:val="32"/>
+                <w:szCs w:val="32"/>
+              </w:rPr>
+            </w:r>
+            <w:r>
+              <w:rPr>
+                <w:noProof/>
+                <w:webHidden/>
+                <w:sz w:val="32"/>
+                <w:szCs w:val="32"/>
+              </w:rPr>
+              <w:fldChar w:fldCharType="separate"/>
+            </w:r>
+            <w:r>
+              <w:rPr>
+                <w:noProof/>
+                <w:webHidden/>
+                <w:sz w:val="32"/>
+                <w:szCs w:val="32"/>
+              </w:rPr>
+              <w:t>6</w:t>
+            </w:r>
+            <w:r>
+              <w:rPr>
+                <w:noProof/>
+                <w:webHidden/>
+                <w:sz w:val="32"/>
+                <w:szCs w:val="32"/>
+              </w:rPr>
+              <w:fldChar w:fldCharType="end"/>
+            </w:r>
+          </w:hyperlink>
+        </w:p>
+        <w:p>
+          <w:pPr>
+            <w:pStyle w:val="TOC1"/>
+            <w:tabs>
+              <w:tab w:val="right" w:leader="dot" w:pos="9016"/>
+            </w:tabs>
+            <w:rPr>
+              <w:rFonts w:asciiTheme="minorHAnsi" w:eastAsiaTheme="minorEastAsia" w:hAnsiTheme="minorHAnsi" w:cstheme="minorBidi"/>
+              <w:noProof/>
+              <w:kern w:val="2"/>
+              <w:sz w:val="32"/>
+              <w:szCs w:val="32"/>
+              <w14:ligatures w14:val="standardContextual"/>
+            </w:rPr>
+          </w:pPr>
+          <w:hyperlink w:anchor="_Toc231306739" w:history="1">
+            <w:r>
+              <w:rPr>
+                <w:rStyle w:val="Hyperlink"/>
+                <w:rFonts w:ascii="Times New Roman" w:hAnsi="Times New Roman" w:cs="Times New Roman"/>
+                <w:noProof/>
+                <w:sz w:val="32"/>
+                <w:szCs w:val="32"/>
+              </w:rPr>
+              <w:t>5. Theoretical Proof of the (3, 5) Threshold</w:t>
+            </w:r>
+            <w:r>
+              <w:rPr>
+                <w:noProof/>
+                <w:webHidden/>
+                <w:sz w:val="32"/>
+                <w:szCs w:val="32"/>
+              </w:rPr>
+              <w:tab/>
+            </w:r>
+            <w:r>
+              <w:rPr>
+                <w:noProof/>
+                <w:webHidden/>
+                <w:sz w:val="32"/>
+                <w:szCs w:val="32"/>
+              </w:rPr>
+              <w:fldChar w:fldCharType="begin"/>
+            </w:r>
+            <w:r>
+              <w:rPr>
+                <w:noProof/>
+                <w:webHidden/>
+                <w:sz w:val="32"/>
+                <w:szCs w:val="32"/>
+              </w:rPr>
+              <w:instrText xml:space="preserve"> PAGEREF _Toc231306739 \h </w:instrText>
+            </w:r>
+            <w:r>
+              <w:rPr>
+                <w:noProof/>
+                <w:webHidden/>
+                <w:sz w:val="32"/>
+                <w:szCs w:val="32"/>
+              </w:rPr>
+            </w:r>
+            <w:r>
+              <w:rPr>
+                <w:noProof/>
+                <w:webHidden/>
+                <w:sz w:val="32"/>
+                <w:szCs w:val="32"/>
+              </w:rPr>
+              <w:fldChar w:fldCharType="separate"/>
+            </w:r>
+            <w:r>
+              <w:rPr>
+                <w:noProof/>
+                <w:webHidden/>
+                <w:sz w:val="32"/>
+                <w:szCs w:val="32"/>
+              </w:rPr>
+              <w:t>6</w:t>
+            </w:r>
+            <w:r>
+              <w:rPr>
+                <w:noProof/>
+                <w:webHidden/>
+                <w:sz w:val="32"/>
+                <w:szCs w:val="32"/>
+              </w:rPr>
+              <w:fldChar w:fldCharType="end"/>
+            </w:r>
+          </w:hyperlink>
+        </w:p>
+        <w:p>
+          <w:pPr>
+            <w:rPr>
+              <w:sz w:val="32"/>
+              <w:szCs w:val="32"/>
+            </w:rPr>
+          </w:pPr>
+          <w:r>
+            <w:rPr>
+              <w:rFonts w:ascii="Times New Roman" w:hAnsi="Times New Roman" w:cs="Times New Roman"/>
+              <w:noProof/>
+              <w:sz w:val="32"/>
+              <w:szCs w:val="32"/>
+            </w:rPr>
+            <w:fldChar w:fldCharType="end"/>
+          </w:r>
+        </w:p>
+      </w:sdtContent>
+    </w:sdt>
+    <w:p>
+      <w:pPr>
+        <w:spacing w:after="160" w:line="259" w:lineRule="auto"/>
+        <w:rPr>
+          <w:rFonts w:ascii="Times New Roman" w:hAnsi="Times New Roman" w:cs="Times New Roman"/>
+          <w:b/>
+          <w:bCs/>
+          <w:color w:val="000000" w:themeColor="text1"/>
+          <w:sz w:val="26"/>
+          <w:szCs w:val="26"/>
+        </w:rPr>
+      </w:pPr>
+      <w:r>
+        <w:rPr>
+          <w:rFonts w:ascii="Times New Roman" w:hAnsi="Times New Roman" w:cs="Times New Roman"/>
+          <w:b/>
+          <w:bCs/>
+          <w:color w:val="000000" w:themeColor="text1"/>
+          <w:sz w:val="26"/>
+          <w:szCs w:val="26"/>
+        </w:rPr>
+        <w:br w:type="page"/>
+      </w:r>
+    </w:p>
+    <w:p>
+      <w:pPr>
         <w:spacing w:before="120" w:after="60"/>
         <w:jc w:val="center"/>
         <w:rPr>
@@ -22,29 +1513,8 @@
           <w:sz w:val="26"/>
           <w:szCs w:val="26"/>
         </w:rPr>
-        <w:t xml:space="preserve">THE VAULT </w:t>
-      </w:r>
-      <w:r>
-        <w:rPr>
-          <w:rFonts w:ascii="Times New Roman" w:hAnsi="Times New Roman" w:cs="Times New Roman"/>
-          <w:b/>
-          <w:bCs/>
-          <w:color w:val="000000" w:themeColor="text1"/>
-          <w:sz w:val="26"/>
-          <w:szCs w:val="26"/>
-        </w:rPr>
-        <w:t>-</w:t>
-      </w:r>
-      <w:r>
-        <w:rPr>
-          <w:rFonts w:ascii="Times New Roman" w:hAnsi="Times New Roman" w:cs="Times New Roman"/>
-          <w:b/>
-          <w:bCs/>
-          <w:color w:val="000000" w:themeColor="text1"/>
-          <w:sz w:val="26"/>
-          <w:szCs w:val="26"/>
-        </w:rPr>
-        <w:t xml:space="preserve"> DESIGN DOCUMENT</w:t>
+        <w:lastRenderedPageBreak/>
+        <w:t>DESIGN DOCUMENT</w:t>
       </w:r>
     </w:p>
     <w:p>
@@ -97,6 +1567,7 @@
           <w:szCs w:val="26"/>
         </w:rPr>
       </w:pPr>
+      <w:bookmarkStart w:id="0" w:name="_Toc231306731"/>
       <w:r>
         <w:rPr>
           <w:rFonts w:ascii="Times New Roman" w:eastAsia="Arial" w:hAnsi="Times New Roman" w:cs="Times New Roman"/>
@@ -108,6 +1579,7 @@
         </w:rPr>
         <w:t>1. Architecture Overview</w:t>
       </w:r>
+      <w:bookmarkEnd w:id="0"/>
     </w:p>
     <w:p>
       <w:pPr>
@@ -731,6 +2203,7 @@
           <w:szCs w:val="26"/>
         </w:rPr>
       </w:pPr>
+      <w:bookmarkStart w:id="1" w:name="_Toc231306732"/>
       <w:r>
         <w:rPr>
           <w:rFonts w:ascii="Times New Roman" w:eastAsia="Arial" w:hAnsi="Times New Roman" w:cs="Times New Roman"/>
@@ -742,19 +2215,11 @@
         </w:rPr>
         <w:t>2. Cryptographic Design</w:t>
       </w:r>
+      <w:bookmarkEnd w:id="1"/>
     </w:p>
     <w:p>
       <w:pPr>
-        <w:pStyle w:val="Heading1"/>
-        <w:spacing w:before="300" w:after="120"/>
-        <w:rPr>
-          <w:rFonts w:ascii="Times New Roman" w:hAnsi="Times New Roman" w:cs="Times New Roman"/>
-          <w:color w:val="000000" w:themeColor="text1"/>
-          <w:sz w:val="26"/>
-          <w:szCs w:val="26"/>
-        </w:rPr>
-      </w:pPr>
-      <w:r>
+        <w:pStyle w:val="Heading2"/>
         <w:rPr>
           <w:rFonts w:ascii="Times New Roman" w:eastAsia="Arial" w:hAnsi="Times New Roman" w:cs="Times New Roman"/>
           <w:b/>
@@ -763,8 +2228,20 @@
           <w:sz w:val="26"/>
           <w:szCs w:val="26"/>
         </w:rPr>
+      </w:pPr>
+      <w:bookmarkStart w:id="2" w:name="_Toc231306733"/>
+      <w:r>
+        <w:rPr>
+          <w:rFonts w:ascii="Times New Roman" w:eastAsia="Arial" w:hAnsi="Times New Roman" w:cs="Times New Roman"/>
+          <w:b/>
+          <w:bCs/>
+          <w:color w:val="000000" w:themeColor="text1"/>
+          <w:sz w:val="26"/>
+          <w:szCs w:val="26"/>
+        </w:rPr>
         <w:t>2.1 Secret Generation &amp; Polynomial Construction</w:t>
       </w:r>
+      <w:bookmarkEnd w:id="2"/>
     </w:p>
     <w:p>
       <w:pPr>
@@ -1463,9 +2940,9 @@
     </w:p>
     <w:p>
       <w:pPr>
-        <w:spacing w:before="80" w:after="80"/>
-        <w:rPr>
-          <w:rFonts w:ascii="Times New Roman" w:hAnsi="Times New Roman" w:cs="Times New Roman"/>
+        <w:pStyle w:val="Heading2"/>
+        <w:rPr>
+          <w:rFonts w:ascii="Times New Roman" w:eastAsia="Arial" w:hAnsi="Times New Roman" w:cs="Times New Roman"/>
           <w:b/>
           <w:bCs/>
           <w:color w:val="000000" w:themeColor="text1"/>
@@ -1473,9 +2950,10 @@
           <w:szCs w:val="26"/>
         </w:rPr>
       </w:pPr>
-      <w:r>
-        <w:rPr>
-          <w:rFonts w:ascii="Times New Roman" w:hAnsi="Times New Roman" w:cs="Times New Roman"/>
+      <w:bookmarkStart w:id="3" w:name="_Toc231306734"/>
+      <w:r>
+        <w:rPr>
+          <w:rFonts w:ascii="Times New Roman" w:eastAsia="Arial" w:hAnsi="Times New Roman" w:cs="Times New Roman"/>
           <w:b/>
           <w:bCs/>
           <w:color w:val="000000" w:themeColor="text1"/>
@@ -1484,6 +2962,7 @@
         </w:rPr>
         <w:t>2.1.1 Trường hợp có đủ 3 share trở lên</w:t>
       </w:r>
+      <w:bookmarkEnd w:id="3"/>
     </w:p>
     <w:p>
       <w:pPr>
@@ -2213,8 +3692,6 @@
         <w:jc w:val="both"/>
         <w:rPr>
           <w:rFonts w:ascii="Times New Roman" w:hAnsi="Times New Roman" w:cs="Times New Roman"/>
-          <w:b/>
-          <w:bCs/>
           <w:color w:val="000000" w:themeColor="text1"/>
           <w:sz w:val="26"/>
           <w:szCs w:val="26"/>
@@ -2399,6 +3876,23 @@
             </w:rPr>
             <m:t>ng</m:t>
           </m:r>
+        </m:oMath>
+      </m:oMathPara>
+    </w:p>
+    <w:p>
+      <w:pPr>
+        <w:pStyle w:val="Heading2"/>
+        <w:rPr>
+          <w:rFonts w:ascii="Times New Roman" w:eastAsia="Arial" w:hAnsi="Times New Roman" w:cs="Times New Roman"/>
+          <w:b/>
+          <w:bCs/>
+          <w:color w:val="000000" w:themeColor="text1"/>
+          <w:sz w:val="26"/>
+          <w:szCs w:val="26"/>
+        </w:rPr>
+      </w:pPr>
+      <m:oMathPara>
+        <m:oMath>
           <m:r>
             <m:rPr>
               <m:sty m:val="p"/>
@@ -2413,17 +3907,41 @@
           </m:r>
         </m:oMath>
       </m:oMathPara>
-      <w:r>
-        <w:rPr>
-          <w:rFonts w:ascii="Times New Roman" w:hAnsi="Times New Roman" w:cs="Times New Roman"/>
+      <w:bookmarkStart w:id="4" w:name="_Toc231306735"/>
+      <w:r>
+        <w:rPr>
+          <w:rFonts w:ascii="Times New Roman" w:eastAsia="Arial" w:hAnsi="Times New Roman" w:cs="Times New Roman"/>
           <w:b/>
           <w:bCs/>
           <w:color w:val="000000" w:themeColor="text1"/>
           <w:sz w:val="26"/>
           <w:szCs w:val="26"/>
         </w:rPr>
-        <w:t>2.2.2 Trường hợp chỉ có 1 hoặc 2 share</w:t>
-      </w:r>
+        <w:t>2.</w:t>
+      </w:r>
+      <w:r>
+        <w:rPr>
+          <w:rFonts w:ascii="Times New Roman" w:eastAsia="Arial" w:hAnsi="Times New Roman" w:cs="Times New Roman"/>
+          <w:b/>
+          <w:bCs/>
+          <w:color w:val="000000" w:themeColor="text1"/>
+          <w:sz w:val="26"/>
+          <w:szCs w:val="26"/>
+        </w:rPr>
+        <w:t>1</w:t>
+      </w:r>
+      <w:r>
+        <w:rPr>
+          <w:rFonts w:ascii="Times New Roman" w:eastAsia="Arial" w:hAnsi="Times New Roman" w:cs="Times New Roman"/>
+          <w:b/>
+          <w:bCs/>
+          <w:color w:val="000000" w:themeColor="text1"/>
+          <w:sz w:val="26"/>
+          <w:szCs w:val="26"/>
+        </w:rPr>
+        <w:t>.2 Trường hợp chỉ có 1 hoặc 2 share</w:t>
+      </w:r>
+      <w:bookmarkEnd w:id="4"/>
     </w:p>
     <w:p>
       <w:pPr>
@@ -2843,6 +4361,7 @@
           <w:sz w:val="26"/>
           <w:szCs w:val="26"/>
         </w:rPr>
+        <w:lastRenderedPageBreak/>
         <w:t xml:space="preserve">Trong hệ thống demo, recovery module vẫn cố gắng nội suy bằng số share hiện có, kết quả tạo ra một “fake secret”, khóa sai này được dùng để giải mã AES, file giải mã thu được chứa dữ liệu lỗi hoặc gibberish. </w:t>
       </w:r>
     </w:p>
@@ -2865,7 +4384,6 @@
           <w:sz w:val="26"/>
           <w:szCs w:val="26"/>
         </w:rPr>
-        <w:lastRenderedPageBreak/>
         <w:t xml:space="preserve">Việc cố tình cho phép giải mã bằng khóa sai nhằm minh họa trực quan rằng hệ thống vẫn có thể thực hiện thao tác giải mã ở mức kỹ thuật, nhưng dữ liệu thu được hoàn toàn vô nghĩa nếu khóa không chính xác, qua đó chứng minh tính bảo mật của cơ chế threshold. </w:t>
       </w:r>
     </w:p>
@@ -2914,15 +4432,6 @@
     <w:p>
       <w:pPr>
         <w:pStyle w:val="Heading2"/>
-        <w:spacing w:before="200"/>
-        <w:rPr>
-          <w:rFonts w:ascii="Times New Roman" w:hAnsi="Times New Roman" w:cs="Times New Roman"/>
-          <w:color w:val="000000" w:themeColor="text1"/>
-          <w:sz w:val="26"/>
-          <w:szCs w:val="26"/>
-        </w:rPr>
-      </w:pPr>
-      <w:r>
         <w:rPr>
           <w:rFonts w:ascii="Times New Roman" w:eastAsia="Arial" w:hAnsi="Times New Roman" w:cs="Times New Roman"/>
           <w:b/>
@@ -2931,8 +4440,8 @@
           <w:sz w:val="26"/>
           <w:szCs w:val="26"/>
         </w:rPr>
-        <w:t>2.3.</w:t>
-      </w:r>
+      </w:pPr>
+      <w:bookmarkStart w:id="5" w:name="_Toc231306736"/>
       <w:r>
         <w:rPr>
           <w:rFonts w:ascii="Times New Roman" w:eastAsia="Arial" w:hAnsi="Times New Roman" w:cs="Times New Roman"/>
@@ -2942,8 +4451,31 @@
           <w:sz w:val="26"/>
           <w:szCs w:val="26"/>
         </w:rPr>
-        <w:t xml:space="preserve"> AES256CBC Encryption / Decryption</w:t>
-      </w:r>
+        <w:t>2.</w:t>
+      </w:r>
+      <w:r>
+        <w:rPr>
+          <w:rFonts w:ascii="Times New Roman" w:eastAsia="Arial" w:hAnsi="Times New Roman" w:cs="Times New Roman"/>
+          <w:b/>
+          <w:bCs/>
+          <w:color w:val="000000" w:themeColor="text1"/>
+          <w:sz w:val="26"/>
+          <w:szCs w:val="26"/>
+        </w:rPr>
+        <w:t>2</w:t>
+      </w:r>
+      <w:r>
+        <w:rPr>
+          <w:rFonts w:ascii="Times New Roman" w:eastAsia="Arial" w:hAnsi="Times New Roman" w:cs="Times New Roman"/>
+          <w:b/>
+          <w:bCs/>
+          <w:color w:val="000000" w:themeColor="text1"/>
+          <w:sz w:val="26"/>
+          <w:szCs w:val="26"/>
+        </w:rPr>
+        <w:t>. AES256CBC Encryption / Decryption</w:t>
+      </w:r>
+      <w:bookmarkEnd w:id="5"/>
     </w:p>
     <w:p>
       <w:pPr>
@@ -3045,13 +4577,32 @@
           <w:sz w:val="26"/>
           <w:szCs w:val="26"/>
         </w:rPr>
-        <w:t>Quan trọng — Demo “Gibberish”: Khi có ít hơn 3 node hoạt động, hệ thống cố ý tiếp tục quá trình giải mã bằng một khóa sai. Bước loại bỏ padding (unpadding) sẽ thất bại, và các byte sau giải mã (trông như dữ liệu nhị phân ngẫu nhiên) sẽ được lưu thành file database_decrypted.json. Khi mở file này, nội dung hiển thị hoàn toàn không thể đọc được (gibberish) — điều này trực quan chứng minh rằng nếu không có đủ ngưỡng t = 3 shares, dữ liệu mã hóa được bảo vệ theo nghĩa thông tin (informationtheoretically secure).</w:t>
+        <w:t>Quan trọng Demo “Gibberish”: Khi có ít hơn 3 node hoạt động, hệ thống cố ý tiếp tục quá trình giải mã bằng một khóa sai. Bước loại bỏ padding (unpadding) sẽ thất bại, và các byte sau giải mã (trông như dữ liệu nhị phân ngẫu nhiên) sẽ được lưu thành file database_decrypted.json. Khi mở file này, nội dung hiển thị hoàn toàn không thể đọc được (gibberish)</w:t>
+      </w:r>
+      <w:r>
+        <w:rPr>
+          <w:rFonts w:ascii="Times New Roman" w:hAnsi="Times New Roman" w:cs="Times New Roman"/>
+          <w:color w:val="000000" w:themeColor="text1"/>
+          <w:sz w:val="26"/>
+          <w:szCs w:val="26"/>
+        </w:rPr>
+        <w:t xml:space="preserve">, </w:t>
+      </w:r>
+      <w:r>
+        <w:rPr>
+          <w:rFonts w:ascii="Times New Roman" w:hAnsi="Times New Roman" w:cs="Times New Roman"/>
+          <w:color w:val="000000" w:themeColor="text1"/>
+          <w:sz w:val="26"/>
+          <w:szCs w:val="26"/>
+        </w:rPr>
+        <w:t>điều này trực quan chứng minh rằng nếu không có đủ ngưỡng t = 3 shares, dữ liệu mã hóa được bảo vệ theo nghĩa thông tin (informationtheoretically secure).</w:t>
       </w:r>
     </w:p>
     <w:p>
       <w:pPr>
-        <w:rPr>
-          <w:rFonts w:ascii="Times New Roman" w:hAnsi="Times New Roman" w:cs="Times New Roman"/>
+        <w:pStyle w:val="Heading1"/>
+        <w:rPr>
+          <w:rFonts w:ascii="Times New Roman" w:eastAsia="Arial" w:hAnsi="Times New Roman" w:cs="Times New Roman"/>
           <w:b/>
           <w:bCs/>
           <w:color w:val="000000" w:themeColor="text1"/>
@@ -3059,9 +4610,10 @@
           <w:szCs w:val="26"/>
         </w:rPr>
       </w:pPr>
-      <w:r>
-        <w:rPr>
-          <w:rFonts w:ascii="Times New Roman" w:hAnsi="Times New Roman" w:cs="Times New Roman"/>
+      <w:bookmarkStart w:id="6" w:name="_Toc231306737"/>
+      <w:r>
+        <w:rPr>
+          <w:rFonts w:ascii="Times New Roman" w:eastAsia="Arial" w:hAnsi="Times New Roman" w:cs="Times New Roman"/>
           <w:b/>
           <w:bCs/>
           <w:color w:val="000000" w:themeColor="text1"/>
@@ -3070,6 +4622,7 @@
         </w:rPr>
         <w:t>3. Design Decisions &amp; Justification</w:t>
       </w:r>
+      <w:bookmarkEnd w:id="6"/>
     </w:p>
     <w:tbl>
       <w:tblPr>
@@ -3316,7 +4869,25 @@
                 <w:sz w:val="26"/>
                 <w:szCs w:val="26"/>
               </w:rPr>
-              <w:t>Số nguyên tố (prime) lớn hơn 2²⁵⁶, đảm bảo rằng secret 256bit có thể được biểu diễn đầy đủ mà không xảy ra hiện tượng tràn (wraparound). Phân phối đều (uniform distribution) được giữ nguyên (Chương 3 — các thuộc tính phân phối dữ liệu).</w:t>
+              <w:t xml:space="preserve">Số nguyên tố (prime) lớn hơn 2²⁵⁶, đảm bảo rằng secret 256bit có thể được biểu diễn đầy đủ mà không xảy ra hiện tượng tràn (wraparound). Phân phối đều (uniform distribution) được giữ nguyên (Chương 3 </w:t>
+            </w:r>
+            <w:r>
+              <w:rPr>
+                <w:rFonts w:ascii="Times New Roman" w:hAnsi="Times New Roman" w:cs="Times New Roman"/>
+                <w:color w:val="000000" w:themeColor="text1"/>
+                <w:sz w:val="26"/>
+                <w:szCs w:val="26"/>
+              </w:rPr>
+              <w:t>-</w:t>
+            </w:r>
+            <w:r>
+              <w:rPr>
+                <w:rFonts w:ascii="Times New Roman" w:hAnsi="Times New Roman" w:cs="Times New Roman"/>
+                <w:color w:val="000000" w:themeColor="text1"/>
+                <w:sz w:val="26"/>
+                <w:szCs w:val="26"/>
+              </w:rPr>
+              <w:t>các thuộc tính phân phối dữ liệu).</w:t>
             </w:r>
           </w:p>
         </w:tc>
@@ -3428,7 +4999,25 @@
                 <w:sz w:val="26"/>
                 <w:szCs w:val="26"/>
               </w:rPr>
-              <w:t>Hệ thống chịu được tối đa 2 node đồng thời bị lỗi nhưng vẫn cho phép khôi phục dữ liệu — tương tự như các đánh đổi về tính sẵn sàng trong mô hình quorumbased (Chương 12 — độ tin cậy / reliability).</w:t>
+              <w:t xml:space="preserve">Hệ thống chịu được tối đa 2 node đồng thời bị lỗi nhưng vẫn cho phép khôi phục dữ liệu </w:t>
+            </w:r>
+            <w:r>
+              <w:rPr>
+                <w:rFonts w:ascii="Times New Roman" w:hAnsi="Times New Roman" w:cs="Times New Roman"/>
+                <w:color w:val="000000" w:themeColor="text1"/>
+                <w:sz w:val="26"/>
+                <w:szCs w:val="26"/>
+              </w:rPr>
+              <w:t>-</w:t>
+            </w:r>
+            <w:r>
+              <w:rPr>
+                <w:rFonts w:ascii="Times New Roman" w:hAnsi="Times New Roman" w:cs="Times New Roman"/>
+                <w:color w:val="000000" w:themeColor="text1"/>
+                <w:sz w:val="26"/>
+                <w:szCs w:val="26"/>
+              </w:rPr>
+              <w:t xml:space="preserve"> tương tự như các đánh đổi về tính sẵn sàng trong mô hình quorumbased (độ tin cậy / reliability).</w:t>
             </w:r>
           </w:p>
         </w:tc>
@@ -3540,7 +5129,16 @@
                 <w:sz w:val="26"/>
                 <w:szCs w:val="26"/>
               </w:rPr>
-              <w:t>Thiết kế node không trạng thái (stateless) phù hợp với nguyên tắc siteautonomy: mỗi node hoạt động độc lập và không yêu cầu cơ chế giao tiếp hay đồng bộ hóa phức tạp giữa các node (Chương 1 — mục tiêu của hệ quản trị cơ sở dữ liệu phân tán).</w:t>
+              <w:t>Thiết kế node không trạng thái (stateless) phù hợp với nguyên tắc siteautonomy: mỗi node hoạt động độc lập và không yêu cầu cơ chế giao tiếp hay đồng bộ hóa phức tạp giữa các node</w:t>
+            </w:r>
+            <w:r>
+              <w:rPr>
+                <w:rFonts w:ascii="Times New Roman" w:hAnsi="Times New Roman" w:cs="Times New Roman"/>
+                <w:color w:val="000000" w:themeColor="text1"/>
+                <w:sz w:val="26"/>
+                <w:szCs w:val="26"/>
+              </w:rPr>
+              <w:t>.</w:t>
             </w:r>
           </w:p>
         </w:tc>
@@ -3580,6 +5178,7 @@
                 <w:sz w:val="26"/>
                 <w:szCs w:val="26"/>
               </w:rPr>
+              <w:lastRenderedPageBreak/>
               <w:t>AES Mode</w:t>
             </w:r>
           </w:p>
@@ -3652,17 +5251,7 @@
                 <w:sz w:val="26"/>
                 <w:szCs w:val="26"/>
               </w:rPr>
-              <w:t xml:space="preserve">Chế độ CBC với IV mới (fresh IV) đảm bảo tính không phân biệt được của bản mã (ciphertext indistinguishability). IV là giá trị công khai (được gắn ở đầu file), nhưng tính ngẫu nhiên của nó giúp </w:t>
-            </w:r>
-            <w:r>
-              <w:rPr>
-                <w:rFonts w:ascii="Times New Roman" w:hAnsi="Times New Roman" w:cs="Times New Roman"/>
-                <w:color w:val="000000" w:themeColor="text1"/>
-                <w:sz w:val="26"/>
-                <w:szCs w:val="26"/>
-              </w:rPr>
-              <w:lastRenderedPageBreak/>
-              <w:t>ngăn chặn các tấn công dựa trên bản rõ đã biết (knownplaintext attacks) đối với tệp cơ sở dữ liệu.</w:t>
+              <w:t>Chế độ CBC với IV mới (fresh IV) đảm bảo tính không phân biệt được của bản mã (ciphertext indistinguishability). IV là giá trị công khai (được gắn ở đầu file), nhưng tính ngẫu nhiên của nó giúp ngăn chặn các tấn công dựa trên bản rõ đã biết (knownplaintext attacks) đối với tệp cơ sở dữ liệu.</w:t>
             </w:r>
           </w:p>
         </w:tc>
@@ -3702,7 +5291,6 @@
                 <w:sz w:val="26"/>
                 <w:szCs w:val="26"/>
               </w:rPr>
-              <w:lastRenderedPageBreak/>
               <w:t>original_key.txt</w:t>
             </w:r>
           </w:p>
@@ -3804,8 +5392,9 @@
     </w:p>
     <w:p>
       <w:pPr>
-        <w:rPr>
-          <w:rFonts w:ascii="Times New Roman" w:hAnsi="Times New Roman" w:cs="Times New Roman"/>
+        <w:pStyle w:val="Heading1"/>
+        <w:rPr>
+          <w:rFonts w:ascii="Times New Roman" w:eastAsia="Arial" w:hAnsi="Times New Roman" w:cs="Times New Roman"/>
           <w:b/>
           <w:bCs/>
           <w:color w:val="000000" w:themeColor="text1"/>
@@ -3813,9 +5402,10 @@
           <w:szCs w:val="26"/>
         </w:rPr>
       </w:pPr>
-      <w:r>
-        <w:rPr>
-          <w:rFonts w:ascii="Times New Roman" w:hAnsi="Times New Roman" w:cs="Times New Roman"/>
+      <w:bookmarkStart w:id="7" w:name="_Toc231306738"/>
+      <w:r>
+        <w:rPr>
+          <w:rFonts w:ascii="Times New Roman" w:eastAsia="Arial" w:hAnsi="Times New Roman" w:cs="Times New Roman"/>
           <w:b/>
           <w:bCs/>
           <w:color w:val="000000" w:themeColor="text1"/>
@@ -3824,6 +5414,7 @@
         </w:rPr>
         <w:t>4. Failure Scenario Map</w:t>
       </w:r>
+      <w:bookmarkEnd w:id="7"/>
     </w:p>
     <w:tbl>
       <w:tblPr>
@@ -4892,8 +6483,9 @@
     </w:p>
     <w:p>
       <w:pPr>
-        <w:rPr>
-          <w:rFonts w:ascii="Times New Roman" w:hAnsi="Times New Roman" w:cs="Times New Roman"/>
+        <w:pStyle w:val="Heading1"/>
+        <w:rPr>
+          <w:rFonts w:ascii="Times New Roman" w:eastAsia="Arial" w:hAnsi="Times New Roman" w:cs="Times New Roman"/>
           <w:b/>
           <w:bCs/>
           <w:color w:val="000000" w:themeColor="text1"/>
@@ -4901,9 +6493,10 @@
           <w:szCs w:val="26"/>
         </w:rPr>
       </w:pPr>
-      <w:r>
-        <w:rPr>
-          <w:rFonts w:ascii="Times New Roman" w:hAnsi="Times New Roman" w:cs="Times New Roman"/>
+      <w:bookmarkStart w:id="8" w:name="_Toc231306739"/>
+      <w:r>
+        <w:rPr>
+          <w:rFonts w:ascii="Times New Roman" w:eastAsia="Arial" w:hAnsi="Times New Roman" w:cs="Times New Roman"/>
           <w:b/>
           <w:bCs/>
           <w:color w:val="000000" w:themeColor="text1"/>
@@ -4912,6 +6505,7 @@
         </w:rPr>
         <w:t>5. Theoretical Proof of the (3, 5) Threshold</w:t>
       </w:r>
+      <w:bookmarkEnd w:id="8"/>
     </w:p>
     <w:p>
       <w:pPr>
@@ -5095,7 +6689,7 @@
           <w:sz w:val="26"/>
           <w:szCs w:val="26"/>
         </w:rPr>
-        <w:t xml:space="preserve">, ta sử dụng một đa thức bậc 2. Khi có bất kỳ 3 điểm đánh giá khác nhau trong trường hữu hạn </w:t>
+        <w:t xml:space="preserve">, ta sử dụng một đa thức bậc 2. Khi có bất kỳ 3 điểm khác nhau trong trường hữu hạn </w:t>
       </w:r>
       <m:oMath>
         <m:r>
@@ -5261,6 +6855,18 @@
         </w:rPr>
         <w:t>.</w:t>
       </w:r>
+      <w:r>
+        <w:rPr>
+          <w:rFonts w:ascii="Times New Roman" w:hAnsi="Times New Roman" w:cs="Times New Roman"/>
+          <w:b/>
+          <w:bCs/>
+          <w:noProof/>
+          <w:color w:val="000000" w:themeColor="text1"/>
+          <w:sz w:val="26"/>
+          <w:szCs w:val="26"/>
+        </w:rPr>
+        <w:t xml:space="preserve"> </w:t>
+      </w:r>
     </w:p>
     <w:p>
       <w:pPr>
@@ -5273,39 +6879,6 @@
           <w:szCs w:val="26"/>
         </w:rPr>
       </w:pPr>
-      <w:r>
-        <w:rPr>
-          <w:rFonts w:ascii="Times New Roman" w:hAnsi="Times New Roman" w:cs="Times New Roman"/>
-          <w:color w:val="000000" w:themeColor="text1"/>
-          <w:sz w:val="26"/>
-          <w:szCs w:val="26"/>
-        </w:rPr>
-        <w:t>Điều này được đảm bảo bởi Định lý Unisolvence (Unisolvence Theorem).</w:t>
-      </w:r>
-    </w:p>
-    <w:p>
-      <w:pPr>
-        <w:jc w:val="both"/>
-        <w:rPr>
-          <w:rFonts w:ascii="Times New Roman" w:hAnsi="Times New Roman" w:cs="Times New Roman"/>
-          <w:b/>
-          <w:bCs/>
-          <w:color w:val="000000" w:themeColor="text1"/>
-          <w:sz w:val="26"/>
-          <w:szCs w:val="26"/>
-        </w:rPr>
-      </w:pPr>
-      <w:r>
-        <w:rPr>
-          <w:rFonts w:ascii="Times New Roman" w:hAnsi="Times New Roman" w:cs="Times New Roman"/>
-          <w:b/>
-          <w:bCs/>
-          <w:color w:val="000000" w:themeColor="text1"/>
-          <w:sz w:val="26"/>
-          <w:szCs w:val="26"/>
-        </w:rPr>
-        <w:t>Định lý Unisolvence (Unisolvence Theorem)</w:t>
-      </w:r>
     </w:p>
     <w:p>
       <w:pPr>
@@ -5318,39 +6891,245 @@
           <w:szCs w:val="26"/>
         </w:rPr>
       </w:pPr>
-      <w:r>
-        <w:rPr>
-          <w:rFonts w:ascii="Times New Roman" w:hAnsi="Times New Roman" w:cs="Times New Roman"/>
-          <w:color w:val="000000" w:themeColor="text1"/>
-          <w:sz w:val="26"/>
-          <w:szCs w:val="26"/>
-        </w:rPr>
-        <w:t xml:space="preserve">Trong đại số và nội suy đa thức, </w:t>
-      </w:r>
-      <w:r>
-        <w:rPr>
-          <w:rFonts w:ascii="Times New Roman" w:hAnsi="Times New Roman" w:cs="Times New Roman"/>
-          <w:b/>
-          <w:bCs/>
-          <w:color w:val="000000" w:themeColor="text1"/>
-          <w:sz w:val="26"/>
-          <w:szCs w:val="26"/>
-        </w:rPr>
-        <w:t>định lý Unisolvence</w:t>
-      </w:r>
-      <w:r>
-        <w:rPr>
-          <w:rFonts w:ascii="Times New Roman" w:hAnsi="Times New Roman" w:cs="Times New Roman"/>
-          <w:color w:val="000000" w:themeColor="text1"/>
-          <w:sz w:val="26"/>
-          <w:szCs w:val="26"/>
-        </w:rPr>
-        <w:t xml:space="preserve"> phát biểu rằng:</w:t>
-      </w:r>
     </w:p>
     <w:p>
       <w:pPr>
         <w:ind w:firstLine="720"/>
+        <w:jc w:val="both"/>
+        <w:rPr>
+          <w:rFonts w:ascii="Times New Roman" w:hAnsi="Times New Roman" w:cs="Times New Roman"/>
+          <w:color w:val="000000" w:themeColor="text1"/>
+          <w:sz w:val="26"/>
+          <w:szCs w:val="26"/>
+        </w:rPr>
+      </w:pPr>
+    </w:p>
+    <w:p>
+      <w:pPr>
+        <w:ind w:firstLine="720"/>
+        <w:jc w:val="center"/>
+        <w:rPr>
+          <w:rFonts w:ascii="Times New Roman" w:hAnsi="Times New Roman" w:cs="Times New Roman"/>
+          <w:i/>
+          <w:iCs/>
+          <w:color w:val="000000" w:themeColor="text1"/>
+          <w:sz w:val="26"/>
+          <w:szCs w:val="26"/>
+        </w:rPr>
+      </w:pPr>
+      <w:r>
+        <w:rPr>
+          <w:rFonts w:ascii="Times New Roman" w:hAnsi="Times New Roman" w:cs="Times New Roman"/>
+          <w:b/>
+          <w:bCs/>
+          <w:i/>
+          <w:iCs/>
+          <w:noProof/>
+          <w:color w:val="000000" w:themeColor="text1"/>
+          <w:sz w:val="26"/>
+          <w:szCs w:val="26"/>
+        </w:rPr>
+        <w:lastRenderedPageBreak/>
+        <w:drawing>
+          <wp:anchor distT="0" distB="0" distL="114300" distR="114300" simplePos="0" relativeHeight="251658240" behindDoc="0" locked="0" layoutInCell="1" allowOverlap="1" wp14:anchorId="14D72291" wp14:editId="0F8F497E">
+            <wp:simplePos x="0" y="0"/>
+            <wp:positionH relativeFrom="margin">
+              <wp:posOffset>1425667</wp:posOffset>
+            </wp:positionH>
+            <wp:positionV relativeFrom="paragraph">
+              <wp:posOffset>0</wp:posOffset>
+            </wp:positionV>
+            <wp:extent cx="2884448" cy="2463800"/>
+            <wp:effectExtent l="0" t="0" r="0" b="0"/>
+            <wp:wrapTopAndBottom/>
+            <wp:docPr id="1496901316" name="Picture 1"/>
+            <wp:cNvGraphicFramePr>
+              <a:graphicFrameLocks xmlns:a="http://schemas.openxmlformats.org/drawingml/2006/main" noChangeAspect="1"/>
+            </wp:cNvGraphicFramePr>
+            <a:graphic xmlns:a="http://schemas.openxmlformats.org/drawingml/2006/main">
+              <a:graphicData uri="http://schemas.openxmlformats.org/drawingml/2006/picture">
+                <pic:pic xmlns:pic="http://schemas.openxmlformats.org/drawingml/2006/picture">
+                  <pic:nvPicPr>
+                    <pic:cNvPr id="0" name="Picture 1"/>
+                    <pic:cNvPicPr>
+                      <a:picLocks noChangeAspect="1" noChangeArrowheads="1"/>
+                    </pic:cNvPicPr>
+                  </pic:nvPicPr>
+                  <pic:blipFill>
+                    <a:blip r:embed="rId6" cstate="print">
+                      <a:extLst>
+                        <a:ext uri="{28A0092B-C50C-407E-A947-70E740481C1C}">
+                          <a14:useLocalDpi xmlns:a14="http://schemas.microsoft.com/office/drawing/2010/main" val="0"/>
+                        </a:ext>
+                      </a:extLst>
+                    </a:blip>
+                    <a:srcRect/>
+                    <a:stretch>
+                      <a:fillRect/>
+                    </a:stretch>
+                  </pic:blipFill>
+                  <pic:spPr bwMode="auto">
+                    <a:xfrm>
+                      <a:off x="0" y="0"/>
+                      <a:ext cx="2893886" cy="2471862"/>
+                    </a:xfrm>
+                    <a:prstGeom prst="rect">
+                      <a:avLst/>
+                    </a:prstGeom>
+                    <a:noFill/>
+                    <a:ln>
+                      <a:noFill/>
+                    </a:ln>
+                  </pic:spPr>
+                </pic:pic>
+              </a:graphicData>
+            </a:graphic>
+            <wp14:sizeRelH relativeFrom="margin">
+              <wp14:pctWidth>0</wp14:pctWidth>
+            </wp14:sizeRelH>
+            <wp14:sizeRelV relativeFrom="margin">
+              <wp14:pctHeight>0</wp14:pctHeight>
+            </wp14:sizeRelV>
+          </wp:anchor>
+        </w:drawing>
+      </w:r>
+      <w:r>
+        <w:rPr>
+          <w:rFonts w:ascii="Times New Roman" w:hAnsi="Times New Roman" w:cs="Times New Roman"/>
+          <w:i/>
+          <w:iCs/>
+          <w:color w:val="000000" w:themeColor="text1"/>
+          <w:sz w:val="26"/>
+          <w:szCs w:val="26"/>
+        </w:rPr>
+        <w:t>Hình 1: Từ hai điểm c</w:t>
+      </w:r>
+      <w:r>
+        <w:rPr>
+          <w:rFonts w:ascii="Times New Roman" w:hAnsi="Times New Roman" w:cs="Times New Roman"/>
+          <w:i/>
+          <w:iCs/>
+          <w:color w:val="000000" w:themeColor="text1"/>
+          <w:sz w:val="26"/>
+          <w:szCs w:val="26"/>
+        </w:rPr>
+        <w:t>ố</w:t>
+      </w:r>
+      <w:r>
+        <w:rPr>
+          <w:rFonts w:ascii="Times New Roman" w:hAnsi="Times New Roman" w:cs="Times New Roman"/>
+          <w:i/>
+          <w:iCs/>
+          <w:color w:val="000000" w:themeColor="text1"/>
+          <w:sz w:val="26"/>
+          <w:szCs w:val="26"/>
+        </w:rPr>
+        <w:t xml:space="preserve"> định có vô số đa thức bậc 2 đi qua</w:t>
+      </w:r>
+    </w:p>
+    <w:p>
+      <w:pPr>
+        <w:ind w:firstLine="720"/>
+        <w:jc w:val="center"/>
+        <w:rPr>
+          <w:rFonts w:ascii="Times New Roman" w:hAnsi="Times New Roman" w:cs="Times New Roman"/>
+          <w:i/>
+          <w:iCs/>
+          <w:color w:val="000000" w:themeColor="text1"/>
+          <w:sz w:val="26"/>
+          <w:szCs w:val="26"/>
+        </w:rPr>
+      </w:pPr>
+    </w:p>
+    <w:p>
+      <w:pPr>
+        <w:ind w:firstLine="720"/>
+        <w:jc w:val="both"/>
+        <w:rPr>
+          <w:rFonts w:ascii="Times New Roman" w:hAnsi="Times New Roman" w:cs="Times New Roman"/>
+          <w:color w:val="000000" w:themeColor="text1"/>
+          <w:sz w:val="26"/>
+          <w:szCs w:val="26"/>
+        </w:rPr>
+      </w:pPr>
+      <w:r>
+        <w:rPr>
+          <w:rFonts w:ascii="Times New Roman" w:hAnsi="Times New Roman" w:cs="Times New Roman"/>
+          <w:color w:val="000000" w:themeColor="text1"/>
+          <w:sz w:val="26"/>
+          <w:szCs w:val="26"/>
+        </w:rPr>
+        <w:t>Điều này được đảm bảo bởi Định lý Unisolvence (Unisolvence Theorem).</w:t>
+      </w:r>
+    </w:p>
+    <w:p>
+      <w:pPr>
+        <w:jc w:val="both"/>
+        <w:rPr>
+          <w:rFonts w:ascii="Times New Roman" w:hAnsi="Times New Roman" w:cs="Times New Roman"/>
+          <w:b/>
+          <w:bCs/>
+          <w:color w:val="000000" w:themeColor="text1"/>
+          <w:sz w:val="26"/>
+          <w:szCs w:val="26"/>
+        </w:rPr>
+      </w:pPr>
+      <w:r>
+        <w:rPr>
+          <w:rFonts w:ascii="Times New Roman" w:hAnsi="Times New Roman" w:cs="Times New Roman"/>
+          <w:b/>
+          <w:bCs/>
+          <w:color w:val="000000" w:themeColor="text1"/>
+          <w:sz w:val="26"/>
+          <w:szCs w:val="26"/>
+        </w:rPr>
+        <w:t>Định lý Unisolvence (Unisolvence Theorem)</w:t>
+      </w:r>
+    </w:p>
+    <w:p>
+      <w:pPr>
+        <w:ind w:firstLine="720"/>
+        <w:jc w:val="both"/>
+        <w:rPr>
+          <w:rFonts w:ascii="Times New Roman" w:hAnsi="Times New Roman" w:cs="Times New Roman"/>
+          <w:color w:val="000000" w:themeColor="text1"/>
+          <w:sz w:val="26"/>
+          <w:szCs w:val="26"/>
+        </w:rPr>
+      </w:pPr>
+      <w:r>
+        <w:rPr>
+          <w:rFonts w:ascii="Times New Roman" w:hAnsi="Times New Roman" w:cs="Times New Roman"/>
+          <w:color w:val="000000" w:themeColor="text1"/>
+          <w:sz w:val="26"/>
+          <w:szCs w:val="26"/>
+        </w:rPr>
+        <w:t xml:space="preserve">Trong đại số và nội suy đa thức, </w:t>
+      </w:r>
+      <w:r>
+        <w:rPr>
+          <w:rFonts w:ascii="Times New Roman" w:hAnsi="Times New Roman" w:cs="Times New Roman"/>
+          <w:b/>
+          <w:bCs/>
+          <w:color w:val="000000" w:themeColor="text1"/>
+          <w:sz w:val="26"/>
+          <w:szCs w:val="26"/>
+        </w:rPr>
+        <w:t>định lý Unisolvence</w:t>
+      </w:r>
+      <w:r>
+        <w:rPr>
+          <w:rFonts w:ascii="Times New Roman" w:hAnsi="Times New Roman" w:cs="Times New Roman"/>
+          <w:color w:val="000000" w:themeColor="text1"/>
+          <w:sz w:val="26"/>
+          <w:szCs w:val="26"/>
+        </w:rPr>
+        <w:t xml:space="preserve"> phát biểu rằng:</w:t>
+      </w:r>
+    </w:p>
+    <w:p>
+      <w:pPr>
+        <w:ind w:left="720"/>
         <w:jc w:val="both"/>
         <w:rPr>
           <w:rFonts w:ascii="Times New Roman" w:hAnsi="Times New Roman" w:cs="Times New Roman"/>
@@ -5950,7 +7729,6 @@
           <w:sz w:val="26"/>
           <w:szCs w:val="26"/>
         </w:rPr>
-        <w:lastRenderedPageBreak/>
         <w:t xml:space="preserve">Trong bối cảnh </w:t>
       </w:r>
       <w:r>
@@ -5982,6 +7760,15 @@
             <w:szCs w:val="26"/>
           </w:rPr>
           <m:t>t</m:t>
+        </m:r>
+        <m:r>
+          <w:rPr>
+            <w:rFonts w:ascii="Cambria Math" w:hAnsi="Cambria Math" w:cs="Times New Roman"/>
+            <w:color w:val="000000" w:themeColor="text1"/>
+            <w:sz w:val="26"/>
+            <w:szCs w:val="26"/>
+          </w:rPr>
+          <m:t xml:space="preserve"> </m:t>
         </m:r>
       </m:oMath>
       <w:r>
@@ -6064,8 +7851,6 @@
         <w:jc w:val="both"/>
         <w:rPr>
           <w:rFonts w:ascii="Times New Roman" w:hAnsi="Times New Roman" w:cs="Times New Roman"/>
-          <w:b/>
-          <w:bCs/>
           <w:color w:val="000000" w:themeColor="text1"/>
           <w:sz w:val="26"/>
           <w:szCs w:val="26"/>
@@ -6414,6 +8199,118 @@
         <w:jc w:val="both"/>
         <w:rPr>
           <w:rFonts w:ascii="Times New Roman" w:hAnsi="Times New Roman" w:cs="Times New Roman"/>
+          <w:color w:val="000000" w:themeColor="text1"/>
+          <w:sz w:val="26"/>
+          <w:szCs w:val="26"/>
+        </w:rPr>
+      </w:pPr>
+      <w:r>
+        <w:rPr>
+          <w:rFonts w:ascii="Times New Roman" w:hAnsi="Times New Roman" w:cs="Times New Roman"/>
+          <w:color w:val="000000" w:themeColor="text1"/>
+          <w:sz w:val="26"/>
+          <w:szCs w:val="26"/>
+        </w:rPr>
+        <w:t>L</w:t>
+      </w:r>
+      <w:r>
+        <w:rPr>
+          <w:rFonts w:ascii="Times New Roman" w:hAnsi="Times New Roman" w:cs="Times New Roman"/>
+          <w:color w:val="000000" w:themeColor="text1"/>
+          <w:sz w:val="26"/>
+          <w:szCs w:val="26"/>
+        </w:rPr>
+        <w:t xml:space="preserve">ược đồ Shamir đạt được độ </w:t>
+      </w:r>
+      <w:r>
+        <w:rPr>
+          <w:rFonts w:ascii="Times New Roman" w:hAnsi="Times New Roman" w:cs="Times New Roman"/>
+          <w:b/>
+          <w:bCs/>
+          <w:color w:val="000000" w:themeColor="text1"/>
+          <w:sz w:val="26"/>
+          <w:szCs w:val="26"/>
+        </w:rPr>
+        <w:t>An toàn theo nghĩa thông tin (Perfect Secrecy)</w:t>
+      </w:r>
+      <w:r>
+        <w:rPr>
+          <w:rFonts w:ascii="Times New Roman" w:hAnsi="Times New Roman" w:cs="Times New Roman"/>
+          <w:color w:val="000000" w:themeColor="text1"/>
+          <w:sz w:val="26"/>
+          <w:szCs w:val="26"/>
+        </w:rPr>
+        <w:t xml:space="preserve"> theo lý thuyết Entropy của Shannon. Đối với đa thức bậc 2 (ngưỡng t=3), khi kẻ tấn công chỉ có 2 điểm, thì với bất kỳ một giá trị bí mật </w:t>
+      </w:r>
+      <w:r>
+        <w:rPr>
+          <w:rFonts w:ascii="Times New Roman" w:hAnsi="Times New Roman" w:cs="Times New Roman"/>
+          <w:b/>
+          <w:bCs/>
+          <w:i/>
+          <w:iCs/>
+          <w:color w:val="000000" w:themeColor="text1"/>
+          <w:sz w:val="26"/>
+          <w:szCs w:val="26"/>
+        </w:rPr>
+        <w:t>s'</w:t>
+      </w:r>
+      <w:r>
+        <w:rPr>
+          <w:rFonts w:ascii="Times New Roman" w:hAnsi="Times New Roman" w:cs="Times New Roman"/>
+          <w:color w:val="000000" w:themeColor="text1"/>
+          <w:sz w:val="26"/>
+          <w:szCs w:val="26"/>
+        </w:rPr>
+        <w:t xml:space="preserve"> giả định nào trong trường hữu hạn </w:t>
+      </w:r>
+      <w:r>
+        <w:rPr>
+          <w:rFonts w:ascii="Times New Roman" w:hAnsi="Times New Roman" w:cs="Times New Roman"/>
+          <w:b/>
+          <w:bCs/>
+          <w:i/>
+          <w:iCs/>
+          <w:color w:val="000000" w:themeColor="text1"/>
+          <w:sz w:val="26"/>
+          <w:szCs w:val="26"/>
+        </w:rPr>
+        <w:t>GF(p)</w:t>
+      </w:r>
+      <w:r>
+        <w:rPr>
+          <w:rFonts w:ascii="Times New Roman" w:hAnsi="Times New Roman" w:cs="Times New Roman"/>
+          <w:color w:val="000000" w:themeColor="text1"/>
+          <w:sz w:val="26"/>
+          <w:szCs w:val="26"/>
+        </w:rPr>
+        <w:t xml:space="preserve">, chúng ta đều dựng được một đa thức hợp lệ đi qua 2 điểm đó.  Nói cách khác, mọi giá trị bí mật đều khả dĩ và có xác suất đúng đồng đều là </w:t>
+      </w:r>
+      <w:r>
+        <w:rPr>
+          <w:rFonts w:ascii="Times New Roman" w:hAnsi="Times New Roman" w:cs="Times New Roman"/>
+          <w:color w:val="000000" w:themeColor="text1"/>
+          <w:sz w:val="26"/>
+          <w:szCs w:val="26"/>
+        </w:rPr>
+        <w:t>1/p</w:t>
+      </w:r>
+      <w:r>
+        <w:rPr>
+          <w:rFonts w:ascii="Times New Roman" w:hAnsi="Times New Roman" w:cs="Times New Roman"/>
+          <w:color w:val="000000" w:themeColor="text1"/>
+          <w:sz w:val="26"/>
+          <w:szCs w:val="26"/>
+        </w:rPr>
+        <w:t>. Việc sở hữu 2 mảnh khóa không làm giảm entropy (độ bất định) của hệ thống, xác suất hậu nghiệm bằng đúng xác suất tiên nghiệm. Do đó, kẻ tấn công hoàn toàn không có thêm bất kỳ thông tin nào để thu hẹp phạm vi tìm kiếm, dù chúng có dùng siêu máy tính để giải toán đi chăng nữa.</w:t>
+      </w:r>
+    </w:p>
+    <w:p>
+      <w:pPr>
+        <w:ind w:firstLine="720"/>
+        <w:jc w:val="both"/>
+        <w:rPr>
+          <w:rFonts w:ascii="Times New Roman" w:hAnsi="Times New Roman" w:cs="Times New Roman"/>
           <w:b/>
           <w:bCs/>
           <w:color w:val="000000" w:themeColor="text1"/>
@@ -6465,15 +8362,6 @@
           <w:szCs w:val="26"/>
         </w:rPr>
       </w:pPr>
-      <w:r>
-        <w:rPr>
-          <w:rFonts w:ascii="Times New Roman" w:hAnsi="Times New Roman" w:cs="Times New Roman"/>
-          <w:color w:val="000000" w:themeColor="text1"/>
-          <w:sz w:val="26"/>
-          <w:szCs w:val="26"/>
-        </w:rPr>
-        <w:t>Đây chính là đảm bảo an toàn theo nghĩa thông tin (informationtheoretic security) của lược đồ Shamir, dựa trên lập luận về entropy của Shannon: 2 shares không làm giảm xác suất của bất kỳ giá trị bí mật nào</w:t>
-      </w:r>
     </w:p>
     <w:p>
       <w:pPr>
@@ -6957,7 +8845,6 @@
     <w:next w:val="Normal"/>
     <w:link w:val="Heading3Char"/>
     <w:uiPriority w:val="9"/>
-    <w:semiHidden/>
     <w:unhideWhenUsed/>
     <w:qFormat/>
     <w:rsid w:val="002C472E"/>
@@ -7107,7 +8994,6 @@
   <w:style w:type="character" w:default="1" w:styleId="DefaultParagraphFont">
     <w:name w:val="Default Paragraph Font"/>
     <w:uiPriority w:val="1"/>
-    <w:semiHidden/>
     <w:unhideWhenUsed/>
   </w:style>
   <w:style w:type="table" w:default="1" w:styleId="TableNormal">
@@ -7164,7 +9050,6 @@
     <w:basedOn w:val="DefaultParagraphFont"/>
     <w:link w:val="Heading3"/>
     <w:uiPriority w:val="9"/>
-    <w:semiHidden/>
     <w:rsid w:val="002C472E"/>
     <w:rPr>
       <w:rFonts w:eastAsiaTheme="majorEastAsia" w:cstheme="majorBidi"/>
@@ -7432,6 +9317,73 @@
       <w:color w:val="0F4761" w:themeColor="accent1" w:themeShade="BF"/>
       <w:spacing w:val="5"/>
     </w:rPr>
+  </w:style>
+  <w:style w:type="paragraph" w:styleId="TOCHeading">
+    <w:name w:val="TOC Heading"/>
+    <w:basedOn w:val="Heading1"/>
+    <w:next w:val="Normal"/>
+    <w:uiPriority w:val="39"/>
+    <w:unhideWhenUsed/>
+    <w:qFormat/>
+    <w:rsid w:val="009F0C2A"/>
+    <w:pPr>
+      <w:spacing w:before="240" w:after="0" w:line="259" w:lineRule="auto"/>
+      <w:outlineLvl w:val="9"/>
+    </w:pPr>
+    <w:rPr>
+      <w:sz w:val="32"/>
+      <w:szCs w:val="32"/>
+      <w:lang w:val="en-US" w:eastAsia="en-US"/>
+    </w:rPr>
+  </w:style>
+  <w:style w:type="paragraph" w:styleId="TOC1">
+    <w:name w:val="toc 1"/>
+    <w:basedOn w:val="Normal"/>
+    <w:next w:val="Normal"/>
+    <w:autoRedefine/>
+    <w:uiPriority w:val="39"/>
+    <w:unhideWhenUsed/>
+    <w:rsid w:val="009F0C2A"/>
+    <w:pPr>
+      <w:spacing w:after="100"/>
+    </w:pPr>
+  </w:style>
+  <w:style w:type="paragraph" w:styleId="TOC2">
+    <w:name w:val="toc 2"/>
+    <w:basedOn w:val="Normal"/>
+    <w:next w:val="Normal"/>
+    <w:autoRedefine/>
+    <w:uiPriority w:val="39"/>
+    <w:unhideWhenUsed/>
+    <w:rsid w:val="009F0C2A"/>
+    <w:pPr>
+      <w:spacing w:after="100"/>
+      <w:ind w:left="220"/>
+    </w:pPr>
+  </w:style>
+  <w:style w:type="character" w:styleId="Hyperlink">
+    <w:name w:val="Hyperlink"/>
+    <w:basedOn w:val="DefaultParagraphFont"/>
+    <w:uiPriority w:val="99"/>
+    <w:unhideWhenUsed/>
+    <w:rsid w:val="009F0C2A"/>
+    <w:rPr>
+      <w:color w:val="467886" w:themeColor="hyperlink"/>
+      <w:u w:val="single"/>
+    </w:rPr>
+  </w:style>
+  <w:style w:type="paragraph" w:styleId="TOC3">
+    <w:name w:val="toc 3"/>
+    <w:basedOn w:val="Normal"/>
+    <w:next w:val="Normal"/>
+    <w:autoRedefine/>
+    <w:uiPriority w:val="39"/>
+    <w:unhideWhenUsed/>
+    <w:rsid w:val="009F0C2A"/>
+    <w:pPr>
+      <w:spacing w:after="100"/>
+      <w:ind w:left="440"/>
+    </w:pPr>
   </w:style>
 </w:styles>
 </file>
@@ -7729,4 +9681,16 @@
     </a:ext>
   </a:extLst>
 </a:theme>
+</file>
+
+<file path=customXml/item1.xml><?xml version="1.0" encoding="utf-8"?>
+<b:Sources xmlns:b="http://schemas.openxmlformats.org/officeDocument/2006/bibliography" xmlns="http://schemas.openxmlformats.org/officeDocument/2006/bibliography" SelectedStyle="\APASixthEditionOfficeOnline.xsl" StyleName="APA" Version="6"/>
+</file>
+
+<file path=customXml/itemProps1.xml><?xml version="1.0" encoding="utf-8"?>
+<ds:datastoreItem xmlns:ds="http://schemas.openxmlformats.org/officeDocument/2006/customXml" ds:itemID="{25B710CC-6D97-4D21-B87D-4F6AB6641613}">
+  <ds:schemaRefs>
+    <ds:schemaRef ds:uri="http://schemas.openxmlformats.org/officeDocument/2006/bibliography"/>
+  </ds:schemaRefs>
+</ds:datastoreItem>
 </file>
--- a/docs/Design_Document.docx
+++ b/docs/Design_Document.docx
@@ -109,6 +109,7 @@
           <w:rFonts w:ascii="Times New Roman" w:eastAsia="Aptos" w:hAnsi="Times New Roman" w:cs="Times New Roman"/>
           <w:b/>
           <w:bCs/>
+          <w:noProof/>
           <w:kern w:val="2"/>
           <w:sz w:val="26"/>
           <w:szCs w:val="26"/>
@@ -551,10 +552,13 @@
     <w:sdt>
       <w:sdtPr>
         <w:rPr>
-          <w:rFonts w:ascii="Times New Roman" w:hAnsi="Times New Roman" w:cs="Times New Roman"/>
+          <w:rFonts w:ascii="Times New Roman" w:eastAsia="Arial" w:hAnsi="Times New Roman" w:cs="Times New Roman"/>
           <w:b/>
           <w:bCs/>
           <w:color w:val="000000" w:themeColor="text1"/>
+          <w:sz w:val="22"/>
+          <w:szCs w:val="22"/>
+          <w:lang w:val="id-ID" w:eastAsia="id-ID"/>
         </w:rPr>
         <w:id w:val="1459230603"/>
         <w:docPartObj>
@@ -564,12 +568,11 @@
       </w:sdtPr>
       <w:sdtEndPr>
         <w:rPr>
-          <w:rFonts w:ascii="Arial" w:eastAsia="Arial" w:hAnsi="Arial" w:cs="Arial"/>
+          <w:rFonts w:ascii="Arial" w:hAnsi="Arial" w:cs="Arial"/>
           <w:b w:val="0"/>
           <w:bCs w:val="0"/>
           <w:noProof/>
           <w:color w:val="auto"/>
-          <w:lang w:val="id-ID" w:eastAsia="id-ID"/>
         </w:rPr>
       </w:sdtEndPr>
       <w:sdtContent>
@@ -1544,16 +1547,16 @@
           <w:sz w:val="26"/>
           <w:szCs w:val="26"/>
         </w:rPr>
-        <w:t xml:space="preserve"> </w:t>
-      </w:r>
-      <w:r>
-        <w:rPr>
-          <w:rFonts w:ascii="Times New Roman" w:hAnsi="Times New Roman" w:cs="Times New Roman"/>
-          <w:color w:val="000000" w:themeColor="text1"/>
-          <w:sz w:val="26"/>
-          <w:szCs w:val="26"/>
-        </w:rPr>
-        <w:t>: #103. Shamir’s Secret Sharing for DB Credentials</w:t>
+        <w:t>:</w:t>
+      </w:r>
+      <w:r>
+        <w:rPr>
+          <w:rFonts w:ascii="Times New Roman" w:hAnsi="Times New Roman" w:cs="Times New Roman"/>
+          <w:color w:val="000000" w:themeColor="text1"/>
+          <w:sz w:val="26"/>
+          <w:szCs w:val="26"/>
+        </w:rPr>
+        <w:t xml:space="preserve"> Shamir’s Secret Sharing for DB Credentials</w:t>
       </w:r>
     </w:p>
     <w:p>
@@ -7759,16 +7762,7 @@
             <w:sz w:val="26"/>
             <w:szCs w:val="26"/>
           </w:rPr>
-          <m:t>t</m:t>
-        </m:r>
-        <m:r>
-          <w:rPr>
-            <w:rFonts w:ascii="Cambria Math" w:hAnsi="Cambria Math" w:cs="Times New Roman"/>
-            <w:color w:val="000000" w:themeColor="text1"/>
-            <w:sz w:val="26"/>
-            <w:szCs w:val="26"/>
-          </w:rPr>
-          <m:t xml:space="preserve"> </m:t>
+          <m:t xml:space="preserve">t </m:t>
         </m:r>
       </m:oMath>
       <w:r>
@@ -8994,6 +8988,7 @@
   <w:style w:type="character" w:default="1" w:styleId="DefaultParagraphFont">
     <w:name w:val="Default Paragraph Font"/>
     <w:uiPriority w:val="1"/>
+    <w:semiHidden/>
     <w:unhideWhenUsed/>
   </w:style>
   <w:style w:type="table" w:default="1" w:styleId="TableNormal">

--- a/docs/Design_Document.docx
+++ b/docs/Design_Document.docx
@@ -134,7 +134,7 @@
                     </pic:cNvPicPr>
                   </pic:nvPicPr>
                   <pic:blipFill>
-                    <a:blip r:embed="rId5">
+                    <a:blip r:embed="rId6">
                       <a:extLst>
                         <a:ext uri="{28A0092B-C50C-407E-A947-70E740481C1C}">
                           <a14:useLocalDpi xmlns:a14="http://schemas.microsoft.com/office/drawing/2010/main" val="0"/>
@@ -568,11 +568,12 @@
       </w:sdtPr>
       <w:sdtEndPr>
         <w:rPr>
-          <w:rFonts w:ascii="Arial" w:hAnsi="Arial" w:cs="Arial"/>
           <w:b w:val="0"/>
           <w:bCs w:val="0"/>
           <w:noProof/>
           <w:color w:val="auto"/>
+          <w:sz w:val="32"/>
+          <w:szCs w:val="32"/>
         </w:rPr>
       </w:sdtEndPr>
       <w:sdtContent>
@@ -626,7 +627,7 @@
               <w:tab w:val="right" w:leader="dot" w:pos="9016"/>
             </w:tabs>
             <w:rPr>
-              <w:rFonts w:asciiTheme="minorHAnsi" w:eastAsiaTheme="minorEastAsia" w:hAnsiTheme="minorHAnsi" w:cstheme="minorBidi"/>
+              <w:rFonts w:ascii="Times New Roman" w:eastAsiaTheme="minorEastAsia" w:hAnsi="Times New Roman" w:cs="Times New Roman"/>
               <w:noProof/>
               <w:kern w:val="2"/>
               <w:sz w:val="32"/>
@@ -658,7 +659,7 @@
             </w:rPr>
             <w:fldChar w:fldCharType="separate"/>
           </w:r>
-          <w:hyperlink w:anchor="_Toc231306731" w:history="1">
+          <w:hyperlink w:anchor="_Toc231401657" w:history="1">
             <w:r>
               <w:rPr>
                 <w:rStyle w:val="Hyperlink"/>
@@ -671,6 +672,7 @@
             </w:r>
             <w:r>
               <w:rPr>
+                <w:rFonts w:ascii="Times New Roman" w:hAnsi="Times New Roman" w:cs="Times New Roman"/>
                 <w:noProof/>
                 <w:webHidden/>
                 <w:sz w:val="32"/>
@@ -680,6 +682,7 @@
             </w:r>
             <w:r>
               <w:rPr>
+                <w:rFonts w:ascii="Times New Roman" w:hAnsi="Times New Roman" w:cs="Times New Roman"/>
                 <w:noProof/>
                 <w:webHidden/>
                 <w:sz w:val="32"/>
@@ -689,15 +692,17 @@
             </w:r>
             <w:r>
               <w:rPr>
+                <w:rFonts w:ascii="Times New Roman" w:hAnsi="Times New Roman" w:cs="Times New Roman"/>
                 <w:noProof/>
                 <w:webHidden/>
                 <w:sz w:val="32"/>
                 <w:szCs w:val="32"/>
               </w:rPr>
-              <w:instrText xml:space="preserve"> PAGEREF _Toc231306731 \h </w:instrText>
-            </w:r>
-            <w:r>
-              <w:rPr>
+              <w:instrText xml:space="preserve"> PAGEREF _Toc231401657 \h </w:instrText>
+            </w:r>
+            <w:r>
+              <w:rPr>
+                <w:rFonts w:ascii="Times New Roman" w:hAnsi="Times New Roman" w:cs="Times New Roman"/>
                 <w:noProof/>
                 <w:webHidden/>
                 <w:sz w:val="32"/>
@@ -706,6 +711,7 @@
             </w:r>
             <w:r>
               <w:rPr>
+                <w:rFonts w:ascii="Times New Roman" w:hAnsi="Times New Roman" w:cs="Times New Roman"/>
                 <w:noProof/>
                 <w:webHidden/>
                 <w:sz w:val="32"/>
@@ -715,6 +721,7 @@
             </w:r>
             <w:r>
               <w:rPr>
+                <w:rFonts w:ascii="Times New Roman" w:hAnsi="Times New Roman" w:cs="Times New Roman"/>
                 <w:noProof/>
                 <w:webHidden/>
                 <w:sz w:val="32"/>
@@ -724,6 +731,7 @@
             </w:r>
             <w:r>
               <w:rPr>
+                <w:rFonts w:ascii="Times New Roman" w:hAnsi="Times New Roman" w:cs="Times New Roman"/>
                 <w:noProof/>
                 <w:webHidden/>
                 <w:sz w:val="32"/>
@@ -740,7 +748,7 @@
               <w:tab w:val="right" w:leader="dot" w:pos="9016"/>
             </w:tabs>
             <w:rPr>
-              <w:rFonts w:asciiTheme="minorHAnsi" w:eastAsiaTheme="minorEastAsia" w:hAnsiTheme="minorHAnsi" w:cstheme="minorBidi"/>
+              <w:rFonts w:ascii="Times New Roman" w:eastAsiaTheme="minorEastAsia" w:hAnsi="Times New Roman" w:cs="Times New Roman"/>
               <w:noProof/>
               <w:kern w:val="2"/>
               <w:sz w:val="32"/>
@@ -748,7 +756,7 @@
               <w14:ligatures w14:val="standardContextual"/>
             </w:rPr>
           </w:pPr>
-          <w:hyperlink w:anchor="_Toc231306732" w:history="1">
+          <w:hyperlink w:anchor="_Toc231401658" w:history="1">
             <w:r>
               <w:rPr>
                 <w:rStyle w:val="Hyperlink"/>
@@ -761,6 +769,7 @@
             </w:r>
             <w:r>
               <w:rPr>
+                <w:rFonts w:ascii="Times New Roman" w:hAnsi="Times New Roman" w:cs="Times New Roman"/>
                 <w:noProof/>
                 <w:webHidden/>
                 <w:sz w:val="32"/>
@@ -770,6 +779,7 @@
             </w:r>
             <w:r>
               <w:rPr>
+                <w:rFonts w:ascii="Times New Roman" w:hAnsi="Times New Roman" w:cs="Times New Roman"/>
                 <w:noProof/>
                 <w:webHidden/>
                 <w:sz w:val="32"/>
@@ -779,15 +789,17 @@
             </w:r>
             <w:r>
               <w:rPr>
+                <w:rFonts w:ascii="Times New Roman" w:hAnsi="Times New Roman" w:cs="Times New Roman"/>
                 <w:noProof/>
                 <w:webHidden/>
                 <w:sz w:val="32"/>
                 <w:szCs w:val="32"/>
               </w:rPr>
-              <w:instrText xml:space="preserve"> PAGEREF _Toc231306732 \h </w:instrText>
-            </w:r>
-            <w:r>
-              <w:rPr>
+              <w:instrText xml:space="preserve"> PAGEREF _Toc231401658 \h </w:instrText>
+            </w:r>
+            <w:r>
+              <w:rPr>
+                <w:rFonts w:ascii="Times New Roman" w:hAnsi="Times New Roman" w:cs="Times New Roman"/>
                 <w:noProof/>
                 <w:webHidden/>
                 <w:sz w:val="32"/>
@@ -796,6 +808,7 @@
             </w:r>
             <w:r>
               <w:rPr>
+                <w:rFonts w:ascii="Times New Roman" w:hAnsi="Times New Roman" w:cs="Times New Roman"/>
                 <w:noProof/>
                 <w:webHidden/>
                 <w:sz w:val="32"/>
@@ -805,6 +818,7 @@
             </w:r>
             <w:r>
               <w:rPr>
+                <w:rFonts w:ascii="Times New Roman" w:hAnsi="Times New Roman" w:cs="Times New Roman"/>
                 <w:noProof/>
                 <w:webHidden/>
                 <w:sz w:val="32"/>
@@ -814,6 +828,7 @@
             </w:r>
             <w:r>
               <w:rPr>
+                <w:rFonts w:ascii="Times New Roman" w:hAnsi="Times New Roman" w:cs="Times New Roman"/>
                 <w:noProof/>
                 <w:webHidden/>
                 <w:sz w:val="32"/>
@@ -830,7 +845,7 @@
               <w:tab w:val="right" w:leader="dot" w:pos="9016"/>
             </w:tabs>
             <w:rPr>
-              <w:rFonts w:asciiTheme="minorHAnsi" w:eastAsiaTheme="minorEastAsia" w:hAnsiTheme="minorHAnsi" w:cstheme="minorBidi"/>
+              <w:rFonts w:ascii="Times New Roman" w:eastAsiaTheme="minorEastAsia" w:hAnsi="Times New Roman" w:cs="Times New Roman"/>
               <w:noProof/>
               <w:kern w:val="2"/>
               <w:sz w:val="32"/>
@@ -838,7 +853,7 @@
               <w14:ligatures w14:val="standardContextual"/>
             </w:rPr>
           </w:pPr>
-          <w:hyperlink w:anchor="_Toc231306733" w:history="1">
+          <w:hyperlink w:anchor="_Toc231401659" w:history="1">
             <w:r>
               <w:rPr>
                 <w:rStyle w:val="Hyperlink"/>
@@ -847,10 +862,11 @@
                 <w:sz w:val="32"/>
                 <w:szCs w:val="32"/>
               </w:rPr>
-              <w:t>2.1 Secret Generation &amp; Polynomial Construction</w:t>
-            </w:r>
-            <w:r>
-              <w:rPr>
+              <w:t>2.1 Threat Model</w:t>
+            </w:r>
+            <w:r>
+              <w:rPr>
+                <w:rFonts w:ascii="Times New Roman" w:hAnsi="Times New Roman" w:cs="Times New Roman"/>
                 <w:noProof/>
                 <w:webHidden/>
                 <w:sz w:val="32"/>
@@ -860,6 +876,7 @@
             </w:r>
             <w:r>
               <w:rPr>
+                <w:rFonts w:ascii="Times New Roman" w:hAnsi="Times New Roman" w:cs="Times New Roman"/>
                 <w:noProof/>
                 <w:webHidden/>
                 <w:sz w:val="32"/>
@@ -869,15 +886,17 @@
             </w:r>
             <w:r>
               <w:rPr>
+                <w:rFonts w:ascii="Times New Roman" w:hAnsi="Times New Roman" w:cs="Times New Roman"/>
                 <w:noProof/>
                 <w:webHidden/>
                 <w:sz w:val="32"/>
                 <w:szCs w:val="32"/>
               </w:rPr>
-              <w:instrText xml:space="preserve"> PAGEREF _Toc231306733 \h </w:instrText>
-            </w:r>
-            <w:r>
-              <w:rPr>
+              <w:instrText xml:space="preserve"> PAGEREF _Toc231401659 \h </w:instrText>
+            </w:r>
+            <w:r>
+              <w:rPr>
+                <w:rFonts w:ascii="Times New Roman" w:hAnsi="Times New Roman" w:cs="Times New Roman"/>
                 <w:noProof/>
                 <w:webHidden/>
                 <w:sz w:val="32"/>
@@ -886,6 +905,7 @@
             </w:r>
             <w:r>
               <w:rPr>
+                <w:rFonts w:ascii="Times New Roman" w:hAnsi="Times New Roman" w:cs="Times New Roman"/>
                 <w:noProof/>
                 <w:webHidden/>
                 <w:sz w:val="32"/>
@@ -895,6 +915,7 @@
             </w:r>
             <w:r>
               <w:rPr>
+                <w:rFonts w:ascii="Times New Roman" w:hAnsi="Times New Roman" w:cs="Times New Roman"/>
                 <w:noProof/>
                 <w:webHidden/>
                 <w:sz w:val="32"/>
@@ -904,6 +925,7 @@
             </w:r>
             <w:r>
               <w:rPr>
+                <w:rFonts w:ascii="Times New Roman" w:hAnsi="Times New Roman" w:cs="Times New Roman"/>
                 <w:noProof/>
                 <w:webHidden/>
                 <w:sz w:val="32"/>
@@ -920,7 +942,7 @@
               <w:tab w:val="right" w:leader="dot" w:pos="9016"/>
             </w:tabs>
             <w:rPr>
-              <w:rFonts w:asciiTheme="minorHAnsi" w:eastAsiaTheme="minorEastAsia" w:hAnsiTheme="minorHAnsi" w:cstheme="minorBidi"/>
+              <w:rFonts w:ascii="Times New Roman" w:eastAsiaTheme="minorEastAsia" w:hAnsi="Times New Roman" w:cs="Times New Roman"/>
               <w:noProof/>
               <w:kern w:val="2"/>
               <w:sz w:val="32"/>
@@ -928,7 +950,7 @@
               <w14:ligatures w14:val="standardContextual"/>
             </w:rPr>
           </w:pPr>
-          <w:hyperlink w:anchor="_Toc231306734" w:history="1">
+          <w:hyperlink w:anchor="_Toc231401660" w:history="1">
             <w:r>
               <w:rPr>
                 <w:rStyle w:val="Hyperlink"/>
@@ -937,10 +959,11 @@
                 <w:sz w:val="32"/>
                 <w:szCs w:val="32"/>
               </w:rPr>
-              <w:t>2.1.1 Trường hợp có đủ 3 share trở lên</w:t>
-            </w:r>
-            <w:r>
-              <w:rPr>
+              <w:t>2.2 Secret Generation &amp; Polynomial Construction</w:t>
+            </w:r>
+            <w:r>
+              <w:rPr>
+                <w:rFonts w:ascii="Times New Roman" w:hAnsi="Times New Roman" w:cs="Times New Roman"/>
                 <w:noProof/>
                 <w:webHidden/>
                 <w:sz w:val="32"/>
@@ -950,6 +973,7 @@
             </w:r>
             <w:r>
               <w:rPr>
+                <w:rFonts w:ascii="Times New Roman" w:hAnsi="Times New Roman" w:cs="Times New Roman"/>
                 <w:noProof/>
                 <w:webHidden/>
                 <w:sz w:val="32"/>
@@ -959,15 +983,17 @@
             </w:r>
             <w:r>
               <w:rPr>
+                <w:rFonts w:ascii="Times New Roman" w:hAnsi="Times New Roman" w:cs="Times New Roman"/>
                 <w:noProof/>
                 <w:webHidden/>
                 <w:sz w:val="32"/>
                 <w:szCs w:val="32"/>
               </w:rPr>
-              <w:instrText xml:space="preserve"> PAGEREF _Toc231306734 \h </w:instrText>
-            </w:r>
-            <w:r>
-              <w:rPr>
+              <w:instrText xml:space="preserve"> PAGEREF _Toc231401660 \h </w:instrText>
+            </w:r>
+            <w:r>
+              <w:rPr>
+                <w:rFonts w:ascii="Times New Roman" w:hAnsi="Times New Roman" w:cs="Times New Roman"/>
                 <w:noProof/>
                 <w:webHidden/>
                 <w:sz w:val="32"/>
@@ -976,6 +1002,7 @@
             </w:r>
             <w:r>
               <w:rPr>
+                <w:rFonts w:ascii="Times New Roman" w:hAnsi="Times New Roman" w:cs="Times New Roman"/>
                 <w:noProof/>
                 <w:webHidden/>
                 <w:sz w:val="32"/>
@@ -985,6 +1012,7 @@
             </w:r>
             <w:r>
               <w:rPr>
+                <w:rFonts w:ascii="Times New Roman" w:hAnsi="Times New Roman" w:cs="Times New Roman"/>
                 <w:noProof/>
                 <w:webHidden/>
                 <w:sz w:val="32"/>
@@ -994,6 +1022,201 @@
             </w:r>
             <w:r>
               <w:rPr>
+                <w:rFonts w:ascii="Times New Roman" w:hAnsi="Times New Roman" w:cs="Times New Roman"/>
+                <w:noProof/>
+                <w:webHidden/>
+                <w:sz w:val="32"/>
+                <w:szCs w:val="32"/>
+              </w:rPr>
+              <w:fldChar w:fldCharType="end"/>
+            </w:r>
+          </w:hyperlink>
+        </w:p>
+        <w:p>
+          <w:pPr>
+            <w:pStyle w:val="TOC3"/>
+            <w:tabs>
+              <w:tab w:val="right" w:leader="dot" w:pos="9016"/>
+            </w:tabs>
+            <w:rPr>
+              <w:rFonts w:ascii="Times New Roman" w:eastAsiaTheme="minorEastAsia" w:hAnsi="Times New Roman" w:cs="Times New Roman"/>
+              <w:noProof/>
+              <w:kern w:val="2"/>
+              <w:sz w:val="32"/>
+              <w:szCs w:val="32"/>
+              <w14:ligatures w14:val="standardContextual"/>
+            </w:rPr>
+          </w:pPr>
+          <w:hyperlink w:anchor="_Toc231401661" w:history="1">
+            <w:r>
+              <w:rPr>
+                <w:rStyle w:val="Hyperlink"/>
+                <w:rFonts w:ascii="Times New Roman" w:hAnsi="Times New Roman" w:cs="Times New Roman"/>
+                <w:noProof/>
+                <w:sz w:val="32"/>
+                <w:szCs w:val="32"/>
+              </w:rPr>
+              <w:t>2.2.1 Trường hợp có đủ 3 share trở lên</w:t>
+            </w:r>
+            <w:r>
+              <w:rPr>
+                <w:rFonts w:ascii="Times New Roman" w:hAnsi="Times New Roman" w:cs="Times New Roman"/>
+                <w:noProof/>
+                <w:webHidden/>
+                <w:sz w:val="32"/>
+                <w:szCs w:val="32"/>
+              </w:rPr>
+              <w:tab/>
+            </w:r>
+            <w:r>
+              <w:rPr>
+                <w:rFonts w:ascii="Times New Roman" w:hAnsi="Times New Roman" w:cs="Times New Roman"/>
+                <w:noProof/>
+                <w:webHidden/>
+                <w:sz w:val="32"/>
+                <w:szCs w:val="32"/>
+              </w:rPr>
+              <w:fldChar w:fldCharType="begin"/>
+            </w:r>
+            <w:r>
+              <w:rPr>
+                <w:rFonts w:ascii="Times New Roman" w:hAnsi="Times New Roman" w:cs="Times New Roman"/>
+                <w:noProof/>
+                <w:webHidden/>
+                <w:sz w:val="32"/>
+                <w:szCs w:val="32"/>
+              </w:rPr>
+              <w:instrText xml:space="preserve"> PAGEREF _Toc231401661 \h </w:instrText>
+            </w:r>
+            <w:r>
+              <w:rPr>
+                <w:rFonts w:ascii="Times New Roman" w:hAnsi="Times New Roman" w:cs="Times New Roman"/>
+                <w:noProof/>
+                <w:webHidden/>
+                <w:sz w:val="32"/>
+                <w:szCs w:val="32"/>
+              </w:rPr>
+            </w:r>
+            <w:r>
+              <w:rPr>
+                <w:rFonts w:ascii="Times New Roman" w:hAnsi="Times New Roman" w:cs="Times New Roman"/>
+                <w:noProof/>
+                <w:webHidden/>
+                <w:sz w:val="32"/>
+                <w:szCs w:val="32"/>
+              </w:rPr>
+              <w:fldChar w:fldCharType="separate"/>
+            </w:r>
+            <w:r>
+              <w:rPr>
+                <w:rFonts w:ascii="Times New Roman" w:hAnsi="Times New Roman" w:cs="Times New Roman"/>
+                <w:noProof/>
+                <w:webHidden/>
+                <w:sz w:val="32"/>
+                <w:szCs w:val="32"/>
+              </w:rPr>
+              <w:t>5</w:t>
+            </w:r>
+            <w:r>
+              <w:rPr>
+                <w:rFonts w:ascii="Times New Roman" w:hAnsi="Times New Roman" w:cs="Times New Roman"/>
+                <w:noProof/>
+                <w:webHidden/>
+                <w:sz w:val="32"/>
+                <w:szCs w:val="32"/>
+              </w:rPr>
+              <w:fldChar w:fldCharType="end"/>
+            </w:r>
+          </w:hyperlink>
+        </w:p>
+        <w:p>
+          <w:pPr>
+            <w:pStyle w:val="TOC3"/>
+            <w:tabs>
+              <w:tab w:val="right" w:leader="dot" w:pos="9016"/>
+            </w:tabs>
+            <w:rPr>
+              <w:rFonts w:ascii="Times New Roman" w:eastAsiaTheme="minorEastAsia" w:hAnsi="Times New Roman" w:cs="Times New Roman"/>
+              <w:noProof/>
+              <w:kern w:val="2"/>
+              <w:sz w:val="32"/>
+              <w:szCs w:val="32"/>
+              <w14:ligatures w14:val="standardContextual"/>
+            </w:rPr>
+          </w:pPr>
+          <w:hyperlink w:anchor="_Toc231401662" w:history="1">
+            <w:r>
+              <w:rPr>
+                <w:rStyle w:val="Hyperlink"/>
+                <w:rFonts w:ascii="Times New Roman" w:hAnsi="Times New Roman" w:cs="Times New Roman"/>
+                <w:noProof/>
+                <w:sz w:val="32"/>
+                <w:szCs w:val="32"/>
+              </w:rPr>
+              <w:t>2.2.2 Trường hợp chỉ có 1 hoặc 2 share</w:t>
+            </w:r>
+            <w:r>
+              <w:rPr>
+                <w:rFonts w:ascii="Times New Roman" w:hAnsi="Times New Roman" w:cs="Times New Roman"/>
+                <w:noProof/>
+                <w:webHidden/>
+                <w:sz w:val="32"/>
+                <w:szCs w:val="32"/>
+              </w:rPr>
+              <w:tab/>
+            </w:r>
+            <w:r>
+              <w:rPr>
+                <w:rFonts w:ascii="Times New Roman" w:hAnsi="Times New Roman" w:cs="Times New Roman"/>
+                <w:noProof/>
+                <w:webHidden/>
+                <w:sz w:val="32"/>
+                <w:szCs w:val="32"/>
+              </w:rPr>
+              <w:fldChar w:fldCharType="begin"/>
+            </w:r>
+            <w:r>
+              <w:rPr>
+                <w:rFonts w:ascii="Times New Roman" w:hAnsi="Times New Roman" w:cs="Times New Roman"/>
+                <w:noProof/>
+                <w:webHidden/>
+                <w:sz w:val="32"/>
+                <w:szCs w:val="32"/>
+              </w:rPr>
+              <w:instrText xml:space="preserve"> PAGEREF _Toc231401662 \h </w:instrText>
+            </w:r>
+            <w:r>
+              <w:rPr>
+                <w:rFonts w:ascii="Times New Roman" w:hAnsi="Times New Roman" w:cs="Times New Roman"/>
+                <w:noProof/>
+                <w:webHidden/>
+                <w:sz w:val="32"/>
+                <w:szCs w:val="32"/>
+              </w:rPr>
+            </w:r>
+            <w:r>
+              <w:rPr>
+                <w:rFonts w:ascii="Times New Roman" w:hAnsi="Times New Roman" w:cs="Times New Roman"/>
+                <w:noProof/>
+                <w:webHidden/>
+                <w:sz w:val="32"/>
+                <w:szCs w:val="32"/>
+              </w:rPr>
+              <w:fldChar w:fldCharType="separate"/>
+            </w:r>
+            <w:r>
+              <w:rPr>
+                <w:rFonts w:ascii="Times New Roman" w:hAnsi="Times New Roman" w:cs="Times New Roman"/>
+                <w:noProof/>
+                <w:webHidden/>
+                <w:sz w:val="32"/>
+                <w:szCs w:val="32"/>
+              </w:rPr>
+              <w:t>5</w:t>
+            </w:r>
+            <w:r>
+              <w:rPr>
+                <w:rFonts w:ascii="Times New Roman" w:hAnsi="Times New Roman" w:cs="Times New Roman"/>
                 <w:noProof/>
                 <w:webHidden/>
                 <w:sz w:val="32"/>
@@ -1010,7 +1233,7 @@
               <w:tab w:val="right" w:leader="dot" w:pos="9016"/>
             </w:tabs>
             <w:rPr>
-              <w:rFonts w:asciiTheme="minorHAnsi" w:eastAsiaTheme="minorEastAsia" w:hAnsiTheme="minorHAnsi" w:cstheme="minorBidi"/>
+              <w:rFonts w:ascii="Times New Roman" w:eastAsiaTheme="minorEastAsia" w:hAnsi="Times New Roman" w:cs="Times New Roman"/>
               <w:noProof/>
               <w:kern w:val="2"/>
               <w:sz w:val="32"/>
@@ -1018,7 +1241,7 @@
               <w14:ligatures w14:val="standardContextual"/>
             </w:rPr>
           </w:pPr>
-          <w:hyperlink w:anchor="_Toc231306735" w:history="1">
+          <w:hyperlink w:anchor="_Toc231401663" w:history="1">
             <w:r>
               <w:rPr>
                 <w:rStyle w:val="Hyperlink"/>
@@ -1027,10 +1250,11 @@
                 <w:sz w:val="32"/>
                 <w:szCs w:val="32"/>
               </w:rPr>
-              <w:t>2.1.2 Trường hợp chỉ có 1 hoặc 2 share</w:t>
-            </w:r>
-            <w:r>
-              <w:rPr>
+              <w:t>2.3. AES256CBC Encryption / Decryption</w:t>
+            </w:r>
+            <w:r>
+              <w:rPr>
+                <w:rFonts w:ascii="Times New Roman" w:hAnsi="Times New Roman" w:cs="Times New Roman"/>
                 <w:noProof/>
                 <w:webHidden/>
                 <w:sz w:val="32"/>
@@ -1040,6 +1264,7 @@
             </w:r>
             <w:r>
               <w:rPr>
+                <w:rFonts w:ascii="Times New Roman" w:hAnsi="Times New Roman" w:cs="Times New Roman"/>
                 <w:noProof/>
                 <w:webHidden/>
                 <w:sz w:val="32"/>
@@ -1049,15 +1274,17 @@
             </w:r>
             <w:r>
               <w:rPr>
+                <w:rFonts w:ascii="Times New Roman" w:hAnsi="Times New Roman" w:cs="Times New Roman"/>
                 <w:noProof/>
                 <w:webHidden/>
                 <w:sz w:val="32"/>
                 <w:szCs w:val="32"/>
               </w:rPr>
-              <w:instrText xml:space="preserve"> PAGEREF _Toc231306735 \h </w:instrText>
-            </w:r>
-            <w:r>
-              <w:rPr>
+              <w:instrText xml:space="preserve"> PAGEREF _Toc231401663 \h </w:instrText>
+            </w:r>
+            <w:r>
+              <w:rPr>
+                <w:rFonts w:ascii="Times New Roman" w:hAnsi="Times New Roman" w:cs="Times New Roman"/>
                 <w:noProof/>
                 <w:webHidden/>
                 <w:sz w:val="32"/>
@@ -1066,6 +1293,7 @@
             </w:r>
             <w:r>
               <w:rPr>
+                <w:rFonts w:ascii="Times New Roman" w:hAnsi="Times New Roman" w:cs="Times New Roman"/>
                 <w:noProof/>
                 <w:webHidden/>
                 <w:sz w:val="32"/>
@@ -1075,105 +1303,17 @@
             </w:r>
             <w:r>
               <w:rPr>
+                <w:rFonts w:ascii="Times New Roman" w:hAnsi="Times New Roman" w:cs="Times New Roman"/>
                 <w:noProof/>
                 <w:webHidden/>
                 <w:sz w:val="32"/>
                 <w:szCs w:val="32"/>
               </w:rPr>
-              <w:t>4</w:t>
-            </w:r>
-            <w:r>
-              <w:rPr>
-                <w:noProof/>
-                <w:webHidden/>
-                <w:sz w:val="32"/>
-                <w:szCs w:val="32"/>
-              </w:rPr>
-              <w:fldChar w:fldCharType="end"/>
-            </w:r>
-          </w:hyperlink>
-        </w:p>
-        <w:p>
-          <w:pPr>
-            <w:pStyle w:val="TOC2"/>
-            <w:tabs>
-              <w:tab w:val="right" w:leader="dot" w:pos="9016"/>
-            </w:tabs>
-            <w:rPr>
-              <w:rFonts w:asciiTheme="minorHAnsi" w:eastAsiaTheme="minorEastAsia" w:hAnsiTheme="minorHAnsi" w:cstheme="minorBidi"/>
-              <w:noProof/>
-              <w:kern w:val="2"/>
-              <w:sz w:val="32"/>
-              <w:szCs w:val="32"/>
-              <w14:ligatures w14:val="standardContextual"/>
-            </w:rPr>
-          </w:pPr>
-          <w:hyperlink w:anchor="_Toc231306736" w:history="1">
-            <w:r>
-              <w:rPr>
-                <w:rStyle w:val="Hyperlink"/>
-                <w:rFonts w:ascii="Times New Roman" w:hAnsi="Times New Roman" w:cs="Times New Roman"/>
-                <w:noProof/>
-                <w:sz w:val="32"/>
-                <w:szCs w:val="32"/>
-              </w:rPr>
-              <w:t>2.2. AES256CBC Encryption / Decryption</w:t>
-            </w:r>
-            <w:r>
-              <w:rPr>
-                <w:noProof/>
-                <w:webHidden/>
-                <w:sz w:val="32"/>
-                <w:szCs w:val="32"/>
-              </w:rPr>
-              <w:tab/>
-            </w:r>
-            <w:r>
-              <w:rPr>
-                <w:noProof/>
-                <w:webHidden/>
-                <w:sz w:val="32"/>
-                <w:szCs w:val="32"/>
-              </w:rPr>
-              <w:fldChar w:fldCharType="begin"/>
-            </w:r>
-            <w:r>
-              <w:rPr>
-                <w:noProof/>
-                <w:webHidden/>
-                <w:sz w:val="32"/>
-                <w:szCs w:val="32"/>
-              </w:rPr>
-              <w:instrText xml:space="preserve"> PAGEREF _Toc231306736 \h </w:instrText>
-            </w:r>
-            <w:r>
-              <w:rPr>
-                <w:noProof/>
-                <w:webHidden/>
-                <w:sz w:val="32"/>
-                <w:szCs w:val="32"/>
-              </w:rPr>
-            </w:r>
-            <w:r>
-              <w:rPr>
-                <w:noProof/>
-                <w:webHidden/>
-                <w:sz w:val="32"/>
-                <w:szCs w:val="32"/>
-              </w:rPr>
-              <w:fldChar w:fldCharType="separate"/>
-            </w:r>
-            <w:r>
-              <w:rPr>
-                <w:noProof/>
-                <w:webHidden/>
-                <w:sz w:val="32"/>
-                <w:szCs w:val="32"/>
-              </w:rPr>
-              <w:t>5</w:t>
-            </w:r>
-            <w:r>
-              <w:rPr>
+              <w:t>6</w:t>
+            </w:r>
+            <w:r>
+              <w:rPr>
+                <w:rFonts w:ascii="Times New Roman" w:hAnsi="Times New Roman" w:cs="Times New Roman"/>
                 <w:noProof/>
                 <w:webHidden/>
                 <w:sz w:val="32"/>
@@ -1190,7 +1330,7 @@
               <w:tab w:val="right" w:leader="dot" w:pos="9016"/>
             </w:tabs>
             <w:rPr>
-              <w:rFonts w:asciiTheme="minorHAnsi" w:eastAsiaTheme="minorEastAsia" w:hAnsiTheme="minorHAnsi" w:cstheme="minorBidi"/>
+              <w:rFonts w:ascii="Times New Roman" w:eastAsiaTheme="minorEastAsia" w:hAnsi="Times New Roman" w:cs="Times New Roman"/>
               <w:noProof/>
               <w:kern w:val="2"/>
               <w:sz w:val="32"/>
@@ -1198,7 +1338,7 @@
               <w14:ligatures w14:val="standardContextual"/>
             </w:rPr>
           </w:pPr>
-          <w:hyperlink w:anchor="_Toc231306737" w:history="1">
+          <w:hyperlink w:anchor="_Toc231401664" w:history="1">
             <w:r>
               <w:rPr>
                 <w:rStyle w:val="Hyperlink"/>
@@ -1211,6 +1351,7 @@
             </w:r>
             <w:r>
               <w:rPr>
+                <w:rFonts w:ascii="Times New Roman" w:hAnsi="Times New Roman" w:cs="Times New Roman"/>
                 <w:noProof/>
                 <w:webHidden/>
                 <w:sz w:val="32"/>
@@ -1220,6 +1361,7 @@
             </w:r>
             <w:r>
               <w:rPr>
+                <w:rFonts w:ascii="Times New Roman" w:hAnsi="Times New Roman" w:cs="Times New Roman"/>
                 <w:noProof/>
                 <w:webHidden/>
                 <w:sz w:val="32"/>
@@ -1229,15 +1371,17 @@
             </w:r>
             <w:r>
               <w:rPr>
+                <w:rFonts w:ascii="Times New Roman" w:hAnsi="Times New Roman" w:cs="Times New Roman"/>
                 <w:noProof/>
                 <w:webHidden/>
                 <w:sz w:val="32"/>
                 <w:szCs w:val="32"/>
               </w:rPr>
-              <w:instrText xml:space="preserve"> PAGEREF _Toc231306737 \h </w:instrText>
-            </w:r>
-            <w:r>
-              <w:rPr>
+              <w:instrText xml:space="preserve"> PAGEREF _Toc231401664 \h </w:instrText>
+            </w:r>
+            <w:r>
+              <w:rPr>
+                <w:rFonts w:ascii="Times New Roman" w:hAnsi="Times New Roman" w:cs="Times New Roman"/>
                 <w:noProof/>
                 <w:webHidden/>
                 <w:sz w:val="32"/>
@@ -1246,6 +1390,7 @@
             </w:r>
             <w:r>
               <w:rPr>
+                <w:rFonts w:ascii="Times New Roman" w:hAnsi="Times New Roman" w:cs="Times New Roman"/>
                 <w:noProof/>
                 <w:webHidden/>
                 <w:sz w:val="32"/>
@@ -1255,15 +1400,17 @@
             </w:r>
             <w:r>
               <w:rPr>
+                <w:rFonts w:ascii="Times New Roman" w:hAnsi="Times New Roman" w:cs="Times New Roman"/>
                 <w:noProof/>
                 <w:webHidden/>
                 <w:sz w:val="32"/>
                 <w:szCs w:val="32"/>
               </w:rPr>
-              <w:t>5</w:t>
-            </w:r>
-            <w:r>
-              <w:rPr>
+              <w:t>6</w:t>
+            </w:r>
+            <w:r>
+              <w:rPr>
+                <w:rFonts w:ascii="Times New Roman" w:hAnsi="Times New Roman" w:cs="Times New Roman"/>
                 <w:noProof/>
                 <w:webHidden/>
                 <w:sz w:val="32"/>
@@ -1280,7 +1427,7 @@
               <w:tab w:val="right" w:leader="dot" w:pos="9016"/>
             </w:tabs>
             <w:rPr>
-              <w:rFonts w:asciiTheme="minorHAnsi" w:eastAsiaTheme="minorEastAsia" w:hAnsiTheme="minorHAnsi" w:cstheme="minorBidi"/>
+              <w:rFonts w:ascii="Times New Roman" w:eastAsiaTheme="minorEastAsia" w:hAnsi="Times New Roman" w:cs="Times New Roman"/>
               <w:noProof/>
               <w:kern w:val="2"/>
               <w:sz w:val="32"/>
@@ -1288,7 +1435,7 @@
               <w14:ligatures w14:val="standardContextual"/>
             </w:rPr>
           </w:pPr>
-          <w:hyperlink w:anchor="_Toc231306738" w:history="1">
+          <w:hyperlink w:anchor="_Toc231401665" w:history="1">
             <w:r>
               <w:rPr>
                 <w:rStyle w:val="Hyperlink"/>
@@ -1301,6 +1448,7 @@
             </w:r>
             <w:r>
               <w:rPr>
+                <w:rFonts w:ascii="Times New Roman" w:hAnsi="Times New Roman" w:cs="Times New Roman"/>
                 <w:noProof/>
                 <w:webHidden/>
                 <w:sz w:val="32"/>
@@ -1310,6 +1458,7 @@
             </w:r>
             <w:r>
               <w:rPr>
+                <w:rFonts w:ascii="Times New Roman" w:hAnsi="Times New Roman" w:cs="Times New Roman"/>
                 <w:noProof/>
                 <w:webHidden/>
                 <w:sz w:val="32"/>
@@ -1319,15 +1468,17 @@
             </w:r>
             <w:r>
               <w:rPr>
+                <w:rFonts w:ascii="Times New Roman" w:hAnsi="Times New Roman" w:cs="Times New Roman"/>
                 <w:noProof/>
                 <w:webHidden/>
                 <w:sz w:val="32"/>
                 <w:szCs w:val="32"/>
               </w:rPr>
-              <w:instrText xml:space="preserve"> PAGEREF _Toc231306738 \h </w:instrText>
-            </w:r>
-            <w:r>
-              <w:rPr>
+              <w:instrText xml:space="preserve"> PAGEREF _Toc231401665 \h </w:instrText>
+            </w:r>
+            <w:r>
+              <w:rPr>
+                <w:rFonts w:ascii="Times New Roman" w:hAnsi="Times New Roman" w:cs="Times New Roman"/>
                 <w:noProof/>
                 <w:webHidden/>
                 <w:sz w:val="32"/>
@@ -1336,6 +1487,7 @@
             </w:r>
             <w:r>
               <w:rPr>
+                <w:rFonts w:ascii="Times New Roman" w:hAnsi="Times New Roman" w:cs="Times New Roman"/>
                 <w:noProof/>
                 <w:webHidden/>
                 <w:sz w:val="32"/>
@@ -1345,15 +1497,17 @@
             </w:r>
             <w:r>
               <w:rPr>
+                <w:rFonts w:ascii="Times New Roman" w:hAnsi="Times New Roman" w:cs="Times New Roman"/>
                 <w:noProof/>
                 <w:webHidden/>
                 <w:sz w:val="32"/>
                 <w:szCs w:val="32"/>
               </w:rPr>
-              <w:t>6</w:t>
-            </w:r>
-            <w:r>
-              <w:rPr>
+              <w:t>7</w:t>
+            </w:r>
+            <w:r>
+              <w:rPr>
+                <w:rFonts w:ascii="Times New Roman" w:hAnsi="Times New Roman" w:cs="Times New Roman"/>
                 <w:noProof/>
                 <w:webHidden/>
                 <w:sz w:val="32"/>
@@ -1370,7 +1524,7 @@
               <w:tab w:val="right" w:leader="dot" w:pos="9016"/>
             </w:tabs>
             <w:rPr>
-              <w:rFonts w:asciiTheme="minorHAnsi" w:eastAsiaTheme="minorEastAsia" w:hAnsiTheme="minorHAnsi" w:cstheme="minorBidi"/>
+              <w:rFonts w:ascii="Times New Roman" w:eastAsiaTheme="minorEastAsia" w:hAnsi="Times New Roman" w:cs="Times New Roman"/>
               <w:noProof/>
               <w:kern w:val="2"/>
               <w:sz w:val="32"/>
@@ -1378,7 +1532,7 @@
               <w14:ligatures w14:val="standardContextual"/>
             </w:rPr>
           </w:pPr>
-          <w:hyperlink w:anchor="_Toc231306739" w:history="1">
+          <w:hyperlink w:anchor="_Toc231401666" w:history="1">
             <w:r>
               <w:rPr>
                 <w:rStyle w:val="Hyperlink"/>
@@ -1391,6 +1545,7 @@
             </w:r>
             <w:r>
               <w:rPr>
+                <w:rFonts w:ascii="Times New Roman" w:hAnsi="Times New Roman" w:cs="Times New Roman"/>
                 <w:noProof/>
                 <w:webHidden/>
                 <w:sz w:val="32"/>
@@ -1400,6 +1555,7 @@
             </w:r>
             <w:r>
               <w:rPr>
+                <w:rFonts w:ascii="Times New Roman" w:hAnsi="Times New Roman" w:cs="Times New Roman"/>
                 <w:noProof/>
                 <w:webHidden/>
                 <w:sz w:val="32"/>
@@ -1409,15 +1565,17 @@
             </w:r>
             <w:r>
               <w:rPr>
+                <w:rFonts w:ascii="Times New Roman" w:hAnsi="Times New Roman" w:cs="Times New Roman"/>
                 <w:noProof/>
                 <w:webHidden/>
                 <w:sz w:val="32"/>
                 <w:szCs w:val="32"/>
               </w:rPr>
-              <w:instrText xml:space="preserve"> PAGEREF _Toc231306739 \h </w:instrText>
-            </w:r>
-            <w:r>
-              <w:rPr>
+              <w:instrText xml:space="preserve"> PAGEREF _Toc231401666 \h </w:instrText>
+            </w:r>
+            <w:r>
+              <w:rPr>
+                <w:rFonts w:ascii="Times New Roman" w:hAnsi="Times New Roman" w:cs="Times New Roman"/>
                 <w:noProof/>
                 <w:webHidden/>
                 <w:sz w:val="32"/>
@@ -1426,6 +1584,7 @@
             </w:r>
             <w:r>
               <w:rPr>
+                <w:rFonts w:ascii="Times New Roman" w:hAnsi="Times New Roman" w:cs="Times New Roman"/>
                 <w:noProof/>
                 <w:webHidden/>
                 <w:sz w:val="32"/>
@@ -1435,15 +1594,17 @@
             </w:r>
             <w:r>
               <w:rPr>
+                <w:rFonts w:ascii="Times New Roman" w:hAnsi="Times New Roman" w:cs="Times New Roman"/>
                 <w:noProof/>
                 <w:webHidden/>
                 <w:sz w:val="32"/>
                 <w:szCs w:val="32"/>
               </w:rPr>
-              <w:t>6</w:t>
-            </w:r>
-            <w:r>
-              <w:rPr>
+              <w:t>7</w:t>
+            </w:r>
+            <w:r>
+              <w:rPr>
+                <w:rFonts w:ascii="Times New Roman" w:hAnsi="Times New Roman" w:cs="Times New Roman"/>
                 <w:noProof/>
                 <w:webHidden/>
                 <w:sz w:val="32"/>
@@ -1456,6 +1617,7 @@
         <w:p>
           <w:pPr>
             <w:rPr>
+              <w:rFonts w:ascii="Times New Roman" w:hAnsi="Times New Roman" w:cs="Times New Roman"/>
               <w:sz w:val="32"/>
               <w:szCs w:val="32"/>
             </w:rPr>
@@ -1570,7 +1732,7 @@
           <w:szCs w:val="26"/>
         </w:rPr>
       </w:pPr>
-      <w:bookmarkStart w:id="0" w:name="_Toc231306731"/>
+      <w:bookmarkStart w:id="0" w:name="_Toc231401657"/>
       <w:r>
         <w:rPr>
           <w:rFonts w:ascii="Times New Roman" w:eastAsia="Arial" w:hAnsi="Times New Roman" w:cs="Times New Roman"/>
@@ -2206,7 +2368,7 @@
           <w:szCs w:val="26"/>
         </w:rPr>
       </w:pPr>
-      <w:bookmarkStart w:id="1" w:name="_Toc231306732"/>
+      <w:bookmarkStart w:id="1" w:name="_Toc231401658"/>
       <w:r>
         <w:rPr>
           <w:rFonts w:ascii="Times New Roman" w:eastAsia="Arial" w:hAnsi="Times New Roman" w:cs="Times New Roman"/>
@@ -2232,7 +2394,7 @@
           <w:szCs w:val="26"/>
         </w:rPr>
       </w:pPr>
-      <w:bookmarkStart w:id="2" w:name="_Toc231306733"/>
+      <w:bookmarkStart w:id="2" w:name="_Toc231401659"/>
       <w:r>
         <w:rPr>
           <w:rFonts w:ascii="Times New Roman" w:eastAsia="Arial" w:hAnsi="Times New Roman" w:cs="Times New Roman"/>
@@ -2242,9 +2404,683 @@
           <w:sz w:val="26"/>
           <w:szCs w:val="26"/>
         </w:rPr>
-        <w:t>2.1 Secret Generation &amp; Polynomial Construction</w:t>
+        <w:t xml:space="preserve">2.1 </w:t>
+      </w:r>
+      <w:r>
+        <w:rPr>
+          <w:rFonts w:ascii="Times New Roman" w:eastAsia="Arial" w:hAnsi="Times New Roman" w:cs="Times New Roman"/>
+          <w:b/>
+          <w:bCs/>
+          <w:color w:val="000000" w:themeColor="text1"/>
+          <w:sz w:val="26"/>
+          <w:szCs w:val="26"/>
+        </w:rPr>
+        <w:t>Threat Model</w:t>
       </w:r>
       <w:bookmarkEnd w:id="2"/>
+    </w:p>
+    <w:p>
+      <w:pPr>
+        <w:jc w:val="both"/>
+        <w:rPr>
+          <w:rFonts w:ascii="Times New Roman" w:hAnsi="Times New Roman" w:cs="Times New Roman"/>
+          <w:color w:val="000000" w:themeColor="text1"/>
+          <w:sz w:val="26"/>
+          <w:szCs w:val="26"/>
+        </w:rPr>
+      </w:pPr>
+      <w:r>
+        <w:rPr>
+          <w:rFonts w:ascii="Times New Roman" w:hAnsi="Times New Roman" w:cs="Times New Roman"/>
+          <w:color w:val="000000" w:themeColor="text1"/>
+          <w:sz w:val="26"/>
+          <w:szCs w:val="26"/>
+        </w:rPr>
+        <w:t>Security Objective</w:t>
+      </w:r>
+    </w:p>
+    <w:p>
+      <w:pPr>
+        <w:jc w:val="both"/>
+        <w:rPr>
+          <w:rFonts w:ascii="Times New Roman" w:hAnsi="Times New Roman" w:cs="Times New Roman"/>
+          <w:color w:val="000000" w:themeColor="text1"/>
+          <w:sz w:val="26"/>
+          <w:szCs w:val="26"/>
+        </w:rPr>
+      </w:pPr>
+      <w:r>
+        <w:rPr>
+          <w:rFonts w:ascii="Times New Roman" w:hAnsi="Times New Roman" w:cs="Times New Roman"/>
+          <w:color w:val="000000" w:themeColor="text1"/>
+          <w:sz w:val="26"/>
+          <w:szCs w:val="26"/>
+        </w:rPr>
+        <w:t>Mục tiêu của hệ thống The Vault là bảo vệ khóa AES-256 dùng để mã hóa cơ sở dữ liệu phân tán. Hệ thống phải đảm bảo rằng khóa bí mật chỉ có thể được khôi phục khi có ít nhất t = 3 trong tổng số n = 5 shares hợp lệ. Đồng thời, việc chiếm quyền kiểm soát một phần hệ thống không được làm lộ khóa bí mật hoặc nội dung cơ sở dữ liệu.</w:t>
+      </w:r>
+    </w:p>
+    <w:p>
+      <w:pPr>
+        <w:jc w:val="both"/>
+        <w:rPr>
+          <w:rFonts w:ascii="Times New Roman" w:hAnsi="Times New Roman" w:cs="Times New Roman"/>
+          <w:color w:val="000000" w:themeColor="text1"/>
+          <w:sz w:val="26"/>
+          <w:szCs w:val="26"/>
+        </w:rPr>
+      </w:pPr>
+      <w:r>
+        <w:rPr>
+          <w:rFonts w:ascii="Times New Roman" w:hAnsi="Times New Roman" w:cs="Times New Roman"/>
+          <w:color w:val="000000" w:themeColor="text1"/>
+          <w:sz w:val="26"/>
+          <w:szCs w:val="26"/>
+        </w:rPr>
+        <w:t>Adversary Capabilities</w:t>
+      </w:r>
+    </w:p>
+    <w:p>
+      <w:pPr>
+        <w:jc w:val="both"/>
+        <w:rPr>
+          <w:rFonts w:ascii="Times New Roman" w:hAnsi="Times New Roman" w:cs="Times New Roman"/>
+          <w:color w:val="000000" w:themeColor="text1"/>
+          <w:sz w:val="26"/>
+          <w:szCs w:val="26"/>
+        </w:rPr>
+      </w:pPr>
+      <w:r>
+        <w:rPr>
+          <w:rFonts w:ascii="Times New Roman" w:hAnsi="Times New Roman" w:cs="Times New Roman"/>
+          <w:color w:val="000000" w:themeColor="text1"/>
+          <w:sz w:val="26"/>
+          <w:szCs w:val="26"/>
+        </w:rPr>
+        <w:t>Kẻ tấn công được giả định có thể:</w:t>
+      </w:r>
+    </w:p>
+    <w:p>
+      <w:pPr>
+        <w:ind w:left="360"/>
+        <w:jc w:val="both"/>
+        <w:rPr>
+          <w:rFonts w:ascii="Times New Roman" w:hAnsi="Times New Roman" w:cs="Times New Roman"/>
+          <w:color w:val="000000" w:themeColor="text1"/>
+          <w:sz w:val="26"/>
+          <w:szCs w:val="26"/>
+        </w:rPr>
+      </w:pPr>
+      <w:r>
+        <w:rPr>
+          <w:rFonts w:ascii="Times New Roman" w:hAnsi="Times New Roman" w:cs="Times New Roman"/>
+          <w:color w:val="000000" w:themeColor="text1"/>
+          <w:sz w:val="26"/>
+          <w:szCs w:val="26"/>
+        </w:rPr>
+        <w:t>Đọc hoặc sao chép trực tiếp tệp database.enc.</w:t>
+      </w:r>
+    </w:p>
+    <w:p>
+      <w:pPr>
+        <w:ind w:left="360"/>
+        <w:jc w:val="both"/>
+        <w:rPr>
+          <w:rFonts w:ascii="Times New Roman" w:hAnsi="Times New Roman" w:cs="Times New Roman"/>
+          <w:color w:val="000000" w:themeColor="text1"/>
+          <w:sz w:val="26"/>
+          <w:szCs w:val="26"/>
+        </w:rPr>
+      </w:pPr>
+      <w:r>
+        <w:rPr>
+          <w:rFonts w:ascii="Times New Roman" w:hAnsi="Times New Roman" w:cs="Times New Roman"/>
+          <w:color w:val="000000" w:themeColor="text1"/>
+          <w:sz w:val="26"/>
+          <w:szCs w:val="26"/>
+        </w:rPr>
+        <w:t>Xâm nhập tối đa 2 node và lấy các share được lưu trong share.json.</w:t>
+      </w:r>
+    </w:p>
+    <w:p>
+      <w:pPr>
+        <w:ind w:left="360"/>
+        <w:jc w:val="both"/>
+        <w:rPr>
+          <w:rFonts w:ascii="Times New Roman" w:hAnsi="Times New Roman" w:cs="Times New Roman"/>
+          <w:color w:val="000000" w:themeColor="text1"/>
+          <w:sz w:val="26"/>
+          <w:szCs w:val="26"/>
+        </w:rPr>
+      </w:pPr>
+      <w:r>
+        <w:rPr>
+          <w:rFonts w:ascii="Times New Roman" w:hAnsi="Times New Roman" w:cs="Times New Roman"/>
+          <w:color w:val="000000" w:themeColor="text1"/>
+          <w:sz w:val="26"/>
+          <w:szCs w:val="26"/>
+        </w:rPr>
+        <w:t>Làm một hoặc nhiều node ngừng hoạt động (Denial of Service).</w:t>
+      </w:r>
+    </w:p>
+    <w:p>
+      <w:pPr>
+        <w:ind w:left="360"/>
+        <w:jc w:val="both"/>
+        <w:rPr>
+          <w:rFonts w:ascii="Times New Roman" w:hAnsi="Times New Roman" w:cs="Times New Roman"/>
+          <w:color w:val="000000" w:themeColor="text1"/>
+          <w:sz w:val="26"/>
+          <w:szCs w:val="26"/>
+        </w:rPr>
+      </w:pPr>
+      <w:r>
+        <w:rPr>
+          <w:rFonts w:ascii="Times New Roman" w:hAnsi="Times New Roman" w:cs="Times New Roman"/>
+          <w:color w:val="000000" w:themeColor="text1"/>
+          <w:sz w:val="26"/>
+          <w:szCs w:val="26"/>
+        </w:rPr>
+        <w:t>Quan sát lưu lượng HTTP giữa các thành phần trong môi trường demo.</w:t>
+      </w:r>
+    </w:p>
+    <w:p>
+      <w:pPr>
+        <w:ind w:left="360"/>
+        <w:jc w:val="both"/>
+        <w:rPr>
+          <w:rFonts w:ascii="Times New Roman" w:hAnsi="Times New Roman" w:cs="Times New Roman"/>
+          <w:color w:val="000000" w:themeColor="text1"/>
+          <w:sz w:val="26"/>
+          <w:szCs w:val="26"/>
+        </w:rPr>
+      </w:pPr>
+      <w:r>
+        <w:rPr>
+          <w:rFonts w:ascii="Times New Roman" w:hAnsi="Times New Roman" w:cs="Times New Roman"/>
+          <w:color w:val="000000" w:themeColor="text1"/>
+          <w:sz w:val="26"/>
+          <w:szCs w:val="26"/>
+        </w:rPr>
+        <w:t>Sở hữu toàn bộ mã nguồn của hệ thống (Kerckhoffs's Principle).</w:t>
+      </w:r>
+    </w:p>
+    <w:p>
+      <w:pPr>
+        <w:jc w:val="both"/>
+        <w:rPr>
+          <w:rFonts w:ascii="Times New Roman" w:hAnsi="Times New Roman" w:cs="Times New Roman"/>
+          <w:color w:val="000000" w:themeColor="text1"/>
+          <w:sz w:val="26"/>
+          <w:szCs w:val="26"/>
+        </w:rPr>
+      </w:pPr>
+      <w:r>
+        <w:rPr>
+          <w:rFonts w:ascii="Times New Roman" w:hAnsi="Times New Roman" w:cs="Times New Roman"/>
+          <w:color w:val="000000" w:themeColor="text1"/>
+          <w:sz w:val="26"/>
+          <w:szCs w:val="26"/>
+        </w:rPr>
+        <w:t>Kẻ tấn công không được giả định có khả năng:</w:t>
+      </w:r>
+    </w:p>
+    <w:p>
+      <w:pPr>
+        <w:ind w:left="360"/>
+        <w:jc w:val="both"/>
+        <w:rPr>
+          <w:rFonts w:ascii="Times New Roman" w:hAnsi="Times New Roman" w:cs="Times New Roman"/>
+          <w:color w:val="000000" w:themeColor="text1"/>
+          <w:sz w:val="26"/>
+          <w:szCs w:val="26"/>
+        </w:rPr>
+      </w:pPr>
+      <w:r>
+        <w:rPr>
+          <w:rFonts w:ascii="Times New Roman" w:hAnsi="Times New Roman" w:cs="Times New Roman"/>
+          <w:color w:val="000000" w:themeColor="text1"/>
+          <w:sz w:val="26"/>
+          <w:szCs w:val="26"/>
+        </w:rPr>
+        <w:t>Đồng thời chiếm được từ 3 share trở lên.</w:t>
+      </w:r>
+    </w:p>
+    <w:p>
+      <w:pPr>
+        <w:ind w:left="360"/>
+        <w:jc w:val="both"/>
+        <w:rPr>
+          <w:rFonts w:ascii="Times New Roman" w:hAnsi="Times New Roman" w:cs="Times New Roman"/>
+          <w:color w:val="000000" w:themeColor="text1"/>
+          <w:sz w:val="26"/>
+          <w:szCs w:val="26"/>
+        </w:rPr>
+      </w:pPr>
+      <w:r>
+        <w:rPr>
+          <w:rFonts w:ascii="Times New Roman" w:hAnsi="Times New Roman" w:cs="Times New Roman"/>
+          <w:color w:val="000000" w:themeColor="text1"/>
+          <w:sz w:val="26"/>
+          <w:szCs w:val="26"/>
+        </w:rPr>
+        <w:t>Phá vỡ thuật toán AES-256 bằng tấn công mật mã học.</w:t>
+      </w:r>
+    </w:p>
+    <w:p>
+      <w:pPr>
+        <w:ind w:left="360"/>
+        <w:jc w:val="both"/>
+        <w:rPr>
+          <w:rFonts w:ascii="Times New Roman" w:hAnsi="Times New Roman" w:cs="Times New Roman"/>
+          <w:color w:val="000000" w:themeColor="text1"/>
+          <w:sz w:val="26"/>
+          <w:szCs w:val="26"/>
+        </w:rPr>
+      </w:pPr>
+      <w:r>
+        <w:rPr>
+          <w:rFonts w:ascii="Times New Roman" w:hAnsi="Times New Roman" w:cs="Times New Roman"/>
+          <w:color w:val="000000" w:themeColor="text1"/>
+          <w:sz w:val="26"/>
+          <w:szCs w:val="26"/>
+        </w:rPr>
+        <w:t>Giải được bài toán brute-force trên không gian khóa 2^256 trong thời gian khả thi.</w:t>
+      </w:r>
+    </w:p>
+    <w:p>
+      <w:pPr>
+        <w:jc w:val="both"/>
+        <w:rPr>
+          <w:rFonts w:ascii="Times New Roman" w:hAnsi="Times New Roman" w:cs="Times New Roman"/>
+          <w:color w:val="000000" w:themeColor="text1"/>
+          <w:sz w:val="26"/>
+          <w:szCs w:val="26"/>
+        </w:rPr>
+      </w:pPr>
+      <w:r>
+        <w:rPr>
+          <w:rFonts w:ascii="Times New Roman" w:hAnsi="Times New Roman" w:cs="Times New Roman"/>
+          <w:color w:val="000000" w:themeColor="text1"/>
+          <w:sz w:val="26"/>
+          <w:szCs w:val="26"/>
+        </w:rPr>
+        <w:lastRenderedPageBreak/>
+        <w:t>Security Assumptions</w:t>
+      </w:r>
+    </w:p>
+    <w:p>
+      <w:pPr>
+        <w:jc w:val="both"/>
+        <w:rPr>
+          <w:rFonts w:ascii="Times New Roman" w:hAnsi="Times New Roman" w:cs="Times New Roman"/>
+          <w:color w:val="000000" w:themeColor="text1"/>
+          <w:sz w:val="26"/>
+          <w:szCs w:val="26"/>
+        </w:rPr>
+      </w:pPr>
+      <w:r>
+        <w:rPr>
+          <w:rFonts w:ascii="Times New Roman" w:hAnsi="Times New Roman" w:cs="Times New Roman"/>
+          <w:color w:val="000000" w:themeColor="text1"/>
+          <w:sz w:val="26"/>
+          <w:szCs w:val="26"/>
+        </w:rPr>
+        <w:t>Hệ thống dựa trên các giả định sau:</w:t>
+      </w:r>
+    </w:p>
+    <w:p>
+      <w:pPr>
+        <w:numPr>
+          <w:ilvl w:val="0"/>
+          <w:numId w:val="3"/>
+        </w:numPr>
+        <w:jc w:val="both"/>
+        <w:rPr>
+          <w:rFonts w:ascii="Times New Roman" w:hAnsi="Times New Roman" w:cs="Times New Roman"/>
+          <w:color w:val="000000" w:themeColor="text1"/>
+          <w:sz w:val="26"/>
+          <w:szCs w:val="26"/>
+        </w:rPr>
+      </w:pPr>
+      <w:r>
+        <w:rPr>
+          <w:rFonts w:ascii="Times New Roman" w:hAnsi="Times New Roman" w:cs="Times New Roman"/>
+          <w:color w:val="000000" w:themeColor="text1"/>
+          <w:sz w:val="26"/>
+          <w:szCs w:val="26"/>
+        </w:rPr>
+        <w:t>AES-256 vẫn an toàn trước các tấn công mật mã học hiện nay.</w:t>
+      </w:r>
+    </w:p>
+    <w:p>
+      <w:pPr>
+        <w:numPr>
+          <w:ilvl w:val="0"/>
+          <w:numId w:val="3"/>
+        </w:numPr>
+        <w:jc w:val="both"/>
+      </w:pPr>
+      <w:r>
+        <w:t>Bộ sinh số ngẫu nhiên mật mã (secrets.randbits) tạo ra khóa và hệ số đa thức không thể dự đoán.</w:t>
+      </w:r>
+    </w:p>
+    <w:p>
+      <w:pPr>
+        <w:numPr>
+          <w:ilvl w:val="0"/>
+          <w:numId w:val="3"/>
+        </w:numPr>
+        <w:jc w:val="both"/>
+      </w:pPr>
+      <w:r>
+        <w:t>Số nguyên tố</w:t>
+      </w:r>
+    </w:p>
+    <w:p>
+      <w:pPr>
+        <w:jc w:val="both"/>
+      </w:pPr>
+      <m:oMathPara>
+        <m:oMath>
+          <m:r>
+            <w:rPr>
+              <w:rFonts w:ascii="Cambria Math" w:hAnsi="Cambria Math"/>
+            </w:rPr>
+            <m:t>p=</m:t>
+          </m:r>
+          <m:sSup>
+            <m:sSupPr>
+              <m:ctrlPr>
+                <w:rPr>
+                  <w:rFonts w:ascii="Cambria Math" w:hAnsi="Cambria Math"/>
+                </w:rPr>
+              </m:ctrlPr>
+            </m:sSupPr>
+            <m:e>
+              <m:r>
+                <w:rPr>
+                  <w:rFonts w:ascii="Cambria Math" w:hAnsi="Cambria Math"/>
+                </w:rPr>
+                <m:t>2</m:t>
+              </m:r>
+            </m:e>
+            <m:sup>
+              <m:r>
+                <w:rPr>
+                  <w:rFonts w:ascii="Cambria Math" w:hAnsi="Cambria Math"/>
+                </w:rPr>
+                <m:t>257</m:t>
+              </m:r>
+            </m:sup>
+          </m:sSup>
+          <m:r>
+            <w:rPr>
+              <w:rFonts w:ascii="Cambria Math" w:hAnsi="Cambria Math"/>
+            </w:rPr>
+            <m:t>-93</m:t>
+          </m:r>
+          <m:r>
+            <w:rPr>
+              <w:i/>
+            </w:rPr>
+            <w:br/>
+          </m:r>
+        </m:oMath>
+      </m:oMathPara>
+    </w:p>
+    <w:p>
+      <w:pPr>
+        <w:jc w:val="both"/>
+      </w:pPr>
+      <w:r>
+        <w:t>đủ lớn để biểu diễn toàn bộ khóa AES-256 và thực hiện các phép toán trên trường hữu hạn một cách chính xác.</w:t>
+      </w:r>
+      <w:r>
+        <w:br/>
+        <w:t>4. Mỗi node chỉ lưu trữ đúng một share và không có node nào lưu toàn bộ khóa bí mật.</w:t>
+      </w:r>
+    </w:p>
+    <w:p>
+      <w:pPr>
+        <w:jc w:val="both"/>
+        <w:rPr>
+          <w:b/>
+          <w:bCs/>
+        </w:rPr>
+      </w:pPr>
+      <w:r>
+        <w:rPr>
+          <w:b/>
+          <w:bCs/>
+        </w:rPr>
+        <w:t>Security Guarantees</w:t>
+      </w:r>
+    </w:p>
+    <w:p>
+      <w:pPr>
+        <w:jc w:val="both"/>
+      </w:pPr>
+      <w:r>
+        <w:t>Dưới các giả định trên, hệ thống cung cấp các đảm bảo sau:</w:t>
+      </w:r>
+    </w:p>
+    <w:p>
+      <w:pPr>
+        <w:ind w:left="360"/>
+        <w:jc w:val="both"/>
+      </w:pPr>
+      <w:r>
+        <w:rPr>
+          <w:b/>
+          <w:bCs/>
+        </w:rPr>
+        <w:t>Threshold Security:</w:t>
+      </w:r>
+      <w:r>
+        <w:t xml:space="preserve"> Bất kỳ tập hợp nào có ít hơn 3 shares không thể xác định duy nhất khóa bí mật.</w:t>
+      </w:r>
+    </w:p>
+    <w:p>
+      <w:pPr>
+        <w:ind w:left="360"/>
+        <w:jc w:val="both"/>
+      </w:pPr>
+      <w:r>
+        <w:rPr>
+          <w:b/>
+          <w:bCs/>
+        </w:rPr>
+        <w:t>Perfect Secrecy:</w:t>
+      </w:r>
+      <w:r>
+        <w:t xml:space="preserve"> Với 1 hoặc 2 shares, mọi giá trị bí mật trong trường GF(p) đều có xác suất như nhau; kẻ tấn công không thu được thêm thông tin nào về khóa thật.</w:t>
+      </w:r>
+    </w:p>
+    <w:p>
+      <w:pPr>
+        <w:ind w:left="360"/>
+        <w:jc w:val="both"/>
+      </w:pPr>
+      <w:r>
+        <w:rPr>
+          <w:b/>
+          <w:bCs/>
+        </w:rPr>
+        <w:t>Confidentiality:</w:t>
+      </w:r>
+      <w:r>
+        <w:t xml:space="preserve"> Dữ liệu trong database.enc không thể đọc được nếu không khôi phục đúng khóa AES-256.</w:t>
+      </w:r>
+    </w:p>
+    <w:p>
+      <w:pPr>
+        <w:ind w:left="360"/>
+        <w:jc w:val="both"/>
+      </w:pPr>
+      <w:r>
+        <w:rPr>
+          <w:b/>
+          <w:bCs/>
+        </w:rPr>
+        <w:t>Fault Tolerance:</w:t>
+      </w:r>
+      <w:r>
+        <w:t xml:space="preserve"> Hệ thống vẫn hoạt động bình thường khi tối đa 2 node bị lỗi hoặc ngoại tuyến.</w:t>
+      </w:r>
+    </w:p>
+    <w:p>
+      <w:pPr>
+        <w:ind w:left="360"/>
+        <w:jc w:val="both"/>
+      </w:pPr>
+      <w:r>
+        <w:rPr>
+          <w:b/>
+          <w:bCs/>
+        </w:rPr>
+        <w:t>No Single Point of Failure:</w:t>
+      </w:r>
+      <w:r>
+        <w:t xml:space="preserve"> Không node đơn lẻ nào chứa đủ thông tin để khôi phục khóa bí mật.</w:t>
+      </w:r>
+    </w:p>
+    <w:p>
+      <w:pPr>
+        <w:jc w:val="both"/>
+        <w:rPr>
+          <w:b/>
+          <w:bCs/>
+        </w:rPr>
+      </w:pPr>
+      <w:r>
+        <w:rPr>
+          <w:b/>
+          <w:bCs/>
+        </w:rPr>
+        <w:t>Demonstrated Attacks</w:t>
+      </w:r>
+    </w:p>
+    <w:p>
+      <w:pPr>
+        <w:jc w:val="both"/>
+      </w:pPr>
+      <w:r>
+        <w:t xml:space="preserve">Để xác minh mô hình đe dọa, hệ thống triển khai chế độ </w:t>
+      </w:r>
+      <w:r>
+        <w:rPr>
+          <w:b/>
+          <w:bCs/>
+        </w:rPr>
+        <w:t>Hacker Mode</w:t>
+      </w:r>
+      <w:r>
+        <w:t xml:space="preserve"> mô phỏng các cuộc tấn công thực tế:</w:t>
+      </w:r>
+    </w:p>
+    <w:p>
+      <w:pPr>
+        <w:numPr>
+          <w:ilvl w:val="0"/>
+          <w:numId w:val="5"/>
+        </w:numPr>
+        <w:jc w:val="both"/>
+      </w:pPr>
+      <w:r>
+        <w:t>Khôi phục khóa bằng 2 shares.</w:t>
+      </w:r>
+    </w:p>
+    <w:p>
+      <w:pPr>
+        <w:numPr>
+          <w:ilvl w:val="0"/>
+          <w:numId w:val="5"/>
+        </w:numPr>
+        <w:jc w:val="both"/>
+      </w:pPr>
+      <w:r>
+        <w:t>Đánh cắp trực tiếp tệp database.enc.</w:t>
+      </w:r>
+    </w:p>
+    <w:p>
+      <w:pPr>
+        <w:numPr>
+          <w:ilvl w:val="0"/>
+          <w:numId w:val="5"/>
+        </w:numPr>
+        <w:jc w:val="both"/>
+      </w:pPr>
+      <w:r>
+        <w:t>Brute-force khóa từ một share.</w:t>
+      </w:r>
+    </w:p>
+    <w:p>
+      <w:pPr>
+        <w:numPr>
+          <w:ilvl w:val="0"/>
+          <w:numId w:val="5"/>
+        </w:numPr>
+        <w:jc w:val="both"/>
+      </w:pPr>
+      <w:r>
+        <w:t>Giải mã cơ sở dữ liệu bằng khóa AES ngẫu nhiên.</w:t>
+      </w:r>
+    </w:p>
+    <w:p>
+      <w:pPr>
+        <w:jc w:val="both"/>
+      </w:pPr>
+      <w:r>
+        <w:t>Tất cả các kịch bản trên đều thất bại trong quá trình thực nghiệm, qua đó xác nhận rằng cơ chế Shamir (3,5) bảo vệ thành công khóa bí mật trước các mối đe dọa được mô hình hóa.</w:t>
+      </w:r>
+    </w:p>
+    <w:p>
+      <w:pPr>
+        <w:pStyle w:val="Heading2"/>
+        <w:rPr>
+          <w:rFonts w:ascii="Times New Roman" w:eastAsia="Arial" w:hAnsi="Times New Roman" w:cs="Times New Roman"/>
+          <w:b/>
+          <w:bCs/>
+          <w:color w:val="000000" w:themeColor="text1"/>
+          <w:sz w:val="26"/>
+          <w:szCs w:val="26"/>
+        </w:rPr>
+      </w:pPr>
+      <w:bookmarkStart w:id="3" w:name="_Toc231401660"/>
+      <w:r>
+        <w:rPr>
+          <w:rFonts w:ascii="Times New Roman" w:eastAsia="Arial" w:hAnsi="Times New Roman" w:cs="Times New Roman"/>
+          <w:b/>
+          <w:bCs/>
+          <w:color w:val="000000" w:themeColor="text1"/>
+          <w:sz w:val="26"/>
+          <w:szCs w:val="26"/>
+        </w:rPr>
+        <w:t>2.</w:t>
+      </w:r>
+      <w:r>
+        <w:rPr>
+          <w:rFonts w:ascii="Times New Roman" w:eastAsia="Arial" w:hAnsi="Times New Roman" w:cs="Times New Roman"/>
+          <w:b/>
+          <w:bCs/>
+          <w:color w:val="000000" w:themeColor="text1"/>
+          <w:sz w:val="26"/>
+          <w:szCs w:val="26"/>
+        </w:rPr>
+        <w:t>2</w:t>
+      </w:r>
+      <w:r>
+        <w:rPr>
+          <w:rFonts w:ascii="Times New Roman" w:eastAsia="Arial" w:hAnsi="Times New Roman" w:cs="Times New Roman"/>
+          <w:b/>
+          <w:bCs/>
+          <w:color w:val="000000" w:themeColor="text1"/>
+          <w:sz w:val="26"/>
+          <w:szCs w:val="26"/>
+        </w:rPr>
+        <w:t xml:space="preserve"> Secret Generation &amp; Polynomial Construction</w:t>
+      </w:r>
+      <w:bookmarkEnd w:id="3"/>
     </w:p>
     <w:p>
       <w:pPr>
@@ -2943,29 +3779,51 @@
     </w:p>
     <w:p>
       <w:pPr>
-        <w:pStyle w:val="Heading2"/>
+        <w:pStyle w:val="Heading3"/>
         <w:rPr>
           <w:rFonts w:ascii="Times New Roman" w:eastAsia="Arial" w:hAnsi="Times New Roman" w:cs="Times New Roman"/>
           <w:b/>
           <w:bCs/>
-          <w:color w:val="000000" w:themeColor="text1"/>
-          <w:sz w:val="26"/>
-          <w:szCs w:val="26"/>
-        </w:rPr>
-      </w:pPr>
-      <w:bookmarkStart w:id="3" w:name="_Toc231306734"/>
+          <w:color w:val="auto"/>
+          <w:sz w:val="26"/>
+          <w:szCs w:val="26"/>
+        </w:rPr>
+      </w:pPr>
+      <w:bookmarkStart w:id="4" w:name="_Toc231401661"/>
       <w:r>
         <w:rPr>
           <w:rFonts w:ascii="Times New Roman" w:eastAsia="Arial" w:hAnsi="Times New Roman" w:cs="Times New Roman"/>
           <w:b/>
           <w:bCs/>
-          <w:color w:val="000000" w:themeColor="text1"/>
-          <w:sz w:val="26"/>
-          <w:szCs w:val="26"/>
-        </w:rPr>
-        <w:t>2.1.1 Trường hợp có đủ 3 share trở lên</w:t>
-      </w:r>
-      <w:bookmarkEnd w:id="3"/>
+          <w:color w:val="auto"/>
+          <w:sz w:val="26"/>
+          <w:szCs w:val="26"/>
+        </w:rPr>
+        <w:t>2.</w:t>
+      </w:r>
+      <w:r>
+        <w:rPr>
+          <w:rFonts w:ascii="Times New Roman" w:eastAsia="Arial" w:hAnsi="Times New Roman" w:cs="Times New Roman"/>
+          <w:b/>
+          <w:bCs/>
+          <w:color w:val="auto"/>
+          <w:sz w:val="26"/>
+          <w:szCs w:val="26"/>
+        </w:rPr>
+        <w:t>2</w:t>
+      </w:r>
+      <w:r>
+        <w:rPr>
+          <w:rFonts w:ascii="Times New Roman" w:eastAsia="Arial" w:hAnsi="Times New Roman" w:cs="Times New Roman"/>
+          <w:b/>
+          <w:bCs/>
+          <w:color w:val="auto"/>
+          <w:sz w:val="26"/>
+          <w:szCs w:val="26"/>
+        </w:rPr>
+        <w:t>.1 Trường hợp có đủ 3 share trở lên</w:t>
+      </w:r>
+      <w:bookmarkEnd w:id="4"/>
     </w:p>
     <w:p>
       <w:pPr>
@@ -3884,12 +4742,12 @@
     </w:p>
     <w:p>
       <w:pPr>
-        <w:pStyle w:val="Heading2"/>
+        <w:pStyle w:val="Heading3"/>
         <w:rPr>
           <w:rFonts w:ascii="Times New Roman" w:eastAsia="Arial" w:hAnsi="Times New Roman" w:cs="Times New Roman"/>
           <w:b/>
           <w:bCs/>
-          <w:color w:val="000000" w:themeColor="text1"/>
+          <w:color w:val="auto"/>
           <w:sz w:val="26"/>
           <w:szCs w:val="26"/>
         </w:rPr>
@@ -3901,22 +4759,19 @@
               <m:sty m:val="p"/>
             </m:rPr>
             <w:rPr>
-              <w:rFonts w:ascii="Times New Roman" w:hAnsi="Times New Roman" w:cs="Times New Roman"/>
-              <w:color w:val="000000" w:themeColor="text1"/>
-              <w:sz w:val="26"/>
-              <w:szCs w:val="26"/>
+              <w:rFonts w:ascii="Cambria Math" w:hAnsi="Cambria Math"/>
             </w:rPr>
             <w:br/>
           </m:r>
         </m:oMath>
       </m:oMathPara>
-      <w:bookmarkStart w:id="4" w:name="_Toc231306735"/>
+      <w:bookmarkStart w:id="5" w:name="_Toc231401662"/>
       <w:r>
         <w:rPr>
           <w:rFonts w:ascii="Times New Roman" w:eastAsia="Arial" w:hAnsi="Times New Roman" w:cs="Times New Roman"/>
           <w:b/>
           <w:bCs/>
-          <w:color w:val="000000" w:themeColor="text1"/>
+          <w:color w:val="auto"/>
           <w:sz w:val="26"/>
           <w:szCs w:val="26"/>
         </w:rPr>
@@ -3927,24 +4782,24 @@
           <w:rFonts w:ascii="Times New Roman" w:eastAsia="Arial" w:hAnsi="Times New Roman" w:cs="Times New Roman"/>
           <w:b/>
           <w:bCs/>
-          <w:color w:val="000000" w:themeColor="text1"/>
-          <w:sz w:val="26"/>
-          <w:szCs w:val="26"/>
-        </w:rPr>
-        <w:t>1</w:t>
+          <w:color w:val="auto"/>
+          <w:sz w:val="26"/>
+          <w:szCs w:val="26"/>
+        </w:rPr>
+        <w:t>2</w:t>
       </w:r>
       <w:r>
         <w:rPr>
           <w:rFonts w:ascii="Times New Roman" w:eastAsia="Arial" w:hAnsi="Times New Roman" w:cs="Times New Roman"/>
           <w:b/>
           <w:bCs/>
-          <w:color w:val="000000" w:themeColor="text1"/>
+          <w:color w:val="auto"/>
           <w:sz w:val="26"/>
           <w:szCs w:val="26"/>
         </w:rPr>
         <w:t>.2 Trường hợp chỉ có 1 hoặc 2 share</w:t>
       </w:r>
-      <w:bookmarkEnd w:id="4"/>
+      <w:bookmarkEnd w:id="5"/>
     </w:p>
     <w:p>
       <w:pPr>
@@ -4444,7 +5299,7 @@
           <w:szCs w:val="26"/>
         </w:rPr>
       </w:pPr>
-      <w:bookmarkStart w:id="5" w:name="_Toc231306736"/>
+      <w:bookmarkStart w:id="6" w:name="_Toc231401663"/>
       <w:r>
         <w:rPr>
           <w:rFonts w:ascii="Times New Roman" w:eastAsia="Arial" w:hAnsi="Times New Roman" w:cs="Times New Roman"/>
@@ -4465,7 +5320,7 @@
           <w:sz w:val="26"/>
           <w:szCs w:val="26"/>
         </w:rPr>
-        <w:t>2</w:t>
+        <w:t>3</w:t>
       </w:r>
       <w:r>
         <w:rPr>
@@ -4478,7 +5333,7 @@
         </w:rPr>
         <w:t>. AES256CBC Encryption / Decryption</w:t>
       </w:r>
-      <w:bookmarkEnd w:id="5"/>
+      <w:bookmarkEnd w:id="6"/>
     </w:p>
     <w:p>
       <w:pPr>
@@ -4613,7 +5468,7 @@
           <w:szCs w:val="26"/>
         </w:rPr>
       </w:pPr>
-      <w:bookmarkStart w:id="6" w:name="_Toc231306737"/>
+      <w:bookmarkStart w:id="7" w:name="_Toc231401664"/>
       <w:r>
         <w:rPr>
           <w:rFonts w:ascii="Times New Roman" w:eastAsia="Arial" w:hAnsi="Times New Roman" w:cs="Times New Roman"/>
@@ -4625,7 +5480,7 @@
         </w:rPr>
         <w:t>3. Design Decisions &amp; Justification</w:t>
       </w:r>
-      <w:bookmarkEnd w:id="6"/>
+      <w:bookmarkEnd w:id="7"/>
     </w:p>
     <w:tbl>
       <w:tblPr>
@@ -5405,7 +6260,7 @@
           <w:szCs w:val="26"/>
         </w:rPr>
       </w:pPr>
-      <w:bookmarkStart w:id="7" w:name="_Toc231306738"/>
+      <w:bookmarkStart w:id="8" w:name="_Toc231401665"/>
       <w:r>
         <w:rPr>
           <w:rFonts w:ascii="Times New Roman" w:eastAsia="Arial" w:hAnsi="Times New Roman" w:cs="Times New Roman"/>
@@ -5417,7 +6272,7 @@
         </w:rPr>
         <w:t>4. Failure Scenario Map</w:t>
       </w:r>
-      <w:bookmarkEnd w:id="7"/>
+      <w:bookmarkEnd w:id="8"/>
     </w:p>
     <w:tbl>
       <w:tblPr>
@@ -6496,7 +7351,7 @@
           <w:szCs w:val="26"/>
         </w:rPr>
       </w:pPr>
-      <w:bookmarkStart w:id="8" w:name="_Toc231306739"/>
+      <w:bookmarkStart w:id="9" w:name="_Toc231401666"/>
       <w:r>
         <w:rPr>
           <w:rFonts w:ascii="Times New Roman" w:eastAsia="Arial" w:hAnsi="Times New Roman" w:cs="Times New Roman"/>
@@ -6508,7 +7363,7 @@
         </w:rPr>
         <w:t>5. Theoretical Proof of the (3, 5) Threshold</w:t>
       </w:r>
-      <w:bookmarkEnd w:id="8"/>
+      <w:bookmarkEnd w:id="9"/>
     </w:p>
     <w:p>
       <w:pPr>
@@ -6959,7 +7814,7 @@
                     </pic:cNvPicPr>
                   </pic:nvPicPr>
                   <pic:blipFill>
-                    <a:blip r:embed="rId6" cstate="print">
+                    <a:blip r:embed="rId7" cstate="print">
                       <a:extLst>
                         <a:ext uri="{28A0092B-C50C-407E-A947-70E740481C1C}">
                           <a14:useLocalDpi xmlns:a14="http://schemas.microsoft.com/office/drawing/2010/main" val="0"/>
@@ -8377,6 +9232,699 @@
     </w:sectPr>
   </w:body>
 </w:document>
+</file>
+
+<file path=word/numbering.xml><?xml version="1.0" encoding="utf-8"?>
+<w:numbering xmlns:wpc="http://schemas.microsoft.com/office/word/2010/wordprocessingCanvas" xmlns:cx="http://schemas.microsoft.com/office/drawing/2014/chartex" xmlns:cx1="http://schemas.microsoft.com/office/drawing/2015/9/8/chartex" xmlns:cx2="http://schemas.microsoft.com/office/drawing/2015/10/21/chartex" xmlns:cx3="http://schemas.microsoft.com/office/drawing/2016/5/9/chartex" xmlns:cx4="http://schemas.microsoft.com/office/drawing/2016/5/10/chartex" xmlns:cx5="http://schemas.microsoft.com/office/drawing/2016/5/11/chartex" xmlns:cx6="http://schemas.microsoft.com/office/drawing/2016/5/12/chartex" xmlns:cx7="http://schemas.microsoft.com/office/drawing/2016/5/13/chartex" xmlns:cx8="http://schemas.microsoft.com/office/drawing/2016/5/14/chartex" xmlns:mc="http://schemas.openxmlformats.org/markup-compatibility/2006" xmlns:aink="http://schemas.microsoft.com/office/drawing/2016/ink" xmlns:am3d="http://schemas.microsoft.com/office/drawing/2017/model3d" xmlns:o="urn:schemas-microsoft-com:office:office" xmlns:oel="http://schemas.microsoft.com/office/2019/extlst" xmlns:r="http://schemas.openxmlformats.org/officeDocument/2006/relationships" xmlns:m="http://schemas.openxmlformats.org/officeDocument/2006/math" xmlns:v="urn:schemas-microsoft-com:vml" xmlns:wp14="http://schemas.microsoft.com/office/word/2010/wordprocessingDrawing" xmlns:wp="http://schemas.openxmlformats.org/drawingml/2006/wordprocessingDrawing" xmlns:w10="urn:schemas-microsoft-com:office:word" xmlns:w="http://schemas.openxmlformats.org/wordprocessingml/2006/main" xmlns:w14="http://schemas.microsoft.com/office/word/2010/wordml" xmlns:w15="http://schemas.microsoft.com/office/word/2012/wordml" xmlns:w16cex="http://schemas.microsoft.com/office/word/2018/wordml/cex" xmlns:w16cid="http://schemas.microsoft.com/office/word/2016/wordml/cid" xmlns:w16="http://schemas.microsoft.com/office/word/2018/wordml" xmlns:w16du="http://schemas.microsoft.com/office/word/2023/wordml/word16du" xmlns:w16sdtdh="http://schemas.microsoft.com/office/word/2020/wordml/sdtdatahash" xmlns:w16sdtfl="http://schemas.microsoft.com/office/word/2024/wordml/sdtformatlock" xmlns:w16se="http://schemas.microsoft.com/office/word/2015/wordml/symex" xmlns:wpg="http://schemas.microsoft.com/office/word/2010/wordprocessingGroup" xmlns:wpi="http://schemas.microsoft.com/office/word/2010/wordprocessingInk" xmlns:wne="http://schemas.microsoft.com/office/word/2006/wordml" xmlns:wps="http://schemas.microsoft.com/office/word/2010/wordprocessingShape" mc:Ignorable="w14 w15 w16se w16cid w16 w16cex w16sdtdh w16sdtfl w16du wp14">
+  <w:abstractNum w:abstractNumId="0" w15:restartNumberingAfterBreak="0">
+    <w:nsid w:val="13462986"/>
+    <w:multiLevelType w:val="multilevel"/>
+    <w:tmpl w:val="87E49A08"/>
+    <w:lvl w:ilvl="0">
+      <w:start w:val="1"/>
+      <w:numFmt w:val="decimal"/>
+      <w:lvlText w:val="%1."/>
+      <w:lvlJc w:val="left"/>
+      <w:pPr>
+        <w:tabs>
+          <w:tab w:val="num" w:pos="720"/>
+        </w:tabs>
+        <w:ind w:left="720" w:hanging="360"/>
+      </w:pPr>
+    </w:lvl>
+    <w:lvl w:ilvl="1" w:tentative="1">
+      <w:start w:val="1"/>
+      <w:numFmt w:val="decimal"/>
+      <w:lvlText w:val="%2."/>
+      <w:lvlJc w:val="left"/>
+      <w:pPr>
+        <w:tabs>
+          <w:tab w:val="num" w:pos="1440"/>
+        </w:tabs>
+        <w:ind w:left="1440" w:hanging="360"/>
+      </w:pPr>
+    </w:lvl>
+    <w:lvl w:ilvl="2" w:tentative="1">
+      <w:start w:val="1"/>
+      <w:numFmt w:val="decimal"/>
+      <w:lvlText w:val="%3."/>
+      <w:lvlJc w:val="left"/>
+      <w:pPr>
+        <w:tabs>
+          <w:tab w:val="num" w:pos="2160"/>
+        </w:tabs>
+        <w:ind w:left="2160" w:hanging="360"/>
+      </w:pPr>
+    </w:lvl>
+    <w:lvl w:ilvl="3" w:tentative="1">
+      <w:start w:val="1"/>
+      <w:numFmt w:val="decimal"/>
+      <w:lvlText w:val="%4."/>
+      <w:lvlJc w:val="left"/>
+      <w:pPr>
+        <w:tabs>
+          <w:tab w:val="num" w:pos="2880"/>
+        </w:tabs>
+        <w:ind w:left="2880" w:hanging="360"/>
+      </w:pPr>
+    </w:lvl>
+    <w:lvl w:ilvl="4" w:tentative="1">
+      <w:start w:val="1"/>
+      <w:numFmt w:val="decimal"/>
+      <w:lvlText w:val="%5."/>
+      <w:lvlJc w:val="left"/>
+      <w:pPr>
+        <w:tabs>
+          <w:tab w:val="num" w:pos="3600"/>
+        </w:tabs>
+        <w:ind w:left="3600" w:hanging="360"/>
+      </w:pPr>
+    </w:lvl>
+    <w:lvl w:ilvl="5" w:tentative="1">
+      <w:start w:val="1"/>
+      <w:numFmt w:val="decimal"/>
+      <w:lvlText w:val="%6."/>
+      <w:lvlJc w:val="left"/>
+      <w:pPr>
+        <w:tabs>
+          <w:tab w:val="num" w:pos="4320"/>
+        </w:tabs>
+        <w:ind w:left="4320" w:hanging="360"/>
+      </w:pPr>
+    </w:lvl>
+    <w:lvl w:ilvl="6" w:tentative="1">
+      <w:start w:val="1"/>
+      <w:numFmt w:val="decimal"/>
+      <w:lvlText w:val="%7."/>
+      <w:lvlJc w:val="left"/>
+      <w:pPr>
+        <w:tabs>
+          <w:tab w:val="num" w:pos="5040"/>
+        </w:tabs>
+        <w:ind w:left="5040" w:hanging="360"/>
+      </w:pPr>
+    </w:lvl>
+    <w:lvl w:ilvl="7" w:tentative="1">
+      <w:start w:val="1"/>
+      <w:numFmt w:val="decimal"/>
+      <w:lvlText w:val="%8."/>
+      <w:lvlJc w:val="left"/>
+      <w:pPr>
+        <w:tabs>
+          <w:tab w:val="num" w:pos="5760"/>
+        </w:tabs>
+        <w:ind w:left="5760" w:hanging="360"/>
+      </w:pPr>
+    </w:lvl>
+    <w:lvl w:ilvl="8" w:tentative="1">
+      <w:start w:val="1"/>
+      <w:numFmt w:val="decimal"/>
+      <w:lvlText w:val="%9."/>
+      <w:lvlJc w:val="left"/>
+      <w:pPr>
+        <w:tabs>
+          <w:tab w:val="num" w:pos="6480"/>
+        </w:tabs>
+        <w:ind w:left="6480" w:hanging="360"/>
+      </w:pPr>
+    </w:lvl>
+  </w:abstractNum>
+  <w:abstractNum w:abstractNumId="1" w15:restartNumberingAfterBreak="0">
+    <w:nsid w:val="16DD6374"/>
+    <w:multiLevelType w:val="multilevel"/>
+    <w:tmpl w:val="4FEA183E"/>
+    <w:lvl w:ilvl="0">
+      <w:start w:val="1"/>
+      <w:numFmt w:val="decimal"/>
+      <w:lvlText w:val="%1."/>
+      <w:lvlJc w:val="left"/>
+      <w:pPr>
+        <w:tabs>
+          <w:tab w:val="num" w:pos="720"/>
+        </w:tabs>
+        <w:ind w:left="720" w:hanging="360"/>
+      </w:pPr>
+    </w:lvl>
+    <w:lvl w:ilvl="1" w:tentative="1">
+      <w:start w:val="1"/>
+      <w:numFmt w:val="decimal"/>
+      <w:lvlText w:val="%2."/>
+      <w:lvlJc w:val="left"/>
+      <w:pPr>
+        <w:tabs>
+          <w:tab w:val="num" w:pos="1440"/>
+        </w:tabs>
+        <w:ind w:left="1440" w:hanging="360"/>
+      </w:pPr>
+    </w:lvl>
+    <w:lvl w:ilvl="2" w:tentative="1">
+      <w:start w:val="1"/>
+      <w:numFmt w:val="decimal"/>
+      <w:lvlText w:val="%3."/>
+      <w:lvlJc w:val="left"/>
+      <w:pPr>
+        <w:tabs>
+          <w:tab w:val="num" w:pos="2160"/>
+        </w:tabs>
+        <w:ind w:left="2160" w:hanging="360"/>
+      </w:pPr>
+    </w:lvl>
+    <w:lvl w:ilvl="3" w:tentative="1">
+      <w:start w:val="1"/>
+      <w:numFmt w:val="decimal"/>
+      <w:lvlText w:val="%4."/>
+      <w:lvlJc w:val="left"/>
+      <w:pPr>
+        <w:tabs>
+          <w:tab w:val="num" w:pos="2880"/>
+        </w:tabs>
+        <w:ind w:left="2880" w:hanging="360"/>
+      </w:pPr>
+    </w:lvl>
+    <w:lvl w:ilvl="4" w:tentative="1">
+      <w:start w:val="1"/>
+      <w:numFmt w:val="decimal"/>
+      <w:lvlText w:val="%5."/>
+      <w:lvlJc w:val="left"/>
+      <w:pPr>
+        <w:tabs>
+          <w:tab w:val="num" w:pos="3600"/>
+        </w:tabs>
+        <w:ind w:left="3600" w:hanging="360"/>
+      </w:pPr>
+    </w:lvl>
+    <w:lvl w:ilvl="5" w:tentative="1">
+      <w:start w:val="1"/>
+      <w:numFmt w:val="decimal"/>
+      <w:lvlText w:val="%6."/>
+      <w:lvlJc w:val="left"/>
+      <w:pPr>
+        <w:tabs>
+          <w:tab w:val="num" w:pos="4320"/>
+        </w:tabs>
+        <w:ind w:left="4320" w:hanging="360"/>
+      </w:pPr>
+    </w:lvl>
+    <w:lvl w:ilvl="6" w:tentative="1">
+      <w:start w:val="1"/>
+      <w:numFmt w:val="decimal"/>
+      <w:lvlText w:val="%7."/>
+      <w:lvlJc w:val="left"/>
+      <w:pPr>
+        <w:tabs>
+          <w:tab w:val="num" w:pos="5040"/>
+        </w:tabs>
+        <w:ind w:left="5040" w:hanging="360"/>
+      </w:pPr>
+    </w:lvl>
+    <w:lvl w:ilvl="7" w:tentative="1">
+      <w:start w:val="1"/>
+      <w:numFmt w:val="decimal"/>
+      <w:lvlText w:val="%8."/>
+      <w:lvlJc w:val="left"/>
+      <w:pPr>
+        <w:tabs>
+          <w:tab w:val="num" w:pos="5760"/>
+        </w:tabs>
+        <w:ind w:left="5760" w:hanging="360"/>
+      </w:pPr>
+    </w:lvl>
+    <w:lvl w:ilvl="8" w:tentative="1">
+      <w:start w:val="1"/>
+      <w:numFmt w:val="decimal"/>
+      <w:lvlText w:val="%9."/>
+      <w:lvlJc w:val="left"/>
+      <w:pPr>
+        <w:tabs>
+          <w:tab w:val="num" w:pos="6480"/>
+        </w:tabs>
+        <w:ind w:left="6480" w:hanging="360"/>
+      </w:pPr>
+    </w:lvl>
+  </w:abstractNum>
+  <w:abstractNum w:abstractNumId="2" w15:restartNumberingAfterBreak="0">
+    <w:nsid w:val="2AD5603E"/>
+    <w:multiLevelType w:val="multilevel"/>
+    <w:tmpl w:val="D7160596"/>
+    <w:lvl w:ilvl="0">
+      <w:start w:val="1"/>
+      <w:numFmt w:val="bullet"/>
+      <w:lvlText w:val=""/>
+      <w:lvlJc w:val="left"/>
+      <w:pPr>
+        <w:tabs>
+          <w:tab w:val="num" w:pos="720"/>
+        </w:tabs>
+        <w:ind w:left="720" w:hanging="360"/>
+      </w:pPr>
+      <w:rPr>
+        <w:rFonts w:ascii="Symbol" w:hAnsi="Symbol" w:hint="default"/>
+        <w:sz w:val="20"/>
+      </w:rPr>
+    </w:lvl>
+    <w:lvl w:ilvl="1" w:tentative="1">
+      <w:start w:val="1"/>
+      <w:numFmt w:val="bullet"/>
+      <w:lvlText w:val="o"/>
+      <w:lvlJc w:val="left"/>
+      <w:pPr>
+        <w:tabs>
+          <w:tab w:val="num" w:pos="1440"/>
+        </w:tabs>
+        <w:ind w:left="1440" w:hanging="360"/>
+      </w:pPr>
+      <w:rPr>
+        <w:rFonts w:ascii="Courier New" w:hAnsi="Courier New" w:hint="default"/>
+        <w:sz w:val="20"/>
+      </w:rPr>
+    </w:lvl>
+    <w:lvl w:ilvl="2" w:tentative="1">
+      <w:start w:val="1"/>
+      <w:numFmt w:val="bullet"/>
+      <w:lvlText w:val=""/>
+      <w:lvlJc w:val="left"/>
+      <w:pPr>
+        <w:tabs>
+          <w:tab w:val="num" w:pos="2160"/>
+        </w:tabs>
+        <w:ind w:left="2160" w:hanging="360"/>
+      </w:pPr>
+      <w:rPr>
+        <w:rFonts w:ascii="Wingdings" w:hAnsi="Wingdings" w:hint="default"/>
+        <w:sz w:val="20"/>
+      </w:rPr>
+    </w:lvl>
+    <w:lvl w:ilvl="3" w:tentative="1">
+      <w:start w:val="1"/>
+      <w:numFmt w:val="bullet"/>
+      <w:lvlText w:val=""/>
+      <w:lvlJc w:val="left"/>
+      <w:pPr>
+        <w:tabs>
+          <w:tab w:val="num" w:pos="2880"/>
+        </w:tabs>
+        <w:ind w:left="2880" w:hanging="360"/>
+      </w:pPr>
+      <w:rPr>
+        <w:rFonts w:ascii="Wingdings" w:hAnsi="Wingdings" w:hint="default"/>
+        <w:sz w:val="20"/>
+      </w:rPr>
+    </w:lvl>
+    <w:lvl w:ilvl="4" w:tentative="1">
+      <w:start w:val="1"/>
+      <w:numFmt w:val="bullet"/>
+      <w:lvlText w:val=""/>
+      <w:lvlJc w:val="left"/>
+      <w:pPr>
+        <w:tabs>
+          <w:tab w:val="num" w:pos="3600"/>
+        </w:tabs>
+        <w:ind w:left="3600" w:hanging="360"/>
+      </w:pPr>
+      <w:rPr>
+        <w:rFonts w:ascii="Wingdings" w:hAnsi="Wingdings" w:hint="default"/>
+        <w:sz w:val="20"/>
+      </w:rPr>
+    </w:lvl>
+    <w:lvl w:ilvl="5" w:tentative="1">
+      <w:start w:val="1"/>
+      <w:numFmt w:val="bullet"/>
+      <w:lvlText w:val=""/>
+      <w:lvlJc w:val="left"/>
+      <w:pPr>
+        <w:tabs>
+          <w:tab w:val="num" w:pos="4320"/>
+        </w:tabs>
+        <w:ind w:left="4320" w:hanging="360"/>
+      </w:pPr>
+      <w:rPr>
+        <w:rFonts w:ascii="Wingdings" w:hAnsi="Wingdings" w:hint="default"/>
+        <w:sz w:val="20"/>
+      </w:rPr>
+    </w:lvl>
+    <w:lvl w:ilvl="6" w:tentative="1">
+      <w:start w:val="1"/>
+      <w:numFmt w:val="bullet"/>
+      <w:lvlText w:val=""/>
+      <w:lvlJc w:val="left"/>
+      <w:pPr>
+        <w:tabs>
+          <w:tab w:val="num" w:pos="5040"/>
+        </w:tabs>
+        <w:ind w:left="5040" w:hanging="360"/>
+      </w:pPr>
+      <w:rPr>
+        <w:rFonts w:ascii="Wingdings" w:hAnsi="Wingdings" w:hint="default"/>
+        <w:sz w:val="20"/>
+      </w:rPr>
+    </w:lvl>
+    <w:lvl w:ilvl="7" w:tentative="1">
+      <w:start w:val="1"/>
+      <w:numFmt w:val="bullet"/>
+      <w:lvlText w:val=""/>
+      <w:lvlJc w:val="left"/>
+      <w:pPr>
+        <w:tabs>
+          <w:tab w:val="num" w:pos="5760"/>
+        </w:tabs>
+        <w:ind w:left="5760" w:hanging="360"/>
+      </w:pPr>
+      <w:rPr>
+        <w:rFonts w:ascii="Wingdings" w:hAnsi="Wingdings" w:hint="default"/>
+        <w:sz w:val="20"/>
+      </w:rPr>
+    </w:lvl>
+    <w:lvl w:ilvl="8" w:tentative="1">
+      <w:start w:val="1"/>
+      <w:numFmt w:val="bullet"/>
+      <w:lvlText w:val=""/>
+      <w:lvlJc w:val="left"/>
+      <w:pPr>
+        <w:tabs>
+          <w:tab w:val="num" w:pos="6480"/>
+        </w:tabs>
+        <w:ind w:left="6480" w:hanging="360"/>
+      </w:pPr>
+      <w:rPr>
+        <w:rFonts w:ascii="Wingdings" w:hAnsi="Wingdings" w:hint="default"/>
+        <w:sz w:val="20"/>
+      </w:rPr>
+    </w:lvl>
+  </w:abstractNum>
+  <w:abstractNum w:abstractNumId="3" w15:restartNumberingAfterBreak="0">
+    <w:nsid w:val="554E6550"/>
+    <w:multiLevelType w:val="multilevel"/>
+    <w:tmpl w:val="1136B088"/>
+    <w:lvl w:ilvl="0">
+      <w:start w:val="1"/>
+      <w:numFmt w:val="bullet"/>
+      <w:lvlText w:val=""/>
+      <w:lvlJc w:val="left"/>
+      <w:pPr>
+        <w:tabs>
+          <w:tab w:val="num" w:pos="720"/>
+        </w:tabs>
+        <w:ind w:left="720" w:hanging="360"/>
+      </w:pPr>
+      <w:rPr>
+        <w:rFonts w:ascii="Symbol" w:hAnsi="Symbol" w:hint="default"/>
+        <w:sz w:val="20"/>
+      </w:rPr>
+    </w:lvl>
+    <w:lvl w:ilvl="1" w:tentative="1">
+      <w:start w:val="1"/>
+      <w:numFmt w:val="bullet"/>
+      <w:lvlText w:val="o"/>
+      <w:lvlJc w:val="left"/>
+      <w:pPr>
+        <w:tabs>
+          <w:tab w:val="num" w:pos="1440"/>
+        </w:tabs>
+        <w:ind w:left="1440" w:hanging="360"/>
+      </w:pPr>
+      <w:rPr>
+        <w:rFonts w:ascii="Courier New" w:hAnsi="Courier New" w:hint="default"/>
+        <w:sz w:val="20"/>
+      </w:rPr>
+    </w:lvl>
+    <w:lvl w:ilvl="2" w:tentative="1">
+      <w:start w:val="1"/>
+      <w:numFmt w:val="bullet"/>
+      <w:lvlText w:val=""/>
+      <w:lvlJc w:val="left"/>
+      <w:pPr>
+        <w:tabs>
+          <w:tab w:val="num" w:pos="2160"/>
+        </w:tabs>
+        <w:ind w:left="2160" w:hanging="360"/>
+      </w:pPr>
+      <w:rPr>
+        <w:rFonts w:ascii="Wingdings" w:hAnsi="Wingdings" w:hint="default"/>
+        <w:sz w:val="20"/>
+      </w:rPr>
+    </w:lvl>
+    <w:lvl w:ilvl="3" w:tentative="1">
+      <w:start w:val="1"/>
+      <w:numFmt w:val="bullet"/>
+      <w:lvlText w:val=""/>
+      <w:lvlJc w:val="left"/>
+      <w:pPr>
+        <w:tabs>
+          <w:tab w:val="num" w:pos="2880"/>
+        </w:tabs>
+        <w:ind w:left="2880" w:hanging="360"/>
+      </w:pPr>
+      <w:rPr>
+        <w:rFonts w:ascii="Wingdings" w:hAnsi="Wingdings" w:hint="default"/>
+        <w:sz w:val="20"/>
+      </w:rPr>
+    </w:lvl>
+    <w:lvl w:ilvl="4" w:tentative="1">
+      <w:start w:val="1"/>
+      <w:numFmt w:val="bullet"/>
+      <w:lvlText w:val=""/>
+      <w:lvlJc w:val="left"/>
+      <w:pPr>
+        <w:tabs>
+          <w:tab w:val="num" w:pos="3600"/>
+        </w:tabs>
+        <w:ind w:left="3600" w:hanging="360"/>
+      </w:pPr>
+      <w:rPr>
+        <w:rFonts w:ascii="Wingdings" w:hAnsi="Wingdings" w:hint="default"/>
+        <w:sz w:val="20"/>
+      </w:rPr>
+    </w:lvl>
+    <w:lvl w:ilvl="5" w:tentative="1">
+      <w:start w:val="1"/>
+      <w:numFmt w:val="bullet"/>
+      <w:lvlText w:val=""/>
+      <w:lvlJc w:val="left"/>
+      <w:pPr>
+        <w:tabs>
+          <w:tab w:val="num" w:pos="4320"/>
+        </w:tabs>
+        <w:ind w:left="4320" w:hanging="360"/>
+      </w:pPr>
+      <w:rPr>
+        <w:rFonts w:ascii="Wingdings" w:hAnsi="Wingdings" w:hint="default"/>
+        <w:sz w:val="20"/>
+      </w:rPr>
+    </w:lvl>
+    <w:lvl w:ilvl="6" w:tentative="1">
+      <w:start w:val="1"/>
+      <w:numFmt w:val="bullet"/>
+      <w:lvlText w:val=""/>
+      <w:lvlJc w:val="left"/>
+      <w:pPr>
+        <w:tabs>
+          <w:tab w:val="num" w:pos="5040"/>
+        </w:tabs>
+        <w:ind w:left="5040" w:hanging="360"/>
+      </w:pPr>
+      <w:rPr>
+        <w:rFonts w:ascii="Wingdings" w:hAnsi="Wingdings" w:hint="default"/>
+        <w:sz w:val="20"/>
+      </w:rPr>
+    </w:lvl>
+    <w:lvl w:ilvl="7" w:tentative="1">
+      <w:start w:val="1"/>
+      <w:numFmt w:val="bullet"/>
+      <w:lvlText w:val=""/>
+      <w:lvlJc w:val="left"/>
+      <w:pPr>
+        <w:tabs>
+          <w:tab w:val="num" w:pos="5760"/>
+        </w:tabs>
+        <w:ind w:left="5760" w:hanging="360"/>
+      </w:pPr>
+      <w:rPr>
+        <w:rFonts w:ascii="Wingdings" w:hAnsi="Wingdings" w:hint="default"/>
+        <w:sz w:val="20"/>
+      </w:rPr>
+    </w:lvl>
+    <w:lvl w:ilvl="8" w:tentative="1">
+      <w:start w:val="1"/>
+      <w:numFmt w:val="bullet"/>
+      <w:lvlText w:val=""/>
+      <w:lvlJc w:val="left"/>
+      <w:pPr>
+        <w:tabs>
+          <w:tab w:val="num" w:pos="6480"/>
+        </w:tabs>
+        <w:ind w:left="6480" w:hanging="360"/>
+      </w:pPr>
+      <w:rPr>
+        <w:rFonts w:ascii="Wingdings" w:hAnsi="Wingdings" w:hint="default"/>
+        <w:sz w:val="20"/>
+      </w:rPr>
+    </w:lvl>
+  </w:abstractNum>
+  <w:abstractNum w:abstractNumId="4" w15:restartNumberingAfterBreak="0">
+    <w:nsid w:val="687B1407"/>
+    <w:multiLevelType w:val="multilevel"/>
+    <w:tmpl w:val="E5101494"/>
+    <w:lvl w:ilvl="0">
+      <w:start w:val="1"/>
+      <w:numFmt w:val="bullet"/>
+      <w:lvlText w:val=""/>
+      <w:lvlJc w:val="left"/>
+      <w:pPr>
+        <w:tabs>
+          <w:tab w:val="num" w:pos="720"/>
+        </w:tabs>
+        <w:ind w:left="720" w:hanging="360"/>
+      </w:pPr>
+      <w:rPr>
+        <w:rFonts w:ascii="Symbol" w:hAnsi="Symbol" w:hint="default"/>
+        <w:sz w:val="20"/>
+      </w:rPr>
+    </w:lvl>
+    <w:lvl w:ilvl="1" w:tentative="1">
+      <w:start w:val="1"/>
+      <w:numFmt w:val="bullet"/>
+      <w:lvlText w:val="o"/>
+      <w:lvlJc w:val="left"/>
+      <w:pPr>
+        <w:tabs>
+          <w:tab w:val="num" w:pos="1440"/>
+        </w:tabs>
+        <w:ind w:left="1440" w:hanging="360"/>
+      </w:pPr>
+      <w:rPr>
+        <w:rFonts w:ascii="Courier New" w:hAnsi="Courier New" w:hint="default"/>
+        <w:sz w:val="20"/>
+      </w:rPr>
+    </w:lvl>
+    <w:lvl w:ilvl="2" w:tentative="1">
+      <w:start w:val="1"/>
+      <w:numFmt w:val="bullet"/>
+      <w:lvlText w:val=""/>
+      <w:lvlJc w:val="left"/>
+      <w:pPr>
+        <w:tabs>
+          <w:tab w:val="num" w:pos="2160"/>
+        </w:tabs>
+        <w:ind w:left="2160" w:hanging="360"/>
+      </w:pPr>
+      <w:rPr>
+        <w:rFonts w:ascii="Wingdings" w:hAnsi="Wingdings" w:hint="default"/>
+        <w:sz w:val="20"/>
+      </w:rPr>
+    </w:lvl>
+    <w:lvl w:ilvl="3" w:tentative="1">
+      <w:start w:val="1"/>
+      <w:numFmt w:val="bullet"/>
+      <w:lvlText w:val=""/>
+      <w:lvlJc w:val="left"/>
+      <w:pPr>
+        <w:tabs>
+          <w:tab w:val="num" w:pos="2880"/>
+        </w:tabs>
+        <w:ind w:left="2880" w:hanging="360"/>
+      </w:pPr>
+      <w:rPr>
+        <w:rFonts w:ascii="Wingdings" w:hAnsi="Wingdings" w:hint="default"/>
+        <w:sz w:val="20"/>
+      </w:rPr>
+    </w:lvl>
+    <w:lvl w:ilvl="4" w:tentative="1">
+      <w:start w:val="1"/>
+      <w:numFmt w:val="bullet"/>
+      <w:lvlText w:val=""/>
+      <w:lvlJc w:val="left"/>
+      <w:pPr>
+        <w:tabs>
+          <w:tab w:val="num" w:pos="3600"/>
+        </w:tabs>
+        <w:ind w:left="3600" w:hanging="360"/>
+      </w:pPr>
+      <w:rPr>
+        <w:rFonts w:ascii="Wingdings" w:hAnsi="Wingdings" w:hint="default"/>
+        <w:sz w:val="20"/>
+      </w:rPr>
+    </w:lvl>
+    <w:lvl w:ilvl="5" w:tentative="1">
+      <w:start w:val="1"/>
+      <w:numFmt w:val="bullet"/>
+      <w:lvlText w:val=""/>
+      <w:lvlJc w:val="left"/>
+      <w:pPr>
+        <w:tabs>
+          <w:tab w:val="num" w:pos="4320"/>
+        </w:tabs>
+        <w:ind w:left="4320" w:hanging="360"/>
+      </w:pPr>
+      <w:rPr>
+        <w:rFonts w:ascii="Wingdings" w:hAnsi="Wingdings" w:hint="default"/>
+        <w:sz w:val="20"/>
+      </w:rPr>
+    </w:lvl>
+    <w:lvl w:ilvl="6" w:tentative="1">
+      <w:start w:val="1"/>
+      <w:numFmt w:val="bullet"/>
+      <w:lvlText w:val=""/>
+      <w:lvlJc w:val="left"/>
+      <w:pPr>
+        <w:tabs>
+          <w:tab w:val="num" w:pos="5040"/>
+        </w:tabs>
+        <w:ind w:left="5040" w:hanging="360"/>
+      </w:pPr>
+      <w:rPr>
+        <w:rFonts w:ascii="Wingdings" w:hAnsi="Wingdings" w:hint="default"/>
+        <w:sz w:val="20"/>
+      </w:rPr>
+    </w:lvl>
+    <w:lvl w:ilvl="7" w:tentative="1">
+      <w:start w:val="1"/>
+      <w:numFmt w:val="bullet"/>
+      <w:lvlText w:val=""/>
+      <w:lvlJc w:val="left"/>
+      <w:pPr>
+        <w:tabs>
+          <w:tab w:val="num" w:pos="5760"/>
+        </w:tabs>
+        <w:ind w:left="5760" w:hanging="360"/>
+      </w:pPr>
+      <w:rPr>
+        <w:rFonts w:ascii="Wingdings" w:hAnsi="Wingdings" w:hint="default"/>
+        <w:sz w:val="20"/>
+      </w:rPr>
+    </w:lvl>
+    <w:lvl w:ilvl="8" w:tentative="1">
+      <w:start w:val="1"/>
+      <w:numFmt w:val="bullet"/>
+      <w:lvlText w:val=""/>
+      <w:lvlJc w:val="left"/>
+      <w:pPr>
+        <w:tabs>
+          <w:tab w:val="num" w:pos="6480"/>
+        </w:tabs>
+        <w:ind w:left="6480" w:hanging="360"/>
+      </w:pPr>
+      <w:rPr>
+        <w:rFonts w:ascii="Wingdings" w:hAnsi="Wingdings" w:hint="default"/>
+        <w:sz w:val="20"/>
+      </w:rPr>
+    </w:lvl>
+  </w:abstractNum>
+  <w:num w:numId="1" w16cid:durableId="1895963426">
+    <w:abstractNumId w:val="4"/>
+  </w:num>
+  <w:num w:numId="2" w16cid:durableId="1626228300">
+    <w:abstractNumId w:val="2"/>
+  </w:num>
+  <w:num w:numId="3" w16cid:durableId="584455768">
+    <w:abstractNumId w:val="1"/>
+  </w:num>
+  <w:num w:numId="4" w16cid:durableId="1828091571">
+    <w:abstractNumId w:val="3"/>
+  </w:num>
+  <w:num w:numId="5" w16cid:durableId="1468281528">
+    <w:abstractNumId w:val="0"/>
+  </w:num>
+</w:numbering>
 </file>
 
 <file path=word/styles.xml><?xml version="1.0" encoding="utf-8"?>
@@ -8988,7 +10536,6 @@
   <w:style w:type="character" w:default="1" w:styleId="DefaultParagraphFont">
     <w:name w:val="Default Paragraph Font"/>
     <w:uiPriority w:val="1"/>
-    <w:semiHidden/>
     <w:unhideWhenUsed/>
   </w:style>
   <w:style w:type="table" w:default="1" w:styleId="TableNormal">

--- a/docs/Design_Document.docx
+++ b/docs/Design_Document.docx
@@ -2404,18 +2404,7 @@
           <w:sz w:val="26"/>
           <w:szCs w:val="26"/>
         </w:rPr>
-        <w:t xml:space="preserve">2.1 </w:t>
-      </w:r>
-      <w:r>
-        <w:rPr>
-          <w:rFonts w:ascii="Times New Roman" w:eastAsia="Arial" w:hAnsi="Times New Roman" w:cs="Times New Roman"/>
-          <w:b/>
-          <w:bCs/>
-          <w:color w:val="000000" w:themeColor="text1"/>
-          <w:sz w:val="26"/>
-          <w:szCs w:val="26"/>
-        </w:rPr>
-        <w:t>Threat Model</w:t>
+        <w:t>2.1 Threat Model</w:t>
       </w:r>
       <w:bookmarkEnd w:id="2"/>
     </w:p>
@@ -2759,8 +2748,18 @@
           <w:numId w:val="3"/>
         </w:numPr>
         <w:jc w:val="both"/>
-      </w:pPr>
-      <w:r>
+        <w:rPr>
+          <w:rFonts w:ascii="Times New Roman" w:hAnsi="Times New Roman" w:cs="Times New Roman"/>
+          <w:sz w:val="26"/>
+          <w:szCs w:val="26"/>
+        </w:rPr>
+      </w:pPr>
+      <w:r>
+        <w:rPr>
+          <w:rFonts w:ascii="Times New Roman" w:hAnsi="Times New Roman" w:cs="Times New Roman"/>
+          <w:sz w:val="26"/>
+          <w:szCs w:val="26"/>
+        </w:rPr>
         <w:t>Bộ sinh số ngẫu nhiên mật mã (secrets.randbits) tạo ra khóa và hệ số đa thức không thể dự đoán.</w:t>
       </w:r>
     </w:p>
@@ -2771,20 +2770,37 @@
           <w:numId w:val="3"/>
         </w:numPr>
         <w:jc w:val="both"/>
-      </w:pPr>
-      <w:r>
+        <w:rPr>
+          <w:rFonts w:ascii="Times New Roman" w:hAnsi="Times New Roman" w:cs="Times New Roman"/>
+          <w:sz w:val="26"/>
+          <w:szCs w:val="26"/>
+        </w:rPr>
+      </w:pPr>
+      <w:r>
+        <w:rPr>
+          <w:rFonts w:ascii="Times New Roman" w:hAnsi="Times New Roman" w:cs="Times New Roman"/>
+          <w:sz w:val="26"/>
+          <w:szCs w:val="26"/>
+        </w:rPr>
         <w:t>Số nguyên tố</w:t>
       </w:r>
     </w:p>
     <w:p>
       <w:pPr>
         <w:jc w:val="both"/>
+        <w:rPr>
+          <w:rFonts w:ascii="Times New Roman" w:hAnsi="Times New Roman" w:cs="Times New Roman"/>
+          <w:sz w:val="26"/>
+          <w:szCs w:val="26"/>
+        </w:rPr>
       </w:pPr>
       <m:oMathPara>
         <m:oMath>
           <m:r>
             <w:rPr>
-              <w:rFonts w:ascii="Cambria Math" w:hAnsi="Cambria Math"/>
+              <w:rFonts w:ascii="Cambria Math" w:hAnsi="Cambria Math" w:cs="Times New Roman"/>
+              <w:sz w:val="26"/>
+              <w:szCs w:val="26"/>
             </w:rPr>
             <m:t>p=</m:t>
           </m:r>
@@ -2792,14 +2808,18 @@
             <m:sSupPr>
               <m:ctrlPr>
                 <w:rPr>
-                  <w:rFonts w:ascii="Cambria Math" w:hAnsi="Cambria Math"/>
+                  <w:rFonts w:ascii="Cambria Math" w:hAnsi="Cambria Math" w:cs="Times New Roman"/>
+                  <w:sz w:val="26"/>
+                  <w:szCs w:val="26"/>
                 </w:rPr>
               </m:ctrlPr>
             </m:sSupPr>
             <m:e>
               <m:r>
                 <w:rPr>
-                  <w:rFonts w:ascii="Cambria Math" w:hAnsi="Cambria Math"/>
+                  <w:rFonts w:ascii="Cambria Math" w:hAnsi="Cambria Math" w:cs="Times New Roman"/>
+                  <w:sz w:val="26"/>
+                  <w:szCs w:val="26"/>
                 </w:rPr>
                 <m:t>2</m:t>
               </m:r>
@@ -2807,7 +2827,9 @@
             <m:sup>
               <m:r>
                 <w:rPr>
-                  <w:rFonts w:ascii="Cambria Math" w:hAnsi="Cambria Math"/>
+                  <w:rFonts w:ascii="Cambria Math" w:hAnsi="Cambria Math" w:cs="Times New Roman"/>
+                  <w:sz w:val="26"/>
+                  <w:szCs w:val="26"/>
                 </w:rPr>
                 <m:t>257</m:t>
               </m:r>
@@ -2815,13 +2837,17 @@
           </m:sSup>
           <m:r>
             <w:rPr>
-              <w:rFonts w:ascii="Cambria Math" w:hAnsi="Cambria Math"/>
+              <w:rFonts w:ascii="Cambria Math" w:hAnsi="Cambria Math" w:cs="Times New Roman"/>
+              <w:sz w:val="26"/>
+              <w:szCs w:val="26"/>
             </w:rPr>
             <m:t>-93</m:t>
           </m:r>
           <m:r>
             <w:rPr>
-              <w:i/>
+              <w:rFonts w:ascii="Cambria Math" w:hAnsi="Cambria Math" w:cs="Times New Roman"/>
+              <w:sz w:val="26"/>
+              <w:szCs w:val="26"/>
             </w:rPr>
             <w:br/>
           </m:r>
@@ -2831,11 +2857,26 @@
     <w:p>
       <w:pPr>
         <w:jc w:val="both"/>
-      </w:pPr>
-      <w:r>
+        <w:rPr>
+          <w:rFonts w:ascii="Times New Roman" w:hAnsi="Times New Roman" w:cs="Times New Roman"/>
+          <w:sz w:val="26"/>
+          <w:szCs w:val="26"/>
+        </w:rPr>
+      </w:pPr>
+      <w:r>
+        <w:rPr>
+          <w:rFonts w:ascii="Times New Roman" w:hAnsi="Times New Roman" w:cs="Times New Roman"/>
+          <w:sz w:val="26"/>
+          <w:szCs w:val="26"/>
+        </w:rPr>
         <w:t>đủ lớn để biểu diễn toàn bộ khóa AES-256 và thực hiện các phép toán trên trường hữu hạn một cách chính xác.</w:t>
       </w:r>
       <w:r>
+        <w:rPr>
+          <w:rFonts w:ascii="Times New Roman" w:hAnsi="Times New Roman" w:cs="Times New Roman"/>
+          <w:sz w:val="26"/>
+          <w:szCs w:val="26"/>
+        </w:rPr>
         <w:br/>
         <w:t>4. Mỗi node chỉ lưu trữ đúng một share và không có node nào lưu toàn bộ khóa bí mật.</w:t>
       </w:r>
@@ -2844,14 +2885,20 @@
       <w:pPr>
         <w:jc w:val="both"/>
         <w:rPr>
+          <w:rFonts w:ascii="Times New Roman" w:hAnsi="Times New Roman" w:cs="Times New Roman"/>
           <w:b/>
           <w:bCs/>
-        </w:rPr>
-      </w:pPr>
-      <w:r>
-        <w:rPr>
+          <w:sz w:val="26"/>
+          <w:szCs w:val="26"/>
+        </w:rPr>
+      </w:pPr>
+      <w:r>
+        <w:rPr>
+          <w:rFonts w:ascii="Times New Roman" w:hAnsi="Times New Roman" w:cs="Times New Roman"/>
           <w:b/>
           <w:bCs/>
+          <w:sz w:val="26"/>
+          <w:szCs w:val="26"/>
         </w:rPr>
         <w:t>Security Guarantees</w:t>
       </w:r>
@@ -2859,8 +2906,18 @@
     <w:p>
       <w:pPr>
         <w:jc w:val="both"/>
-      </w:pPr>
-      <w:r>
+        <w:rPr>
+          <w:rFonts w:ascii="Times New Roman" w:hAnsi="Times New Roman" w:cs="Times New Roman"/>
+          <w:sz w:val="26"/>
+          <w:szCs w:val="26"/>
+        </w:rPr>
+      </w:pPr>
+      <w:r>
+        <w:rPr>
+          <w:rFonts w:ascii="Times New Roman" w:hAnsi="Times New Roman" w:cs="Times New Roman"/>
+          <w:sz w:val="26"/>
+          <w:szCs w:val="26"/>
+        </w:rPr>
         <w:t>Dưới các giả định trên, hệ thống cung cấp các đảm bảo sau:</w:t>
       </w:r>
     </w:p>
@@ -2868,15 +2925,28 @@
       <w:pPr>
         <w:ind w:left="360"/>
         <w:jc w:val="both"/>
-      </w:pPr>
-      <w:r>
-        <w:rPr>
+        <w:rPr>
+          <w:rFonts w:ascii="Times New Roman" w:hAnsi="Times New Roman" w:cs="Times New Roman"/>
+          <w:sz w:val="26"/>
+          <w:szCs w:val="26"/>
+        </w:rPr>
+      </w:pPr>
+      <w:r>
+        <w:rPr>
+          <w:rFonts w:ascii="Times New Roman" w:hAnsi="Times New Roman" w:cs="Times New Roman"/>
           <w:b/>
           <w:bCs/>
+          <w:sz w:val="26"/>
+          <w:szCs w:val="26"/>
         </w:rPr>
         <w:t>Threshold Security:</w:t>
       </w:r>
       <w:r>
+        <w:rPr>
+          <w:rFonts w:ascii="Times New Roman" w:hAnsi="Times New Roman" w:cs="Times New Roman"/>
+          <w:sz w:val="26"/>
+          <w:szCs w:val="26"/>
+        </w:rPr>
         <w:t xml:space="preserve"> Bất kỳ tập hợp nào có ít hơn 3 shares không thể xác định duy nhất khóa bí mật.</w:t>
       </w:r>
     </w:p>
@@ -2884,15 +2954,28 @@
       <w:pPr>
         <w:ind w:left="360"/>
         <w:jc w:val="both"/>
-      </w:pPr>
-      <w:r>
-        <w:rPr>
+        <w:rPr>
+          <w:rFonts w:ascii="Times New Roman" w:hAnsi="Times New Roman" w:cs="Times New Roman"/>
+          <w:sz w:val="26"/>
+          <w:szCs w:val="26"/>
+        </w:rPr>
+      </w:pPr>
+      <w:r>
+        <w:rPr>
+          <w:rFonts w:ascii="Times New Roman" w:hAnsi="Times New Roman" w:cs="Times New Roman"/>
           <w:b/>
           <w:bCs/>
+          <w:sz w:val="26"/>
+          <w:szCs w:val="26"/>
         </w:rPr>
         <w:t>Perfect Secrecy:</w:t>
       </w:r>
       <w:r>
+        <w:rPr>
+          <w:rFonts w:ascii="Times New Roman" w:hAnsi="Times New Roman" w:cs="Times New Roman"/>
+          <w:sz w:val="26"/>
+          <w:szCs w:val="26"/>
+        </w:rPr>
         <w:t xml:space="preserve"> Với 1 hoặc 2 shares, mọi giá trị bí mật trong trường GF(p) đều có xác suất như nhau; kẻ tấn công không thu được thêm thông tin nào về khóa thật.</w:t>
       </w:r>
     </w:p>
@@ -2900,15 +2983,28 @@
       <w:pPr>
         <w:ind w:left="360"/>
         <w:jc w:val="both"/>
-      </w:pPr>
-      <w:r>
-        <w:rPr>
+        <w:rPr>
+          <w:rFonts w:ascii="Times New Roman" w:hAnsi="Times New Roman" w:cs="Times New Roman"/>
+          <w:sz w:val="26"/>
+          <w:szCs w:val="26"/>
+        </w:rPr>
+      </w:pPr>
+      <w:r>
+        <w:rPr>
+          <w:rFonts w:ascii="Times New Roman" w:hAnsi="Times New Roman" w:cs="Times New Roman"/>
           <w:b/>
           <w:bCs/>
+          <w:sz w:val="26"/>
+          <w:szCs w:val="26"/>
         </w:rPr>
         <w:t>Confidentiality:</w:t>
       </w:r>
       <w:r>
+        <w:rPr>
+          <w:rFonts w:ascii="Times New Roman" w:hAnsi="Times New Roman" w:cs="Times New Roman"/>
+          <w:sz w:val="26"/>
+          <w:szCs w:val="26"/>
+        </w:rPr>
         <w:t xml:space="preserve"> Dữ liệu trong database.enc không thể đọc được nếu không khôi phục đúng khóa AES-256.</w:t>
       </w:r>
     </w:p>
@@ -2916,15 +3012,28 @@
       <w:pPr>
         <w:ind w:left="360"/>
         <w:jc w:val="both"/>
-      </w:pPr>
-      <w:r>
-        <w:rPr>
+        <w:rPr>
+          <w:rFonts w:ascii="Times New Roman" w:hAnsi="Times New Roman" w:cs="Times New Roman"/>
+          <w:sz w:val="26"/>
+          <w:szCs w:val="26"/>
+        </w:rPr>
+      </w:pPr>
+      <w:r>
+        <w:rPr>
+          <w:rFonts w:ascii="Times New Roman" w:hAnsi="Times New Roman" w:cs="Times New Roman"/>
           <w:b/>
           <w:bCs/>
+          <w:sz w:val="26"/>
+          <w:szCs w:val="26"/>
         </w:rPr>
         <w:t>Fault Tolerance:</w:t>
       </w:r>
       <w:r>
+        <w:rPr>
+          <w:rFonts w:ascii="Times New Roman" w:hAnsi="Times New Roman" w:cs="Times New Roman"/>
+          <w:sz w:val="26"/>
+          <w:szCs w:val="26"/>
+        </w:rPr>
         <w:t xml:space="preserve"> Hệ thống vẫn hoạt động bình thường khi tối đa 2 node bị lỗi hoặc ngoại tuyến.</w:t>
       </w:r>
     </w:p>
@@ -2932,15 +3041,28 @@
       <w:pPr>
         <w:ind w:left="360"/>
         <w:jc w:val="both"/>
-      </w:pPr>
-      <w:r>
-        <w:rPr>
+        <w:rPr>
+          <w:rFonts w:ascii="Times New Roman" w:hAnsi="Times New Roman" w:cs="Times New Roman"/>
+          <w:sz w:val="26"/>
+          <w:szCs w:val="26"/>
+        </w:rPr>
+      </w:pPr>
+      <w:r>
+        <w:rPr>
+          <w:rFonts w:ascii="Times New Roman" w:hAnsi="Times New Roman" w:cs="Times New Roman"/>
           <w:b/>
           <w:bCs/>
+          <w:sz w:val="26"/>
+          <w:szCs w:val="26"/>
         </w:rPr>
         <w:t>No Single Point of Failure:</w:t>
       </w:r>
       <w:r>
+        <w:rPr>
+          <w:rFonts w:ascii="Times New Roman" w:hAnsi="Times New Roman" w:cs="Times New Roman"/>
+          <w:sz w:val="26"/>
+          <w:szCs w:val="26"/>
+        </w:rPr>
         <w:t xml:space="preserve"> Không node đơn lẻ nào chứa đủ thông tin để khôi phục khóa bí mật.</w:t>
       </w:r>
     </w:p>
@@ -2948,14 +3070,20 @@
       <w:pPr>
         <w:jc w:val="both"/>
         <w:rPr>
+          <w:rFonts w:ascii="Times New Roman" w:hAnsi="Times New Roman" w:cs="Times New Roman"/>
           <w:b/>
           <w:bCs/>
-        </w:rPr>
-      </w:pPr>
-      <w:r>
-        <w:rPr>
+          <w:sz w:val="26"/>
+          <w:szCs w:val="26"/>
+        </w:rPr>
+      </w:pPr>
+      <w:r>
+        <w:rPr>
+          <w:rFonts w:ascii="Times New Roman" w:hAnsi="Times New Roman" w:cs="Times New Roman"/>
           <w:b/>
           <w:bCs/>
+          <w:sz w:val="26"/>
+          <w:szCs w:val="26"/>
         </w:rPr>
         <w:t>Demonstrated Attacks</w:t>
       </w:r>
@@ -2963,18 +3091,36 @@
     <w:p>
       <w:pPr>
         <w:jc w:val="both"/>
-      </w:pPr>
-      <w:r>
+        <w:rPr>
+          <w:rFonts w:ascii="Times New Roman" w:hAnsi="Times New Roman" w:cs="Times New Roman"/>
+          <w:sz w:val="26"/>
+          <w:szCs w:val="26"/>
+        </w:rPr>
+      </w:pPr>
+      <w:r>
+        <w:rPr>
+          <w:rFonts w:ascii="Times New Roman" w:hAnsi="Times New Roman" w:cs="Times New Roman"/>
+          <w:sz w:val="26"/>
+          <w:szCs w:val="26"/>
+        </w:rPr>
         <w:t xml:space="preserve">Để xác minh mô hình đe dọa, hệ thống triển khai chế độ </w:t>
       </w:r>
       <w:r>
         <w:rPr>
+          <w:rFonts w:ascii="Times New Roman" w:hAnsi="Times New Roman" w:cs="Times New Roman"/>
           <w:b/>
           <w:bCs/>
+          <w:sz w:val="26"/>
+          <w:szCs w:val="26"/>
         </w:rPr>
         <w:t>Hacker Mode</w:t>
       </w:r>
       <w:r>
+        <w:rPr>
+          <w:rFonts w:ascii="Times New Roman" w:hAnsi="Times New Roman" w:cs="Times New Roman"/>
+          <w:sz w:val="26"/>
+          <w:szCs w:val="26"/>
+        </w:rPr>
         <w:t xml:space="preserve"> mô phỏng các cuộc tấn công thực tế:</w:t>
       </w:r>
     </w:p>
@@ -2985,8 +3131,18 @@
           <w:numId w:val="5"/>
         </w:numPr>
         <w:jc w:val="both"/>
-      </w:pPr>
-      <w:r>
+        <w:rPr>
+          <w:rFonts w:ascii="Times New Roman" w:hAnsi="Times New Roman" w:cs="Times New Roman"/>
+          <w:sz w:val="26"/>
+          <w:szCs w:val="26"/>
+        </w:rPr>
+      </w:pPr>
+      <w:r>
+        <w:rPr>
+          <w:rFonts w:ascii="Times New Roman" w:hAnsi="Times New Roman" w:cs="Times New Roman"/>
+          <w:sz w:val="26"/>
+          <w:szCs w:val="26"/>
+        </w:rPr>
         <w:t>Khôi phục khóa bằng 2 shares.</w:t>
       </w:r>
     </w:p>
@@ -2997,8 +3153,18 @@
           <w:numId w:val="5"/>
         </w:numPr>
         <w:jc w:val="both"/>
-      </w:pPr>
-      <w:r>
+        <w:rPr>
+          <w:rFonts w:ascii="Times New Roman" w:hAnsi="Times New Roman" w:cs="Times New Roman"/>
+          <w:sz w:val="26"/>
+          <w:szCs w:val="26"/>
+        </w:rPr>
+      </w:pPr>
+      <w:r>
+        <w:rPr>
+          <w:rFonts w:ascii="Times New Roman" w:hAnsi="Times New Roman" w:cs="Times New Roman"/>
+          <w:sz w:val="26"/>
+          <w:szCs w:val="26"/>
+        </w:rPr>
         <w:t>Đánh cắp trực tiếp tệp database.enc.</w:t>
       </w:r>
     </w:p>
@@ -3009,8 +3175,18 @@
           <w:numId w:val="5"/>
         </w:numPr>
         <w:jc w:val="both"/>
-      </w:pPr>
-      <w:r>
+        <w:rPr>
+          <w:rFonts w:ascii="Times New Roman" w:hAnsi="Times New Roman" w:cs="Times New Roman"/>
+          <w:sz w:val="26"/>
+          <w:szCs w:val="26"/>
+        </w:rPr>
+      </w:pPr>
+      <w:r>
+        <w:rPr>
+          <w:rFonts w:ascii="Times New Roman" w:hAnsi="Times New Roman" w:cs="Times New Roman"/>
+          <w:sz w:val="26"/>
+          <w:szCs w:val="26"/>
+        </w:rPr>
         <w:t>Brute-force khóa từ một share.</w:t>
       </w:r>
     </w:p>
@@ -3021,16 +3197,36 @@
           <w:numId w:val="5"/>
         </w:numPr>
         <w:jc w:val="both"/>
-      </w:pPr>
-      <w:r>
+        <w:rPr>
+          <w:rFonts w:ascii="Times New Roman" w:hAnsi="Times New Roman" w:cs="Times New Roman"/>
+          <w:sz w:val="26"/>
+          <w:szCs w:val="26"/>
+        </w:rPr>
+      </w:pPr>
+      <w:r>
+        <w:rPr>
+          <w:rFonts w:ascii="Times New Roman" w:hAnsi="Times New Roman" w:cs="Times New Roman"/>
+          <w:sz w:val="26"/>
+          <w:szCs w:val="26"/>
+        </w:rPr>
         <w:t>Giải mã cơ sở dữ liệu bằng khóa AES ngẫu nhiên.</w:t>
       </w:r>
     </w:p>
     <w:p>
       <w:pPr>
         <w:jc w:val="both"/>
-      </w:pPr>
-      <w:r>
+        <w:rPr>
+          <w:rFonts w:ascii="Times New Roman" w:hAnsi="Times New Roman" w:cs="Times New Roman"/>
+          <w:sz w:val="26"/>
+          <w:szCs w:val="26"/>
+        </w:rPr>
+      </w:pPr>
+      <w:r>
+        <w:rPr>
+          <w:rFonts w:ascii="Times New Roman" w:hAnsi="Times New Roman" w:cs="Times New Roman"/>
+          <w:sz w:val="26"/>
+          <w:szCs w:val="26"/>
+        </w:rPr>
         <w:t>Tất cả các kịch bản trên đều thất bại trong quá trình thực nghiệm, qua đó xác nhận rằng cơ chế Shamir (3,5) bảo vệ thành công khóa bí mật trước các mối đe dọa được mô hình hóa.</w:t>
       </w:r>
     </w:p>
@@ -3658,6 +3854,7 @@
           <w:sz w:val="26"/>
           <w:szCs w:val="26"/>
         </w:rPr>
+        <w:lastRenderedPageBreak/>
         <w:t>Các share được tạo dưới dạng:</w:t>
       </w:r>
     </w:p>
@@ -3773,7 +3970,6 @@
           <w:sz w:val="26"/>
           <w:szCs w:val="26"/>
         </w:rPr>
-        <w:lastRenderedPageBreak/>
         <w:t>Mỗi share được lưu riêng biệt tại một node độc lập và được cung cấp thông qua HTTP endpoint. Vì mỗi node chỉ nắm giữ một điểm trên đa thức nên không node nào có thể tự phục hồi khóa bí mật.</w:t>
       </w:r>
     </w:p>
@@ -4991,6 +5187,7 @@
               <w:sz w:val="26"/>
               <w:szCs w:val="26"/>
             </w:rPr>
+            <w:lastRenderedPageBreak/>
             <m:t>k&lt;t⇒</m:t>
           </m:r>
           <m:r>
@@ -5219,7 +5416,6 @@
           <w:sz w:val="26"/>
           <w:szCs w:val="26"/>
         </w:rPr>
-        <w:lastRenderedPageBreak/>
         <w:t xml:space="preserve">Trong hệ thống demo, recovery module vẫn cố gắng nội suy bằng số share hiện có, kết quả tạo ra một “fake secret”, khóa sai này được dùng để giải mã AES, file giải mã thu được chứa dữ liệu lỗi hoặc gibberish. </w:t>
       </w:r>
     </w:p>
@@ -5987,7 +6183,17 @@
                 <w:sz w:val="26"/>
                 <w:szCs w:val="26"/>
               </w:rPr>
-              <w:t>Thiết kế node không trạng thái (stateless) phù hợp với nguyên tắc siteautonomy: mỗi node hoạt động độc lập và không yêu cầu cơ chế giao tiếp hay đồng bộ hóa phức tạp giữa các node</w:t>
+              <w:t xml:space="preserve">Thiết kế node không trạng thái (stateless) phù hợp với nguyên tắc siteautonomy: mỗi node hoạt động </w:t>
+            </w:r>
+            <w:r>
+              <w:rPr>
+                <w:rFonts w:ascii="Times New Roman" w:hAnsi="Times New Roman" w:cs="Times New Roman"/>
+                <w:color w:val="000000" w:themeColor="text1"/>
+                <w:sz w:val="26"/>
+                <w:szCs w:val="26"/>
+              </w:rPr>
+              <w:lastRenderedPageBreak/>
+              <w:t>độc lập và không yêu cầu cơ chế giao tiếp hay đồng bộ hóa phức tạp giữa các node</w:t>
             </w:r>
             <w:r>
               <w:rPr>
@@ -7787,7 +7993,6 @@
           <w:sz w:val="26"/>
           <w:szCs w:val="26"/>
         </w:rPr>
-        <w:lastRenderedPageBreak/>
         <w:drawing>
           <wp:anchor distT="0" distB="0" distL="114300" distR="114300" simplePos="0" relativeHeight="251658240" behindDoc="0" locked="0" layoutInCell="1" allowOverlap="1" wp14:anchorId="14D72291" wp14:editId="0F8F497E">
             <wp:simplePos x="0" y="0"/>
@@ -10536,6 +10741,7 @@
   <w:style w:type="character" w:default="1" w:styleId="DefaultParagraphFont">
     <w:name w:val="Default Paragraph Font"/>
     <w:uiPriority w:val="1"/>
+    <w:semiHidden/>
     <w:unhideWhenUsed/>
   </w:style>
   <w:style w:type="table" w:default="1" w:styleId="TableNormal">
